--- a/docs/3-云作业-学生使用手册.docx
+++ b/docs/3-云作业-学生使用手册.docx
@@ -535,27 +535,7 @@
           <w:sz w:val="20"/>
           <w:szCs w:val="20"/>
         </w:rPr>
-        <w:t xml:space="preserve">如果老师开启了自助注册，登录页上方会出现「注册」标签，你可以自己注册账号；注册后</w:t>
-      </w:r>
-      <w:r>
-        <w:rPr>
-          <w:rFonts w:ascii="宋体" w:hAnsi="宋体" w:eastAsia="宋体" w:cs="宋体"/>
-          <w:b/>
-          <w:bCs/>
-          <w:color w:val="14602F"/>
-          <w:sz w:val="20"/>
-          <w:szCs w:val="20"/>
-        </w:rPr>
-        <w:t xml:space="preserve">要联系老师把你加进班级</w:t>
-      </w:r>
-      <w:r>
-        <w:rPr>
-          <w:rFonts w:ascii="宋体" w:hAnsi="宋体" w:eastAsia="宋体" w:cs="宋体"/>
-          <w:color w:val="14602F"/>
-          <w:sz w:val="20"/>
-          <w:szCs w:val="20"/>
-        </w:rPr>
-        <w:t xml:space="preserve">，否则看不到作业。</w:t>
+        <w:t xml:space="preserve">如果老师开启了自助注册，登录页上方会出现「注册」标签，你可以自己注册账号（见 1.2）。</w:t>
       </w:r>
     </w:p>
     <w:p>
@@ -569,278 +549,121 @@
           <w:b/>
           <w:bCs/>
         </w:rPr>
-        <w:t xml:space="preserve">1.2 没有账号、忘记密码怎么办</w:t>
-      </w:r>
-    </w:p>
-    <w:tbl>
-      <w:tblPr>
-        <w:tblW w:w="9412" w:type="dxa"/>
-        <w:tblBorders>
-          <w:top w:val="single" w:sz="4" w:space="0" w:color="D3DBE8"/>
-          <w:left w:val="single" w:sz="4" w:space="0" w:color="D3DBE8"/>
-          <w:bottom w:val="single" w:sz="4" w:space="0" w:color="D3DBE8"/>
-          <w:right w:val="single" w:sz="4" w:space="0" w:color="D3DBE8"/>
-          <w:insideH w:val="single" w:sz="4" w:space="0" w:color="D3DBE8"/>
-          <w:insideV w:val="single" w:sz="4" w:space="0" w:color="D3DBE8"/>
-        </w:tblBorders>
-        <w:tblCellMar>
-          <w:top w:w="70" w:type="dxa"/>
-          <w:left w:w="110" w:type="dxa"/>
-          <w:bottom w:w="70" w:type="dxa"/>
-          <w:right w:w="110" w:type="dxa"/>
-        </w:tblCellMar>
-      </w:tblPr>
-      <w:tblGrid>
-        <w:gridCol w:w="2824"/>
-        <w:gridCol w:w="6588"/>
-      </w:tblGrid>
-      <w:tr>
-        <w:trPr>
-          <w:tblHeader/>
-          <w:cantSplit/>
-        </w:trPr>
-        <w:tc>
-          <w:tcPr>
-            <w:tcW w:w="2824" w:type="dxa"/>
-            <w:shd w:val="clear" w:color="auto" w:fill="EAF1FF"/>
-            <w:vAlign w:val="center"/>
-          </w:tcPr>
-          <w:p>
-            <w:pPr>
-              <w:pStyle w:val="TableText"/>
-            </w:pPr>
-            <w:r>
-              <w:rPr>
-                <w:rFonts w:ascii="微软雅黑" w:hAnsi="微软雅黑" w:eastAsia="微软雅黑" w:cs="微软雅黑"/>
-                <w:b/>
-                <w:bCs/>
-                <w:color w:val="1B3A7A"/>
-                <w:sz w:val="19"/>
-                <w:szCs w:val="19"/>
-              </w:rPr>
-              <w:t xml:space="preserve">情况</w:t>
-            </w:r>
-          </w:p>
-        </w:tc>
-        <w:tc>
-          <w:tcPr>
-            <w:tcW w:w="6588" w:type="dxa"/>
-            <w:shd w:val="clear" w:color="auto" w:fill="EAF1FF"/>
-            <w:vAlign w:val="center"/>
-          </w:tcPr>
-          <w:p>
-            <w:pPr>
-              <w:pStyle w:val="TableText"/>
-            </w:pPr>
-            <w:r>
-              <w:rPr>
-                <w:rFonts w:ascii="微软雅黑" w:hAnsi="微软雅黑" w:eastAsia="微软雅黑" w:cs="微软雅黑"/>
-                <w:b/>
-                <w:bCs/>
-                <w:color w:val="1B3A7A"/>
-                <w:sz w:val="19"/>
-                <w:szCs w:val="19"/>
-              </w:rPr>
-              <w:t xml:space="preserve">解决办法</w:t>
-            </w:r>
-          </w:p>
-        </w:tc>
-      </w:tr>
-      <w:tr>
-        <w:trPr>
-          <w:cantSplit/>
-        </w:trPr>
-        <w:tc>
-          <w:tcPr>
-            <w:tcW w:w="2824" w:type="dxa"/>
-            <w:vAlign w:val="center"/>
-          </w:tcPr>
-          <w:p>
-            <w:pPr>
-              <w:pStyle w:val="TableText"/>
-            </w:pPr>
-            <w:r>
-              <w:rPr>
-                <w:rFonts w:ascii="宋体" w:hAnsi="宋体" w:eastAsia="宋体" w:cs="宋体"/>
-                <w:sz w:val="19"/>
-                <w:szCs w:val="19"/>
-              </w:rPr>
-              <w:t xml:space="preserve">还没有账号</w:t>
-            </w:r>
-          </w:p>
-        </w:tc>
-        <w:tc>
-          <w:tcPr>
-            <w:tcW w:w="6588" w:type="dxa"/>
-            <w:vAlign w:val="center"/>
-          </w:tcPr>
-          <w:p>
-            <w:pPr>
-              <w:pStyle w:val="TableText"/>
-            </w:pPr>
-            <w:r>
-              <w:rPr>
-                <w:rFonts w:ascii="宋体" w:hAnsi="宋体" w:eastAsia="宋体" w:cs="宋体"/>
-                <w:sz w:val="19"/>
-                <w:szCs w:val="19"/>
-              </w:rPr>
-              <w:t xml:space="preserve">联系老师，老师在后台可以一次给全班建号</w:t>
-            </w:r>
-          </w:p>
-        </w:tc>
-      </w:tr>
-      <w:tr>
-        <w:trPr>
-          <w:cantSplit/>
-        </w:trPr>
-        <w:tc>
-          <w:tcPr>
-            <w:tcW w:w="2824" w:type="dxa"/>
-            <w:vAlign w:val="center"/>
-          </w:tcPr>
-          <w:p>
-            <w:pPr>
-              <w:pStyle w:val="TableText"/>
-            </w:pPr>
-            <w:r>
-              <w:rPr>
-                <w:rFonts w:ascii="宋体" w:hAnsi="宋体" w:eastAsia="宋体" w:cs="宋体"/>
-                <w:sz w:val="19"/>
-                <w:szCs w:val="19"/>
-              </w:rPr>
-              <w:t xml:space="preserve">忘记密码</w:t>
-            </w:r>
-          </w:p>
-        </w:tc>
-        <w:tc>
-          <w:tcPr>
-            <w:tcW w:w="6588" w:type="dxa"/>
-            <w:vAlign w:val="center"/>
-          </w:tcPr>
-          <w:p>
-            <w:pPr>
-              <w:pStyle w:val="TableText"/>
-            </w:pPr>
-            <w:r>
-              <w:rPr>
-                <w:rFonts w:ascii="宋体" w:hAnsi="宋体" w:eastAsia="宋体" w:cs="宋体"/>
-                <w:sz w:val="19"/>
-                <w:szCs w:val="19"/>
-              </w:rPr>
-              <w:t xml:space="preserve">联系老师帮你重置（系统不支持自己找回）</w:t>
-            </w:r>
-          </w:p>
-        </w:tc>
-      </w:tr>
-      <w:tr>
-        <w:trPr>
-          <w:cantSplit/>
-        </w:trPr>
-        <w:tc>
-          <w:tcPr>
-            <w:tcW w:w="2824" w:type="dxa"/>
-            <w:vAlign w:val="center"/>
-          </w:tcPr>
-          <w:p>
-            <w:pPr>
-              <w:pStyle w:val="TableText"/>
-            </w:pPr>
-            <w:r>
-              <w:rPr>
-                <w:rFonts w:ascii="宋体" w:hAnsi="宋体" w:eastAsia="宋体" w:cs="宋体"/>
-                <w:sz w:val="19"/>
-                <w:szCs w:val="19"/>
-              </w:rPr>
-              <w:t xml:space="preserve">提示「账号已被停用」</w:t>
-            </w:r>
-          </w:p>
-        </w:tc>
-        <w:tc>
-          <w:tcPr>
-            <w:tcW w:w="6588" w:type="dxa"/>
-            <w:vAlign w:val="center"/>
-          </w:tcPr>
-          <w:p>
-            <w:pPr>
-              <w:pStyle w:val="TableText"/>
-            </w:pPr>
-            <w:r>
-              <w:rPr>
-                <w:rFonts w:ascii="宋体" w:hAnsi="宋体" w:eastAsia="宋体" w:cs="宋体"/>
-                <w:sz w:val="19"/>
-                <w:szCs w:val="19"/>
-              </w:rPr>
-              <w:t xml:space="preserve">老师暂时关闭了你的账号，请联系老师</w:t>
-            </w:r>
-          </w:p>
-        </w:tc>
-      </w:tr>
-      <w:tr>
-        <w:trPr>
-          <w:cantSplit/>
-        </w:trPr>
-        <w:tc>
-          <w:tcPr>
-            <w:tcW w:w="2824" w:type="dxa"/>
-            <w:vAlign w:val="center"/>
-          </w:tcPr>
-          <w:p>
-            <w:pPr>
-              <w:pStyle w:val="TableText"/>
-            </w:pPr>
-            <w:r>
-              <w:rPr>
-                <w:rFonts w:ascii="宋体" w:hAnsi="宋体" w:eastAsia="宋体" w:cs="宋体"/>
-                <w:sz w:val="19"/>
-                <w:szCs w:val="19"/>
-              </w:rPr>
-              <w:t xml:space="preserve">提示「用户名或密码错误」</w:t>
-            </w:r>
-          </w:p>
-        </w:tc>
-        <w:tc>
-          <w:tcPr>
-            <w:tcW w:w="6588" w:type="dxa"/>
-            <w:vAlign w:val="center"/>
-          </w:tcPr>
-          <w:p>
-            <w:pPr>
-              <w:pStyle w:val="TableText"/>
-            </w:pPr>
-            <w:r>
-              <w:rPr>
-                <w:rFonts w:ascii="宋体" w:hAnsi="宋体" w:eastAsia="宋体" w:cs="宋体"/>
-                <w:sz w:val="19"/>
-                <w:szCs w:val="19"/>
-              </w:rPr>
-              <w:t xml:space="preserve">检查大小写、前后有没有多余空格；仍不行就找老师</w:t>
-            </w:r>
-          </w:p>
-        </w:tc>
-      </w:tr>
-    </w:tbl>
-    <w:p>
-      <w:pPr>
-        <w:pStyle w:val="TableText"/>
-      </w:pPr>
-    </w:p>
-    <w:p>
-      <w:r>
-        <w:br w:type="page"/>
-      </w:r>
-    </w:p>
-    <w:p>
-      <w:pPr>
-        <w:pStyle w:val="Heading1"/>
-        <w:keepNext/>
-      </w:pPr>
-      <w:r>
-        <w:rPr>
-          <w:rFonts w:ascii="微软雅黑" w:hAnsi="微软雅黑" w:eastAsia="微软雅黑" w:cs="微软雅黑"/>
-          <w:b/>
-          <w:bCs/>
-        </w:rPr>
-        <w:t xml:space="preserve">二、认识「我的作业」页面</w:t>
+        <w:t xml:space="preserve">1.2 自己注册账号（老师开放注册时）</w:t>
+      </w:r>
+    </w:p>
+    <w:p>
+      <w:pPr>
+        <w:pStyle w:val="ListText"/>
+        <w:ind w:left="454" w:hanging="240"/>
+      </w:pPr>
+      <w:r>
+        <w:rPr>
+          <w:rFonts w:ascii="微软雅黑" w:hAnsi="微软雅黑" w:eastAsia="微软雅黑" w:cs="微软雅黑"/>
+          <w:b/>
+          <w:bCs/>
+          <w:color w:val="2B6CF6"/>
+        </w:rPr>
+        <w:t xml:space="preserve">1. </w:t>
+      </w:r>
+      <w:r>
+        <w:rPr>
+          <w:rFonts w:ascii="宋体" w:hAnsi="宋体" w:eastAsia="宋体" w:cs="宋体"/>
+        </w:rPr>
+        <w:t xml:space="preserve">在登录页点上方「注册」标签。</w:t>
+      </w:r>
+    </w:p>
+    <w:p>
+      <w:pPr>
+        <w:pStyle w:val="ListText"/>
+        <w:ind w:left="454" w:hanging="240"/>
+      </w:pPr>
+      <w:r>
+        <w:rPr>
+          <w:rFonts w:ascii="微软雅黑" w:hAnsi="微软雅黑" w:eastAsia="微软雅黑" w:cs="微软雅黑"/>
+          <w:b/>
+          <w:bCs/>
+          <w:color w:val="2B6CF6"/>
+        </w:rPr>
+        <w:t xml:space="preserve">2. </w:t>
+      </w:r>
+      <w:r>
+        <w:rPr>
+          <w:rFonts w:ascii="宋体" w:hAnsi="宋体" w:eastAsia="宋体" w:cs="宋体"/>
+        </w:rPr>
+        <w:t xml:space="preserve">填写用户名（建议用</w:t>
+      </w:r>
+      <w:r>
+        <w:rPr>
+          <w:rFonts w:ascii="宋体" w:hAnsi="宋体" w:eastAsia="宋体" w:cs="宋体"/>
+          <w:b/>
+          <w:bCs/>
+          <w:color w:val="16233D"/>
+        </w:rPr>
+        <w:t xml:space="preserve">学号</w:t>
+      </w:r>
+      <w:r>
+        <w:rPr>
+          <w:rFonts w:ascii="宋体" w:hAnsi="宋体" w:eastAsia="宋体" w:cs="宋体"/>
+        </w:rPr>
+        <w:t xml:space="preserve">）、姓名、密码（至少 6 位）。</w:t>
+      </w:r>
+    </w:p>
+    <w:p>
+      <w:pPr>
+        <w:pStyle w:val="ListText"/>
+        <w:ind w:left="454" w:hanging="240"/>
+      </w:pPr>
+      <w:r>
+        <w:rPr>
+          <w:rFonts w:ascii="微软雅黑" w:hAnsi="微软雅黑" w:eastAsia="微软雅黑" w:cs="微软雅黑"/>
+          <w:b/>
+          <w:bCs/>
+          <w:color w:val="2B6CF6"/>
+        </w:rPr>
+        <w:t xml:space="preserve">3. </w:t>
+      </w:r>
+      <w:r>
+        <w:rPr>
+          <w:rFonts w:ascii="宋体" w:hAnsi="宋体" w:eastAsia="宋体" w:cs="宋体"/>
+        </w:rPr>
+        <w:t xml:space="preserve">如果老师允许自选班级，「选择班级」里选上你所在的班级 —— </w:t>
+      </w:r>
+      <w:r>
+        <w:rPr>
+          <w:rFonts w:ascii="宋体" w:hAnsi="宋体" w:eastAsia="宋体" w:cs="宋体"/>
+          <w:b/>
+          <w:bCs/>
+          <w:color w:val="16233D"/>
+        </w:rPr>
+        <w:t xml:space="preserve">不选班级就只能看到面向全体学生的作业</w:t>
+      </w:r>
+      <w:r>
+        <w:rPr>
+          <w:rFonts w:ascii="宋体" w:hAnsi="宋体" w:eastAsia="宋体" w:cs="宋体"/>
+        </w:rPr>
+        <w:t xml:space="preserve">。</w:t>
+      </w:r>
+    </w:p>
+    <w:p>
+      <w:pPr>
+        <w:pStyle w:val="ListText"/>
+        <w:ind w:left="454" w:hanging="240"/>
+      </w:pPr>
+      <w:r>
+        <w:rPr>
+          <w:rFonts w:ascii="微软雅黑" w:hAnsi="微软雅黑" w:eastAsia="微软雅黑" w:cs="微软雅黑"/>
+          <w:b/>
+          <w:bCs/>
+          <w:color w:val="2B6CF6"/>
+        </w:rPr>
+        <w:t xml:space="preserve">4. </w:t>
+      </w:r>
+      <w:r>
+        <w:rPr>
+          <w:rFonts w:ascii="宋体" w:hAnsi="宋体" w:eastAsia="宋体" w:cs="宋体"/>
+        </w:rPr>
+        <w:t xml:space="preserve">点「注册并登录」，注册成功后自动进入「我的作业」。</w:t>
       </w:r>
     </w:p>
     <w:p>
@@ -905,7 +728,7 @@
           <w:sz w:val="18"/>
           <w:szCs w:val="18"/>
         </w:rPr>
-        <w:t xml:space="preserve">图 2　我的作业：上面是数据统计，中间是筛选标签，下面是作业卡片</w:t>
+        <w:t xml:space="preserve">图 2　注册页（第 4 项只有老师开启自选班级时才出现）</w:t>
       </w:r>
     </w:p>
     <w:p>
@@ -945,7 +768,7 @@
           <w:sz w:val="18"/>
           <w:szCs w:val="18"/>
         </w:rPr>
-        <w:t xml:space="preserve"> 待完成作业数量</w:t>
+        <w:t xml:space="preserve"> 用户名（建议用学号）</w:t>
       </w:r>
       <w:r>
         <w:rPr>
@@ -973,7 +796,7 @@
           <w:sz w:val="18"/>
           <w:szCs w:val="18"/>
         </w:rPr>
-        <w:t xml:space="preserve"> 状态筛选标签（可点）</w:t>
+        <w:t xml:space="preserve"> 姓名</w:t>
       </w:r>
       <w:r>
         <w:rPr>
@@ -1001,7 +824,7 @@
           <w:sz w:val="18"/>
           <w:szCs w:val="18"/>
         </w:rPr>
-        <w:t xml:space="preserve"> 作业卡片（点开看题目）</w:t>
+        <w:t xml:space="preserve"> 密码</w:t>
       </w:r>
       <w:r>
         <w:rPr>
@@ -1021,6 +844,579 @@
           <w:szCs w:val="18"/>
         </w:rPr>
         <w:t xml:space="preserve">4</w:t>
+      </w:r>
+      <w:r>
+        <w:rPr>
+          <w:rFonts w:ascii="宋体" w:hAnsi="宋体" w:eastAsia="宋体" w:cs="宋体"/>
+          <w:color w:val="47536B"/>
+          <w:sz w:val="18"/>
+          <w:szCs w:val="18"/>
+        </w:rPr>
+        <w:t xml:space="preserve"> 选择班级</w:t>
+      </w:r>
+      <w:r>
+        <w:rPr>
+          <w:rFonts w:ascii="宋体" w:hAnsi="宋体" w:eastAsia="宋体" w:cs="宋体"/>
+          <w:sz w:val="17"/>
+          <w:szCs w:val="17"/>
+        </w:rPr>
+        <w:t xml:space="preserve">　　</w:t>
+      </w:r>
+      <w:r>
+        <w:rPr>
+          <w:rFonts w:ascii="微软雅黑" w:hAnsi="微软雅黑" w:eastAsia="微软雅黑" w:cs="微软雅黑"/>
+          <w:b/>
+          <w:bCs/>
+          <w:color w:val="FF3B30"/>
+          <w:sz w:val="18"/>
+          <w:szCs w:val="18"/>
+        </w:rPr>
+        <w:t xml:space="preserve">5</w:t>
+      </w:r>
+      <w:r>
+        <w:rPr>
+          <w:rFonts w:ascii="宋体" w:hAnsi="宋体" w:eastAsia="宋体" w:cs="宋体"/>
+          <w:color w:val="47536B"/>
+          <w:sz w:val="18"/>
+          <w:szCs w:val="18"/>
+        </w:rPr>
+        <w:t xml:space="preserve"> 注册并登录</w:t>
+      </w:r>
+    </w:p>
+    <w:p>
+      <w:pPr>
+        <w:pStyle w:val="Heading2"/>
+        <w:keepNext/>
+      </w:pPr>
+      <w:r>
+        <w:rPr>
+          <w:rFonts w:ascii="微软雅黑" w:hAnsi="微软雅黑" w:eastAsia="微软雅黑" w:cs="微软雅黑"/>
+          <w:b/>
+          <w:bCs/>
+        </w:rPr>
+        <w:t xml:space="preserve">1.3 没有账号、忘记密码怎么办</w:t>
+      </w:r>
+    </w:p>
+    <w:tbl>
+      <w:tblPr>
+        <w:tblW w:w="9412" w:type="dxa"/>
+        <w:tblBorders>
+          <w:top w:val="single" w:sz="4" w:space="0" w:color="D3DBE8"/>
+          <w:left w:val="single" w:sz="4" w:space="0" w:color="D3DBE8"/>
+          <w:bottom w:val="single" w:sz="4" w:space="0" w:color="D3DBE8"/>
+          <w:right w:val="single" w:sz="4" w:space="0" w:color="D3DBE8"/>
+          <w:insideH w:val="single" w:sz="4" w:space="0" w:color="D3DBE8"/>
+          <w:insideV w:val="single" w:sz="4" w:space="0" w:color="D3DBE8"/>
+        </w:tblBorders>
+        <w:tblCellMar>
+          <w:top w:w="70" w:type="dxa"/>
+          <w:left w:w="110" w:type="dxa"/>
+          <w:bottom w:w="70" w:type="dxa"/>
+          <w:right w:w="110" w:type="dxa"/>
+        </w:tblCellMar>
+      </w:tblPr>
+      <w:tblGrid>
+        <w:gridCol w:w="3200"/>
+        <w:gridCol w:w="6212"/>
+      </w:tblGrid>
+      <w:tr>
+        <w:trPr>
+          <w:tblHeader/>
+          <w:cantSplit/>
+        </w:trPr>
+        <w:tc>
+          <w:tcPr>
+            <w:tcW w:w="3200" w:type="dxa"/>
+            <w:shd w:val="clear" w:color="auto" w:fill="EAF1FF"/>
+            <w:vAlign w:val="center"/>
+          </w:tcPr>
+          <w:p>
+            <w:pPr>
+              <w:pStyle w:val="TableText"/>
+            </w:pPr>
+            <w:r>
+              <w:rPr>
+                <w:rFonts w:ascii="微软雅黑" w:hAnsi="微软雅黑" w:eastAsia="微软雅黑" w:cs="微软雅黑"/>
+                <w:b/>
+                <w:bCs/>
+                <w:color w:val="1B3A7A"/>
+                <w:sz w:val="19"/>
+                <w:szCs w:val="19"/>
+              </w:rPr>
+              <w:t xml:space="preserve">情况</w:t>
+            </w:r>
+          </w:p>
+        </w:tc>
+        <w:tc>
+          <w:tcPr>
+            <w:tcW w:w="6212" w:type="dxa"/>
+            <w:shd w:val="clear" w:color="auto" w:fill="EAF1FF"/>
+            <w:vAlign w:val="center"/>
+          </w:tcPr>
+          <w:p>
+            <w:pPr>
+              <w:pStyle w:val="TableText"/>
+            </w:pPr>
+            <w:r>
+              <w:rPr>
+                <w:rFonts w:ascii="微软雅黑" w:hAnsi="微软雅黑" w:eastAsia="微软雅黑" w:cs="微软雅黑"/>
+                <w:b/>
+                <w:bCs/>
+                <w:color w:val="1B3A7A"/>
+                <w:sz w:val="19"/>
+                <w:szCs w:val="19"/>
+              </w:rPr>
+              <w:t xml:space="preserve">解决办法</w:t>
+            </w:r>
+          </w:p>
+        </w:tc>
+      </w:tr>
+      <w:tr>
+        <w:trPr>
+          <w:cantSplit/>
+        </w:trPr>
+        <w:tc>
+          <w:tcPr>
+            <w:tcW w:w="3200" w:type="dxa"/>
+            <w:vAlign w:val="center"/>
+          </w:tcPr>
+          <w:p>
+            <w:pPr>
+              <w:pStyle w:val="TableText"/>
+            </w:pPr>
+            <w:r>
+              <w:rPr>
+                <w:rFonts w:ascii="宋体" w:hAnsi="宋体" w:eastAsia="宋体" w:cs="宋体"/>
+                <w:sz w:val="19"/>
+                <w:szCs w:val="19"/>
+              </w:rPr>
+              <w:t xml:space="preserve">还没有账号</w:t>
+            </w:r>
+          </w:p>
+        </w:tc>
+        <w:tc>
+          <w:tcPr>
+            <w:tcW w:w="6212" w:type="dxa"/>
+            <w:vAlign w:val="center"/>
+          </w:tcPr>
+          <w:p>
+            <w:pPr>
+              <w:pStyle w:val="TableText"/>
+            </w:pPr>
+            <w:r>
+              <w:rPr>
+                <w:rFonts w:ascii="宋体" w:hAnsi="宋体" w:eastAsia="宋体" w:cs="宋体"/>
+                <w:sz w:val="19"/>
+                <w:szCs w:val="19"/>
+              </w:rPr>
+              <w:t xml:space="preserve">联系老师，老师在后台可以一次给全班建号</w:t>
+            </w:r>
+          </w:p>
+        </w:tc>
+      </w:tr>
+      <w:tr>
+        <w:trPr>
+          <w:cantSplit/>
+        </w:trPr>
+        <w:tc>
+          <w:tcPr>
+            <w:tcW w:w="3200" w:type="dxa"/>
+            <w:vAlign w:val="center"/>
+          </w:tcPr>
+          <w:p>
+            <w:pPr>
+              <w:pStyle w:val="TableText"/>
+            </w:pPr>
+            <w:r>
+              <w:rPr>
+                <w:rFonts w:ascii="宋体" w:hAnsi="宋体" w:eastAsia="宋体" w:cs="宋体"/>
+                <w:sz w:val="19"/>
+                <w:szCs w:val="19"/>
+              </w:rPr>
+              <w:t xml:space="preserve">忘记密码</w:t>
+            </w:r>
+          </w:p>
+        </w:tc>
+        <w:tc>
+          <w:tcPr>
+            <w:tcW w:w="6212" w:type="dxa"/>
+            <w:vAlign w:val="center"/>
+          </w:tcPr>
+          <w:p>
+            <w:pPr>
+              <w:pStyle w:val="TableText"/>
+            </w:pPr>
+            <w:r>
+              <w:rPr>
+                <w:rFonts w:ascii="宋体" w:hAnsi="宋体" w:eastAsia="宋体" w:cs="宋体"/>
+                <w:sz w:val="19"/>
+                <w:szCs w:val="19"/>
+              </w:rPr>
+              <w:t xml:space="preserve">联系老师帮你重置（系统不支持自己找回）</w:t>
+            </w:r>
+          </w:p>
+        </w:tc>
+      </w:tr>
+      <w:tr>
+        <w:trPr>
+          <w:cantSplit/>
+        </w:trPr>
+        <w:tc>
+          <w:tcPr>
+            <w:tcW w:w="3200" w:type="dxa"/>
+            <w:vAlign w:val="center"/>
+          </w:tcPr>
+          <w:p>
+            <w:pPr>
+              <w:pStyle w:val="TableText"/>
+            </w:pPr>
+            <w:r>
+              <w:rPr>
+                <w:rFonts w:ascii="宋体" w:hAnsi="宋体" w:eastAsia="宋体" w:cs="宋体"/>
+                <w:sz w:val="19"/>
+                <w:szCs w:val="19"/>
+              </w:rPr>
+              <w:t xml:space="preserve">提示「账号已被停用」</w:t>
+            </w:r>
+          </w:p>
+        </w:tc>
+        <w:tc>
+          <w:tcPr>
+            <w:tcW w:w="6212" w:type="dxa"/>
+            <w:vAlign w:val="center"/>
+          </w:tcPr>
+          <w:p>
+            <w:pPr>
+              <w:pStyle w:val="TableText"/>
+            </w:pPr>
+            <w:r>
+              <w:rPr>
+                <w:rFonts w:ascii="宋体" w:hAnsi="宋体" w:eastAsia="宋体" w:cs="宋体"/>
+                <w:sz w:val="19"/>
+                <w:szCs w:val="19"/>
+              </w:rPr>
+              <w:t xml:space="preserve">老师暂时关闭了你的账号，请联系老师</w:t>
+            </w:r>
+          </w:p>
+        </w:tc>
+      </w:tr>
+      <w:tr>
+        <w:trPr>
+          <w:cantSplit/>
+        </w:trPr>
+        <w:tc>
+          <w:tcPr>
+            <w:tcW w:w="3200" w:type="dxa"/>
+            <w:vAlign w:val="center"/>
+          </w:tcPr>
+          <w:p>
+            <w:pPr>
+              <w:pStyle w:val="TableText"/>
+            </w:pPr>
+            <w:r>
+              <w:rPr>
+                <w:rFonts w:ascii="宋体" w:hAnsi="宋体" w:eastAsia="宋体" w:cs="宋体"/>
+                <w:sz w:val="19"/>
+                <w:szCs w:val="19"/>
+              </w:rPr>
+              <w:t xml:space="preserve">提示「用户名或密码错误」</w:t>
+            </w:r>
+          </w:p>
+        </w:tc>
+        <w:tc>
+          <w:tcPr>
+            <w:tcW w:w="6212" w:type="dxa"/>
+            <w:vAlign w:val="center"/>
+          </w:tcPr>
+          <w:p>
+            <w:pPr>
+              <w:pStyle w:val="TableText"/>
+            </w:pPr>
+            <w:r>
+              <w:rPr>
+                <w:rFonts w:ascii="宋体" w:hAnsi="宋体" w:eastAsia="宋体" w:cs="宋体"/>
+                <w:sz w:val="19"/>
+                <w:szCs w:val="19"/>
+              </w:rPr>
+              <w:t xml:space="preserve">检查大小写、前后有没有多余空格；仍不行就找老师</w:t>
+            </w:r>
+          </w:p>
+        </w:tc>
+      </w:tr>
+      <w:tr>
+        <w:trPr>
+          <w:cantSplit/>
+        </w:trPr>
+        <w:tc>
+          <w:tcPr>
+            <w:tcW w:w="3200" w:type="dxa"/>
+            <w:vAlign w:val="center"/>
+          </w:tcPr>
+          <w:p>
+            <w:pPr>
+              <w:pStyle w:val="TableText"/>
+            </w:pPr>
+            <w:r>
+              <w:rPr>
+                <w:rFonts w:ascii="宋体" w:hAnsi="宋体" w:eastAsia="宋体" w:cs="宋体"/>
+                <w:sz w:val="19"/>
+                <w:szCs w:val="19"/>
+              </w:rPr>
+              <w:t xml:space="preserve">注册时提示「管理员已关闭自助注册」</w:t>
+            </w:r>
+          </w:p>
+        </w:tc>
+        <w:tc>
+          <w:tcPr>
+            <w:tcW w:w="6212" w:type="dxa"/>
+            <w:vAlign w:val="center"/>
+          </w:tcPr>
+          <w:p>
+            <w:pPr>
+              <w:pStyle w:val="TableText"/>
+            </w:pPr>
+            <w:r>
+              <w:rPr>
+                <w:rFonts w:ascii="宋体" w:hAnsi="宋体" w:eastAsia="宋体" w:cs="宋体"/>
+                <w:sz w:val="19"/>
+                <w:szCs w:val="19"/>
+              </w:rPr>
+              <w:t xml:space="preserve">注册入口被老师关闭了，请老师给你建号</w:t>
+            </w:r>
+          </w:p>
+        </w:tc>
+      </w:tr>
+    </w:tbl>
+    <w:p>
+      <w:pPr>
+        <w:pStyle w:val="TableText"/>
+      </w:pPr>
+    </w:p>
+    <w:p>
+      <w:r>
+        <w:br w:type="page"/>
+      </w:r>
+    </w:p>
+    <w:p>
+      <w:pPr>
+        <w:pStyle w:val="Heading1"/>
+        <w:keepNext/>
+      </w:pPr>
+      <w:r>
+        <w:rPr>
+          <w:rFonts w:ascii="微软雅黑" w:hAnsi="微软雅黑" w:eastAsia="微软雅黑" w:cs="微软雅黑"/>
+          <w:b/>
+          <w:bCs/>
+        </w:rPr>
+        <w:t xml:space="preserve">二、认识「我的作业」页面</w:t>
+      </w:r>
+    </w:p>
+    <w:p>
+      <w:pPr>
+        <w:pStyle w:val="BodyText"/>
+        <w:jc w:val="center"/>
+        <w:spacing w:before="120" w:after="40" w:line="240" w:lineRule="auto"/>
+        <w:keepNext/>
+      </w:pPr>
+      <w:r>
+        <w:drawing>
+          <wp:inline distT="0" distB="0" distL="0" distR="0">
+            <wp:extent cx="5486400" cy="3803904"/>
+            <wp:effectExtent l="0" t="0" r="0" b="0"/>
+            <wp:docPr id="3" name="图片 3"/>
+            <wp:cNvGraphicFramePr>
+              <a:graphicFrameLocks xmlns:a="http://schemas.openxmlformats.org/drawingml/2006/main" noChangeAspect="1"/>
+            </wp:cNvGraphicFramePr>
+            <a:graphic xmlns:a="http://schemas.openxmlformats.org/drawingml/2006/main">
+              <a:graphicData uri="http://schemas.openxmlformats.org/drawingml/2006/picture">
+                <pic:pic xmlns:pic="http://schemas.openxmlformats.org/drawingml/2006/picture">
+                  <pic:nvPicPr>
+                    <pic:cNvPr id="3" name="image3.png"/>
+                    <pic:cNvPicPr/>
+                  </pic:nvPicPr>
+                  <pic:blipFill>
+                    <a:blip xmlns:r="http://schemas.openxmlformats.org/officeDocument/2006/relationships" r:embed="rId103"/>
+                    <a:stretch>
+                      <a:fillRect/>
+                    </a:stretch>
+                  </pic:blipFill>
+                  <pic:spPr>
+                    <a:xfrm>
+                      <a:off x="0" y="0"/>
+                      <a:ext cx="5486400" cy="3803904"/>
+                    </a:xfrm>
+                    <a:prstGeom prst="rect">
+                      <a:avLst/>
+                    </a:prstGeom>
+                    <a:ln xmlns:a="http://schemas.openxmlformats.org/drawingml/2006/main">
+                      <a:solidFill>
+                        <a:srgbClr val="D3DBE8"/>
+                      </a:solidFill>
+                    </a:ln>
+                  </pic:spPr>
+                </pic:pic>
+              </a:graphicData>
+            </a:graphic>
+          </wp:inline>
+        </w:drawing>
+      </w:r>
+    </w:p>
+    <w:p>
+      <w:pPr>
+        <w:pStyle w:val="CaptionText"/>
+        <w:jc w:val="center"/>
+      </w:pPr>
+      <w:r>
+        <w:rPr>
+          <w:rFonts w:ascii="微软雅黑" w:hAnsi="微软雅黑" w:eastAsia="微软雅黑" w:cs="微软雅黑"/>
+          <w:color w:val="7A869A"/>
+          <w:sz w:val="18"/>
+          <w:szCs w:val="18"/>
+        </w:rPr>
+        <w:t xml:space="preserve">图 3　我的作业：上面是数据统计，中间是筛选标签，下面是作业卡片</w:t>
+      </w:r>
+    </w:p>
+    <w:p>
+      <w:pPr>
+        <w:pStyle w:val="LegendText"/>
+        <w:ind w:left="113" w:right="113"/>
+        <w:spacing w:before="40" w:after="200" w:line="280" w:lineRule="auto"/>
+        <w:shd w:val="clear" w:color="auto" w:fill="F7F9FD"/>
+        <w:pBdr>
+          <w:left w:val="single" w:sz="12" w:space="6" w:color="D3DBE8"/>
+        </w:pBdr>
+      </w:pPr>
+      <w:r>
+        <w:rPr>
+          <w:rFonts w:ascii="微软雅黑" w:hAnsi="微软雅黑" w:eastAsia="微软雅黑" w:cs="微软雅黑"/>
+          <w:color w:val="9AA6B9"/>
+          <w:sz w:val="17"/>
+          <w:szCs w:val="17"/>
+        </w:rPr>
+        <w:t xml:space="preserve">图中编号　</w:t>
+      </w:r>
+      <w:r>
+        <w:rPr>
+          <w:rFonts w:ascii="微软雅黑" w:hAnsi="微软雅黑" w:eastAsia="微软雅黑" w:cs="微软雅黑"/>
+          <w:b/>
+          <w:bCs/>
+          <w:color w:val="FF3B30"/>
+          <w:sz w:val="18"/>
+          <w:szCs w:val="18"/>
+        </w:rPr>
+        <w:t xml:space="preserve">1</w:t>
+      </w:r>
+      <w:r>
+        <w:rPr>
+          <w:rFonts w:ascii="宋体" w:hAnsi="宋体" w:eastAsia="宋体" w:cs="宋体"/>
+          <w:color w:val="47536B"/>
+          <w:sz w:val="18"/>
+          <w:szCs w:val="18"/>
+        </w:rPr>
+        <w:t xml:space="preserve"> 待完成作业数量</w:t>
+      </w:r>
+      <w:r>
+        <w:rPr>
+          <w:rFonts w:ascii="宋体" w:hAnsi="宋体" w:eastAsia="宋体" w:cs="宋体"/>
+          <w:sz w:val="17"/>
+          <w:szCs w:val="17"/>
+        </w:rPr>
+        <w:t xml:space="preserve">　　</w:t>
+      </w:r>
+      <w:r>
+        <w:rPr>
+          <w:rFonts w:ascii="微软雅黑" w:hAnsi="微软雅黑" w:eastAsia="微软雅黑" w:cs="微软雅黑"/>
+          <w:b/>
+          <w:bCs/>
+          <w:color w:val="FF3B30"/>
+          <w:sz w:val="18"/>
+          <w:szCs w:val="18"/>
+        </w:rPr>
+        <w:t xml:space="preserve">2</w:t>
+      </w:r>
+      <w:r>
+        <w:rPr>
+          <w:rFonts w:ascii="宋体" w:hAnsi="宋体" w:eastAsia="宋体" w:cs="宋体"/>
+          <w:color w:val="47536B"/>
+          <w:sz w:val="18"/>
+          <w:szCs w:val="18"/>
+        </w:rPr>
+        <w:t xml:space="preserve"> 状态筛选标签（可点）</w:t>
+      </w:r>
+      <w:r>
+        <w:rPr>
+          <w:rFonts w:ascii="宋体" w:hAnsi="宋体" w:eastAsia="宋体" w:cs="宋体"/>
+          <w:sz w:val="17"/>
+          <w:szCs w:val="17"/>
+        </w:rPr>
+        <w:t xml:space="preserve">　　</w:t>
+      </w:r>
+      <w:r>
+        <w:rPr>
+          <w:rFonts w:ascii="微软雅黑" w:hAnsi="微软雅黑" w:eastAsia="微软雅黑" w:cs="微软雅黑"/>
+          <w:b/>
+          <w:bCs/>
+          <w:color w:val="FF3B30"/>
+          <w:sz w:val="18"/>
+          <w:szCs w:val="18"/>
+        </w:rPr>
+        <w:t xml:space="preserve">3</w:t>
+      </w:r>
+      <w:r>
+        <w:rPr>
+          <w:rFonts w:ascii="宋体" w:hAnsi="宋体" w:eastAsia="宋体" w:cs="宋体"/>
+          <w:color w:val="47536B"/>
+          <w:sz w:val="18"/>
+          <w:szCs w:val="18"/>
+        </w:rPr>
+        <w:t xml:space="preserve"> 切换班级按钮（老师开启自选班级时才有）</w:t>
+      </w:r>
+      <w:r>
+        <w:rPr>
+          <w:rFonts w:ascii="宋体" w:hAnsi="宋体" w:eastAsia="宋体" w:cs="宋体"/>
+          <w:sz w:val="17"/>
+          <w:szCs w:val="17"/>
+        </w:rPr>
+        <w:t xml:space="preserve">　　</w:t>
+      </w:r>
+      <w:r>
+        <w:rPr>
+          <w:rFonts w:ascii="微软雅黑" w:hAnsi="微软雅黑" w:eastAsia="微软雅黑" w:cs="微软雅黑"/>
+          <w:b/>
+          <w:bCs/>
+          <w:color w:val="FF3B30"/>
+          <w:sz w:val="18"/>
+          <w:szCs w:val="18"/>
+        </w:rPr>
+        <w:t xml:space="preserve">4</w:t>
+      </w:r>
+      <w:r>
+        <w:rPr>
+          <w:rFonts w:ascii="宋体" w:hAnsi="宋体" w:eastAsia="宋体" w:cs="宋体"/>
+          <w:color w:val="47536B"/>
+          <w:sz w:val="18"/>
+          <w:szCs w:val="18"/>
+        </w:rPr>
+        <w:t xml:space="preserve"> 作业卡片（点开看题目）</w:t>
+      </w:r>
+      <w:r>
+        <w:rPr>
+          <w:rFonts w:ascii="宋体" w:hAnsi="宋体" w:eastAsia="宋体" w:cs="宋体"/>
+          <w:sz w:val="17"/>
+          <w:szCs w:val="17"/>
+        </w:rPr>
+        <w:t xml:space="preserve">　　</w:t>
+      </w:r>
+      <w:r>
+        <w:rPr>
+          <w:rFonts w:ascii="微软雅黑" w:hAnsi="微软雅黑" w:eastAsia="微软雅黑" w:cs="微软雅黑"/>
+          <w:b/>
+          <w:bCs/>
+          <w:color w:val="FF3B30"/>
+          <w:sz w:val="18"/>
+          <w:szCs w:val="18"/>
+        </w:rPr>
+        <w:t xml:space="preserve">5</w:t>
       </w:r>
       <w:r>
         <w:rPr>
@@ -1403,7 +1799,7 @@
           <wp:inline distT="0" distB="0" distL="0" distR="0">
             <wp:extent cx="5486400" cy="1719072"/>
             <wp:effectExtent l="0" t="0" r="0" b="0"/>
-            <wp:docPr id="3" name="图片 3"/>
+            <wp:docPr id="4" name="图片 4"/>
             <wp:cNvGraphicFramePr>
               <a:graphicFrameLocks xmlns:a="http://schemas.openxmlformats.org/drawingml/2006/main" noChangeAspect="1"/>
             </wp:cNvGraphicFramePr>
@@ -1411,11 +1807,11 @@
               <a:graphicData uri="http://schemas.openxmlformats.org/drawingml/2006/picture">
                 <pic:pic xmlns:pic="http://schemas.openxmlformats.org/drawingml/2006/picture">
                   <pic:nvPicPr>
-                    <pic:cNvPr id="3" name="image3.png"/>
+                    <pic:cNvPr id="4" name="image4.png"/>
                     <pic:cNvPicPr/>
                   </pic:nvPicPr>
                   <pic:blipFill>
-                    <a:blip xmlns:r="http://schemas.openxmlformats.org/officeDocument/2006/relationships" r:embed="rId103"/>
+                    <a:blip xmlns:r="http://schemas.openxmlformats.org/officeDocument/2006/relationships" r:embed="rId104"/>
                     <a:stretch>
                       <a:fillRect/>
                     </a:stretch>
@@ -1453,7 +1849,7 @@
           <w:sz w:val="18"/>
           <w:szCs w:val="18"/>
         </w:rPr>
-        <w:t xml:space="preserve">图 3　作业状态怎么变</w:t>
+        <w:t xml:space="preserve">图 4　作业状态怎么变</w:t>
       </w:r>
     </w:p>
     <w:tbl>
@@ -1945,242 +2341,6 @@
       </w:r>
     </w:p>
     <w:p>
-      <w:r>
-        <w:br w:type="page"/>
-      </w:r>
-    </w:p>
-    <w:p>
-      <w:pPr>
-        <w:pStyle w:val="Heading1"/>
-        <w:keepNext/>
-      </w:pPr>
-      <w:r>
-        <w:rPr>
-          <w:rFonts w:ascii="微软雅黑" w:hAnsi="微软雅黑" w:eastAsia="微软雅黑" w:cs="微软雅黑"/>
-          <w:b/>
-          <w:bCs/>
-        </w:rPr>
-        <w:t xml:space="preserve">三、提交作业</w:t>
-      </w:r>
-    </w:p>
-    <w:p>
-      <w:pPr>
-        <w:pStyle w:val="BodyText"/>
-        <w:jc w:val="center"/>
-        <w:spacing w:before="120" w:after="40" w:line="240" w:lineRule="auto"/>
-        <w:keepNext/>
-      </w:pPr>
-      <w:r>
-        <w:drawing>
-          <wp:inline distT="0" distB="0" distL="0" distR="0">
-            <wp:extent cx="5486400" cy="3803904"/>
-            <wp:effectExtent l="0" t="0" r="0" b="0"/>
-            <wp:docPr id="4" name="图片 4"/>
-            <wp:cNvGraphicFramePr>
-              <a:graphicFrameLocks xmlns:a="http://schemas.openxmlformats.org/drawingml/2006/main" noChangeAspect="1"/>
-            </wp:cNvGraphicFramePr>
-            <a:graphic xmlns:a="http://schemas.openxmlformats.org/drawingml/2006/main">
-              <a:graphicData uri="http://schemas.openxmlformats.org/drawingml/2006/picture">
-                <pic:pic xmlns:pic="http://schemas.openxmlformats.org/drawingml/2006/picture">
-                  <pic:nvPicPr>
-                    <pic:cNvPr id="4" name="image4.png"/>
-                    <pic:cNvPicPr/>
-                  </pic:nvPicPr>
-                  <pic:blipFill>
-                    <a:blip xmlns:r="http://schemas.openxmlformats.org/officeDocument/2006/relationships" r:embed="rId104"/>
-                    <a:stretch>
-                      <a:fillRect/>
-                    </a:stretch>
-                  </pic:blipFill>
-                  <pic:spPr>
-                    <a:xfrm>
-                      <a:off x="0" y="0"/>
-                      <a:ext cx="5486400" cy="3803904"/>
-                    </a:xfrm>
-                    <a:prstGeom prst="rect">
-                      <a:avLst/>
-                    </a:prstGeom>
-                    <a:ln xmlns:a="http://schemas.openxmlformats.org/drawingml/2006/main">
-                      <a:solidFill>
-                        <a:srgbClr val="D3DBE8"/>
-                      </a:solidFill>
-                    </a:ln>
-                  </pic:spPr>
-                </pic:pic>
-              </a:graphicData>
-            </a:graphic>
-          </wp:inline>
-        </w:drawing>
-      </w:r>
-    </w:p>
-    <w:p>
-      <w:pPr>
-        <w:pStyle w:val="CaptionText"/>
-        <w:jc w:val="center"/>
-      </w:pPr>
-      <w:r>
-        <w:rPr>
-          <w:rFonts w:ascii="微软雅黑" w:hAnsi="微软雅黑" w:eastAsia="微软雅黑" w:cs="微软雅黑"/>
-          <w:color w:val="7A869A"/>
-          <w:sz w:val="18"/>
-          <w:szCs w:val="18"/>
-        </w:rPr>
-        <w:t xml:space="preserve">图 4　作业详情页：左边是题目和作答区，右边是截止时间等要求</w:t>
-      </w:r>
-    </w:p>
-    <w:p>
-      <w:pPr>
-        <w:pStyle w:val="LegendText"/>
-        <w:ind w:left="113" w:right="113"/>
-        <w:spacing w:before="40" w:after="200" w:line="280" w:lineRule="auto"/>
-        <w:shd w:val="clear" w:color="auto" w:fill="F7F9FD"/>
-        <w:pBdr>
-          <w:left w:val="single" w:sz="12" w:space="6" w:color="D3DBE8"/>
-        </w:pBdr>
-      </w:pPr>
-      <w:r>
-        <w:rPr>
-          <w:rFonts w:ascii="微软雅黑" w:hAnsi="微软雅黑" w:eastAsia="微软雅黑" w:cs="微软雅黑"/>
-          <w:color w:val="9AA6B9"/>
-          <w:sz w:val="17"/>
-          <w:szCs w:val="17"/>
-        </w:rPr>
-        <w:t xml:space="preserve">图中编号　</w:t>
-      </w:r>
-      <w:r>
-        <w:rPr>
-          <w:rFonts w:ascii="微软雅黑" w:hAnsi="微软雅黑" w:eastAsia="微软雅黑" w:cs="微软雅黑"/>
-          <w:b/>
-          <w:bCs/>
-          <w:color w:val="FF3B30"/>
-          <w:sz w:val="18"/>
-          <w:szCs w:val="18"/>
-        </w:rPr>
-        <w:t xml:space="preserve">1</w:t>
-      </w:r>
-      <w:r>
-        <w:rPr>
-          <w:rFonts w:ascii="宋体" w:hAnsi="宋体" w:eastAsia="宋体" w:cs="宋体"/>
-          <w:color w:val="47536B"/>
-          <w:sz w:val="18"/>
-          <w:szCs w:val="18"/>
-        </w:rPr>
-        <w:t xml:space="preserve"> 题目内容</w:t>
-      </w:r>
-      <w:r>
-        <w:rPr>
-          <w:rFonts w:ascii="宋体" w:hAnsi="宋体" w:eastAsia="宋体" w:cs="宋体"/>
-          <w:sz w:val="17"/>
-          <w:szCs w:val="17"/>
-        </w:rPr>
-        <w:t xml:space="preserve">　　</w:t>
-      </w:r>
-      <w:r>
-        <w:rPr>
-          <w:rFonts w:ascii="微软雅黑" w:hAnsi="微软雅黑" w:eastAsia="微软雅黑" w:cs="微软雅黑"/>
-          <w:b/>
-          <w:bCs/>
-          <w:color w:val="FF3B30"/>
-          <w:sz w:val="18"/>
-          <w:szCs w:val="18"/>
-        </w:rPr>
-        <w:t xml:space="preserve">2</w:t>
-      </w:r>
-      <w:r>
-        <w:rPr>
-          <w:rFonts w:ascii="宋体" w:hAnsi="宋体" w:eastAsia="宋体" w:cs="宋体"/>
-          <w:color w:val="47536B"/>
-          <w:sz w:val="18"/>
-          <w:szCs w:val="18"/>
-        </w:rPr>
-        <w:t xml:space="preserve"> 截止时间与要求（满分、发布老师、面向班级）</w:t>
-      </w:r>
-      <w:r>
-        <w:rPr>
-          <w:rFonts w:ascii="宋体" w:hAnsi="宋体" w:eastAsia="宋体" w:cs="宋体"/>
-          <w:sz w:val="17"/>
-          <w:szCs w:val="17"/>
-        </w:rPr>
-        <w:t xml:space="preserve">　　</w:t>
-      </w:r>
-      <w:r>
-        <w:rPr>
-          <w:rFonts w:ascii="微软雅黑" w:hAnsi="微软雅黑" w:eastAsia="微软雅黑" w:cs="微软雅黑"/>
-          <w:b/>
-          <w:bCs/>
-          <w:color w:val="FF3B30"/>
-          <w:sz w:val="18"/>
-          <w:szCs w:val="18"/>
-        </w:rPr>
-        <w:t xml:space="preserve">3</w:t>
-      </w:r>
-      <w:r>
-        <w:rPr>
-          <w:rFonts w:ascii="宋体" w:hAnsi="宋体" w:eastAsia="宋体" w:cs="宋体"/>
-          <w:color w:val="47536B"/>
-          <w:sz w:val="18"/>
-          <w:szCs w:val="18"/>
-        </w:rPr>
-        <w:t xml:space="preserve"> 作答文本框</w:t>
-      </w:r>
-      <w:r>
-        <w:rPr>
-          <w:rFonts w:ascii="宋体" w:hAnsi="宋体" w:eastAsia="宋体" w:cs="宋体"/>
-          <w:sz w:val="17"/>
-          <w:szCs w:val="17"/>
-        </w:rPr>
-        <w:t xml:space="preserve">　　</w:t>
-      </w:r>
-      <w:r>
-        <w:rPr>
-          <w:rFonts w:ascii="微软雅黑" w:hAnsi="微软雅黑" w:eastAsia="微软雅黑" w:cs="微软雅黑"/>
-          <w:b/>
-          <w:bCs/>
-          <w:color w:val="FF3B30"/>
-          <w:sz w:val="18"/>
-          <w:szCs w:val="18"/>
-        </w:rPr>
-        <w:t xml:space="preserve">4</w:t>
-      </w:r>
-      <w:r>
-        <w:rPr>
-          <w:rFonts w:ascii="宋体" w:hAnsi="宋体" w:eastAsia="宋体" w:cs="宋体"/>
-          <w:color w:val="47536B"/>
-          <w:sz w:val="18"/>
-          <w:szCs w:val="18"/>
-        </w:rPr>
-        <w:t xml:space="preserve"> 上传附件区域</w:t>
-      </w:r>
-      <w:r>
-        <w:rPr>
-          <w:rFonts w:ascii="宋体" w:hAnsi="宋体" w:eastAsia="宋体" w:cs="宋体"/>
-          <w:sz w:val="17"/>
-          <w:szCs w:val="17"/>
-        </w:rPr>
-        <w:t xml:space="preserve">　　</w:t>
-      </w:r>
-      <w:r>
-        <w:rPr>
-          <w:rFonts w:ascii="微软雅黑" w:hAnsi="微软雅黑" w:eastAsia="微软雅黑" w:cs="微软雅黑"/>
-          <w:b/>
-          <w:bCs/>
-          <w:color w:val="FF3B30"/>
-          <w:sz w:val="18"/>
-          <w:szCs w:val="18"/>
-        </w:rPr>
-        <w:t xml:space="preserve">5</w:t>
-      </w:r>
-      <w:r>
-        <w:rPr>
-          <w:rFonts w:ascii="宋体" w:hAnsi="宋体" w:eastAsia="宋体" w:cs="宋体"/>
-          <w:color w:val="47536B"/>
-          <w:sz w:val="18"/>
-          <w:szCs w:val="18"/>
-        </w:rPr>
-        <w:t xml:space="preserve"> 提交作业按钮</w:t>
-      </w:r>
-    </w:p>
-    <w:p>
       <w:pPr>
         <w:pStyle w:val="Heading2"/>
         <w:keepNext/>
@@ -2191,28 +2351,18 @@
           <w:b/>
           <w:bCs/>
         </w:rPr>
-        <w:t xml:space="preserve">3.1 看题目与附件</w:t>
-      </w:r>
-    </w:p>
-    <w:p>
-      <w:pPr>
-        <w:pStyle w:val="ListText"/>
-        <w:ind w:left="454" w:hanging="240"/>
-      </w:pPr>
-      <w:r>
-        <w:rPr>
-          <w:rFonts w:ascii="微软雅黑" w:hAnsi="微软雅黑" w:eastAsia="微软雅黑" w:cs="微软雅黑"/>
-          <w:b/>
-          <w:bCs/>
-          <w:color w:val="2B6CF6"/>
-        </w:rPr>
-        <w:t xml:space="preserve">• </w:t>
-      </w:r>
-      <w:r>
-        <w:rPr>
-          <w:rFonts w:ascii="宋体" w:hAnsi="宋体" w:eastAsia="宋体" w:cs="宋体"/>
-        </w:rPr>
-        <w:t xml:space="preserve">页面左侧上方是</w:t>
+        <w:t xml:space="preserve">2.3 自己选择 / 切换班级</w:t>
+      </w:r>
+    </w:p>
+    <w:p>
+      <w:pPr>
+        <w:pStyle w:val="BodyText"/>
+      </w:pPr>
+      <w:r>
+        <w:rPr>
+          <w:rFonts w:ascii="宋体" w:hAnsi="宋体" w:eastAsia="宋体" w:cs="宋体"/>
+        </w:rPr>
+        <w:t xml:space="preserve">如果老师开启了「允许学生自选班级」，页面右上角会出现 </w:t>
       </w:r>
       <w:r>
         <w:rPr>
@@ -2221,1544 +2371,13 @@
           <w:bCs/>
           <w:color w:val="16233D"/>
         </w:rPr>
-        <w:t xml:space="preserve">题目内容</w:t>
-      </w:r>
-      <w:r>
-        <w:rPr>
-          <w:rFonts w:ascii="宋体" w:hAnsi="宋体" w:eastAsia="宋体" w:cs="宋体"/>
-        </w:rPr>
-        <w:t xml:space="preserve">，换行会原样保留。</w:t>
-      </w:r>
-    </w:p>
-    <w:p>
-      <w:pPr>
-        <w:pStyle w:val="ListText"/>
-        <w:ind w:left="454" w:hanging="240"/>
-      </w:pPr>
-      <w:r>
-        <w:rPr>
-          <w:rFonts w:ascii="微软雅黑" w:hAnsi="微软雅黑" w:eastAsia="微软雅黑" w:cs="微软雅黑"/>
-          <w:b/>
-          <w:bCs/>
-          <w:color w:val="2B6CF6"/>
-        </w:rPr>
-        <w:t xml:space="preserve">• </w:t>
-      </w:r>
-      <w:r>
-        <w:rPr>
-          <w:rFonts w:ascii="宋体" w:hAnsi="宋体" w:eastAsia="宋体" w:cs="宋体"/>
-        </w:rPr>
-        <w:t xml:space="preserve">如果老师上传了题目附件，会出现「题目附件」列表，点文件名即可下载或预览。</w:t>
-      </w:r>
-    </w:p>
-    <w:p>
-      <w:pPr>
-        <w:pStyle w:val="ListText"/>
-        <w:ind w:left="454" w:hanging="240"/>
-      </w:pPr>
-      <w:r>
-        <w:rPr>
-          <w:rFonts w:ascii="微软雅黑" w:hAnsi="微软雅黑" w:eastAsia="微软雅黑" w:cs="微软雅黑"/>
-          <w:b/>
-          <w:bCs/>
-          <w:color w:val="2B6CF6"/>
-        </w:rPr>
-        <w:t xml:space="preserve">• </w:t>
-      </w:r>
-      <w:r>
-        <w:rPr>
-          <w:rFonts w:ascii="宋体" w:hAnsi="宋体" w:eastAsia="宋体" w:cs="宋体"/>
-        </w:rPr>
-        <w:t xml:space="preserve">右侧显示</w:t>
-      </w:r>
-      <w:r>
-        <w:rPr>
-          <w:rFonts w:ascii="宋体" w:hAnsi="宋体" w:eastAsia="宋体" w:cs="宋体"/>
-          <w:b/>
-          <w:bCs/>
-          <w:color w:val="16233D"/>
-        </w:rPr>
-        <w:t xml:space="preserve">截止时间、剩余时间、满分、逾期是否允许</w:t>
-      </w:r>
-      <w:r>
-        <w:rPr>
-          <w:rFonts w:ascii="宋体" w:hAnsi="宋体" w:eastAsia="宋体" w:cs="宋体"/>
-        </w:rPr>
-        <w:t xml:space="preserve">，提交前先确认一下。</w:t>
-      </w:r>
-    </w:p>
-    <w:p>
-      <w:pPr>
-        <w:pStyle w:val="Heading2"/>
-        <w:keepNext/>
-      </w:pPr>
-      <w:r>
-        <w:rPr>
-          <w:rFonts w:ascii="微软雅黑" w:hAnsi="微软雅黑" w:eastAsia="微软雅黑" w:cs="微软雅黑"/>
-          <w:b/>
-          <w:bCs/>
-        </w:rPr>
-        <w:t xml:space="preserve">3.2 两种作答方式（可以都用）</w:t>
-      </w:r>
-    </w:p>
-    <w:tbl>
-      <w:tblPr>
-        <w:tblW w:w="9412" w:type="dxa"/>
-        <w:tblBorders>
-          <w:top w:val="single" w:sz="4" w:space="0" w:color="D3DBE8"/>
-          <w:left w:val="single" w:sz="4" w:space="0" w:color="D3DBE8"/>
-          <w:bottom w:val="single" w:sz="4" w:space="0" w:color="D3DBE8"/>
-          <w:right w:val="single" w:sz="4" w:space="0" w:color="D3DBE8"/>
-          <w:insideH w:val="single" w:sz="4" w:space="0" w:color="D3DBE8"/>
-          <w:insideV w:val="single" w:sz="4" w:space="0" w:color="D3DBE8"/>
-        </w:tblBorders>
-        <w:tblCellMar>
-          <w:top w:w="70" w:type="dxa"/>
-          <w:left w:w="110" w:type="dxa"/>
-          <w:bottom w:w="70" w:type="dxa"/>
-          <w:right w:w="110" w:type="dxa"/>
-        </w:tblCellMar>
-      </w:tblPr>
-      <w:tblGrid>
-        <w:gridCol w:w="2071"/>
-        <w:gridCol w:w="4518"/>
-        <w:gridCol w:w="2824"/>
-      </w:tblGrid>
-      <w:tr>
-        <w:trPr>
-          <w:tblHeader/>
-          <w:cantSplit/>
-        </w:trPr>
-        <w:tc>
-          <w:tcPr>
-            <w:tcW w:w="2071" w:type="dxa"/>
-            <w:shd w:val="clear" w:color="auto" w:fill="EAF1FF"/>
-            <w:vAlign w:val="center"/>
-          </w:tcPr>
-          <w:p>
-            <w:pPr>
-              <w:pStyle w:val="TableText"/>
-            </w:pPr>
-            <w:r>
-              <w:rPr>
-                <w:rFonts w:ascii="微软雅黑" w:hAnsi="微软雅黑" w:eastAsia="微软雅黑" w:cs="微软雅黑"/>
-                <w:b/>
-                <w:bCs/>
-                <w:color w:val="1B3A7A"/>
-                <w:sz w:val="19"/>
-                <w:szCs w:val="19"/>
-              </w:rPr>
-              <w:t xml:space="preserve">方式</w:t>
-            </w:r>
-          </w:p>
-        </w:tc>
-        <w:tc>
-          <w:tcPr>
-            <w:tcW w:w="4518" w:type="dxa"/>
-            <w:shd w:val="clear" w:color="auto" w:fill="EAF1FF"/>
-            <w:vAlign w:val="center"/>
-          </w:tcPr>
-          <w:p>
-            <w:pPr>
-              <w:pStyle w:val="TableText"/>
-            </w:pPr>
-            <w:r>
-              <w:rPr>
-                <w:rFonts w:ascii="微软雅黑" w:hAnsi="微软雅黑" w:eastAsia="微软雅黑" w:cs="微软雅黑"/>
-                <w:b/>
-                <w:bCs/>
-                <w:color w:val="1B3A7A"/>
-                <w:sz w:val="19"/>
-                <w:szCs w:val="19"/>
-              </w:rPr>
-              <w:t xml:space="preserve">怎么做</w:t>
-            </w:r>
-          </w:p>
-        </w:tc>
-        <w:tc>
-          <w:tcPr>
-            <w:tcW w:w="2824" w:type="dxa"/>
-            <w:shd w:val="clear" w:color="auto" w:fill="EAF1FF"/>
-            <w:vAlign w:val="center"/>
-          </w:tcPr>
-          <w:p>
-            <w:pPr>
-              <w:pStyle w:val="TableText"/>
-            </w:pPr>
-            <w:r>
-              <w:rPr>
-                <w:rFonts w:ascii="微软雅黑" w:hAnsi="微软雅黑" w:eastAsia="微软雅黑" w:cs="微软雅黑"/>
-                <w:b/>
-                <w:bCs/>
-                <w:color w:val="1B3A7A"/>
-                <w:sz w:val="19"/>
-                <w:szCs w:val="19"/>
-              </w:rPr>
-              <w:t xml:space="preserve">适合</w:t>
-            </w:r>
-          </w:p>
-        </w:tc>
-      </w:tr>
-      <w:tr>
-        <w:trPr>
-          <w:cantSplit/>
-        </w:trPr>
-        <w:tc>
-          <w:tcPr>
-            <w:tcW w:w="2071" w:type="dxa"/>
-            <w:vAlign w:val="center"/>
-          </w:tcPr>
-          <w:p>
-            <w:pPr>
-              <w:pStyle w:val="TableText"/>
-            </w:pPr>
-            <w:r>
-              <w:rPr>
-                <w:rFonts w:ascii="宋体" w:hAnsi="宋体" w:eastAsia="宋体" w:cs="宋体"/>
-                <w:sz w:val="19"/>
-                <w:szCs w:val="19"/>
-              </w:rPr>
-              <w:t xml:space="preserve">① 文字作答</w:t>
-            </w:r>
-          </w:p>
-        </w:tc>
-        <w:tc>
-          <w:tcPr>
-            <w:tcW w:w="4518" w:type="dxa"/>
-            <w:vAlign w:val="center"/>
-          </w:tcPr>
-          <w:p>
-            <w:pPr>
-              <w:pStyle w:val="TableText"/>
-            </w:pPr>
-            <w:r>
-              <w:rPr>
-                <w:rFonts w:ascii="宋体" w:hAnsi="宋体" w:eastAsia="宋体" w:cs="宋体"/>
-                <w:sz w:val="19"/>
-                <w:szCs w:val="19"/>
-              </w:rPr>
-              <w:t xml:space="preserve">在「在这里输入你的答案…」文本框里直接输入</w:t>
-            </w:r>
-          </w:p>
-        </w:tc>
-        <w:tc>
-          <w:tcPr>
-            <w:tcW w:w="2824" w:type="dxa"/>
-            <w:vAlign w:val="center"/>
-          </w:tcPr>
-          <w:p>
-            <w:pPr>
-              <w:pStyle w:val="TableText"/>
-            </w:pPr>
-            <w:r>
-              <w:rPr>
-                <w:rFonts w:ascii="宋体" w:hAnsi="宋体" w:eastAsia="宋体" w:cs="宋体"/>
-                <w:sz w:val="19"/>
-                <w:szCs w:val="19"/>
-              </w:rPr>
-              <w:t xml:space="preserve">简答题、小作文、问答</w:t>
-            </w:r>
-          </w:p>
-        </w:tc>
-      </w:tr>
-      <w:tr>
-        <w:trPr>
-          <w:cantSplit/>
-        </w:trPr>
-        <w:tc>
-          <w:tcPr>
-            <w:tcW w:w="2071" w:type="dxa"/>
-            <w:vAlign w:val="center"/>
-          </w:tcPr>
-          <w:p>
-            <w:pPr>
-              <w:pStyle w:val="TableText"/>
-            </w:pPr>
-            <w:r>
-              <w:rPr>
-                <w:rFonts w:ascii="宋体" w:hAnsi="宋体" w:eastAsia="宋体" w:cs="宋体"/>
-                <w:sz w:val="19"/>
-                <w:szCs w:val="19"/>
-              </w:rPr>
-              <w:t xml:space="preserve">② 上传附件</w:t>
-            </w:r>
-          </w:p>
-        </w:tc>
-        <w:tc>
-          <w:tcPr>
-            <w:tcW w:w="4518" w:type="dxa"/>
-            <w:vAlign w:val="center"/>
-          </w:tcPr>
-          <w:p>
-            <w:pPr>
-              <w:pStyle w:val="TableText"/>
-            </w:pPr>
-            <w:r>
-              <w:rPr>
-                <w:rFonts w:ascii="宋体" w:hAnsi="宋体" w:eastAsia="宋体" w:cs="宋体"/>
-                <w:sz w:val="19"/>
-                <w:szCs w:val="19"/>
-              </w:rPr>
-              <w:t xml:space="preserve">点虚线框选择文件，或直接把文件</w:t>
-            </w:r>
-            <w:r>
-              <w:rPr>
-                <w:rFonts w:ascii="宋体" w:hAnsi="宋体" w:eastAsia="宋体" w:cs="宋体"/>
-                <w:b/>
-                <w:bCs/>
-                <w:color w:val="16233D"/>
-                <w:sz w:val="19"/>
-                <w:szCs w:val="19"/>
-              </w:rPr>
-              <w:t xml:space="preserve">拖进去</w:t>
-            </w:r>
-          </w:p>
-        </w:tc>
-        <w:tc>
-          <w:tcPr>
-            <w:tcW w:w="2824" w:type="dxa"/>
-            <w:vAlign w:val="center"/>
-          </w:tcPr>
-          <w:p>
-            <w:pPr>
-              <w:pStyle w:val="TableText"/>
-            </w:pPr>
-            <w:r>
-              <w:rPr>
-                <w:rFonts w:ascii="宋体" w:hAnsi="宋体" w:eastAsia="宋体" w:cs="宋体"/>
-                <w:sz w:val="19"/>
-                <w:szCs w:val="19"/>
-              </w:rPr>
-              <w:t xml:space="preserve">手写作业拍照、Word 文档、PDF、表格</w:t>
-            </w:r>
-          </w:p>
-        </w:tc>
-      </w:tr>
-      <w:tr>
-        <w:trPr>
-          <w:cantSplit/>
-        </w:trPr>
-        <w:tc>
-          <w:tcPr>
-            <w:tcW w:w="2071" w:type="dxa"/>
-            <w:vAlign w:val="center"/>
-          </w:tcPr>
-          <w:p>
-            <w:pPr>
-              <w:pStyle w:val="TableText"/>
-            </w:pPr>
-            <w:r>
-              <w:rPr>
-                <w:rFonts w:ascii="宋体" w:hAnsi="宋体" w:eastAsia="宋体" w:cs="宋体"/>
-                <w:sz w:val="19"/>
-                <w:szCs w:val="19"/>
-              </w:rPr>
-              <w:t xml:space="preserve">③ 两者都做</w:t>
-            </w:r>
-          </w:p>
-        </w:tc>
-        <w:tc>
-          <w:tcPr>
-            <w:tcW w:w="4518" w:type="dxa"/>
-            <w:vAlign w:val="center"/>
-          </w:tcPr>
-          <w:p>
-            <w:pPr>
-              <w:pStyle w:val="TableText"/>
-            </w:pPr>
-            <w:r>
-              <w:rPr>
-                <w:rFonts w:ascii="宋体" w:hAnsi="宋体" w:eastAsia="宋体" w:cs="宋体"/>
-                <w:sz w:val="19"/>
-                <w:szCs w:val="19"/>
-              </w:rPr>
-              <w:t xml:space="preserve">既写文字说明，又上传附件</w:t>
-            </w:r>
-          </w:p>
-        </w:tc>
-        <w:tc>
-          <w:tcPr>
-            <w:tcW w:w="2824" w:type="dxa"/>
-            <w:vAlign w:val="center"/>
-          </w:tcPr>
-          <w:p>
-            <w:pPr>
-              <w:pStyle w:val="TableText"/>
-            </w:pPr>
-            <w:r>
-              <w:rPr>
-                <w:rFonts w:ascii="宋体" w:hAnsi="宋体" w:eastAsia="宋体" w:cs="宋体"/>
-                <w:sz w:val="19"/>
-                <w:szCs w:val="19"/>
-              </w:rPr>
-              <w:t xml:space="preserve">需要交图片/代码并附说明时</w:t>
-            </w:r>
-          </w:p>
-        </w:tc>
-      </w:tr>
-    </w:tbl>
-    <w:p>
-      <w:pPr>
-        <w:pStyle w:val="TableText"/>
-      </w:pPr>
-    </w:p>
-    <w:p>
-      <w:pPr>
-        <w:pStyle w:val="BodyText"/>
-      </w:pPr>
-      <w:r>
-        <w:rPr>
-          <w:rFonts w:ascii="宋体" w:hAnsi="宋体" w:eastAsia="宋体" w:cs="宋体"/>
-          <w:b/>
-          <w:bCs/>
-          <w:color w:val="16233D"/>
-        </w:rPr>
-        <w:t xml:space="preserve">只要有一样内容就能提交</w:t>
-      </w:r>
-      <w:r>
-        <w:rPr>
-          <w:rFonts w:ascii="宋体" w:hAnsi="宋体" w:eastAsia="宋体" w:cs="宋体"/>
-        </w:rPr>
-        <w:t xml:space="preserve">（有文字，或至少一个附件）。</w:t>
-      </w:r>
-    </w:p>
-    <w:p>
-      <w:pPr>
-        <w:pStyle w:val="Heading2"/>
-        <w:keepNext/>
-      </w:pPr>
-      <w:r>
-        <w:rPr>
-          <w:rFonts w:ascii="微软雅黑" w:hAnsi="微软雅黑" w:eastAsia="微软雅黑" w:cs="微软雅黑"/>
-          <w:b/>
-          <w:bCs/>
-        </w:rPr>
-        <w:t xml:space="preserve">3.3 上传附件的规则</w:t>
-      </w:r>
-    </w:p>
-    <w:tbl>
-      <w:tblPr>
-        <w:tblW w:w="9412" w:type="dxa"/>
-        <w:tblBorders>
-          <w:top w:val="single" w:sz="4" w:space="0" w:color="D3DBE8"/>
-          <w:left w:val="single" w:sz="4" w:space="0" w:color="D3DBE8"/>
-          <w:bottom w:val="single" w:sz="4" w:space="0" w:color="D3DBE8"/>
-          <w:right w:val="single" w:sz="4" w:space="0" w:color="D3DBE8"/>
-          <w:insideH w:val="single" w:sz="4" w:space="0" w:color="D3DBE8"/>
-          <w:insideV w:val="single" w:sz="4" w:space="0" w:color="D3DBE8"/>
-        </w:tblBorders>
-        <w:tblCellMar>
-          <w:top w:w="70" w:type="dxa"/>
-          <w:left w:w="110" w:type="dxa"/>
-          <w:bottom w:w="70" w:type="dxa"/>
-          <w:right w:w="110" w:type="dxa"/>
-        </w:tblCellMar>
-      </w:tblPr>
-      <w:tblGrid>
-        <w:gridCol w:w="2259"/>
-        <w:gridCol w:w="7153"/>
-      </w:tblGrid>
-      <w:tr>
-        <w:trPr>
-          <w:tblHeader/>
-          <w:cantSplit/>
-        </w:trPr>
-        <w:tc>
-          <w:tcPr>
-            <w:tcW w:w="2259" w:type="dxa"/>
-            <w:shd w:val="clear" w:color="auto" w:fill="EAF1FF"/>
-            <w:vAlign w:val="center"/>
-          </w:tcPr>
-          <w:p>
-            <w:pPr>
-              <w:pStyle w:val="TableText"/>
-            </w:pPr>
-            <w:r>
-              <w:rPr>
-                <w:rFonts w:ascii="微软雅黑" w:hAnsi="微软雅黑" w:eastAsia="微软雅黑" w:cs="微软雅黑"/>
-                <w:b/>
-                <w:bCs/>
-                <w:color w:val="1B3A7A"/>
-                <w:sz w:val="19"/>
-                <w:szCs w:val="19"/>
-              </w:rPr>
-              <w:t xml:space="preserve">项目</w:t>
-            </w:r>
-          </w:p>
-        </w:tc>
-        <w:tc>
-          <w:tcPr>
-            <w:tcW w:w="7153" w:type="dxa"/>
-            <w:shd w:val="clear" w:color="auto" w:fill="EAF1FF"/>
-            <w:vAlign w:val="center"/>
-          </w:tcPr>
-          <w:p>
-            <w:pPr>
-              <w:pStyle w:val="TableText"/>
-            </w:pPr>
-            <w:r>
-              <w:rPr>
-                <w:rFonts w:ascii="微软雅黑" w:hAnsi="微软雅黑" w:eastAsia="微软雅黑" w:cs="微软雅黑"/>
-                <w:b/>
-                <w:bCs/>
-                <w:color w:val="1B3A7A"/>
-                <w:sz w:val="19"/>
-                <w:szCs w:val="19"/>
-              </w:rPr>
-              <w:t xml:space="preserve">要求</w:t>
-            </w:r>
-          </w:p>
-        </w:tc>
-      </w:tr>
-      <w:tr>
-        <w:trPr>
-          <w:cantSplit/>
-        </w:trPr>
-        <w:tc>
-          <w:tcPr>
-            <w:tcW w:w="2259" w:type="dxa"/>
-            <w:vAlign w:val="center"/>
-          </w:tcPr>
-          <w:p>
-            <w:pPr>
-              <w:pStyle w:val="TableText"/>
-            </w:pPr>
-            <w:r>
-              <w:rPr>
-                <w:rFonts w:ascii="宋体" w:hAnsi="宋体" w:eastAsia="宋体" w:cs="宋体"/>
-                <w:sz w:val="19"/>
-                <w:szCs w:val="19"/>
-              </w:rPr>
-              <w:t xml:space="preserve">支持的格式</w:t>
-            </w:r>
-          </w:p>
-        </w:tc>
-        <w:tc>
-          <w:tcPr>
-            <w:tcW w:w="7153" w:type="dxa"/>
-            <w:vAlign w:val="center"/>
-          </w:tcPr>
-          <w:p>
-            <w:pPr>
-              <w:pStyle w:val="TableText"/>
-            </w:pPr>
-            <w:r>
-              <w:rPr>
-                <w:rFonts w:ascii="宋体" w:hAnsi="宋体" w:eastAsia="宋体" w:cs="宋体"/>
-                <w:sz w:val="19"/>
-                <w:szCs w:val="19"/>
-              </w:rPr>
-              <w:t xml:space="preserve">图片（jpg / png / gif / webp / bmp / heic）、PDF、Word（doc / docx）、PPT（ppt / pptx）、Excel（xls / xlsx）、txt / md / csv、压缩包（zip / rar / 7z）、mp4 / mp3 / wav</w:t>
-            </w:r>
-          </w:p>
-        </w:tc>
-      </w:tr>
-      <w:tr>
-        <w:trPr>
-          <w:cantSplit/>
-        </w:trPr>
-        <w:tc>
-          <w:tcPr>
-            <w:tcW w:w="2259" w:type="dxa"/>
-            <w:vAlign w:val="center"/>
-          </w:tcPr>
-          <w:p>
-            <w:pPr>
-              <w:pStyle w:val="TableText"/>
-            </w:pPr>
-            <w:r>
-              <w:rPr>
-                <w:rFonts w:ascii="宋体" w:hAnsi="宋体" w:eastAsia="宋体" w:cs="宋体"/>
-                <w:sz w:val="19"/>
-                <w:szCs w:val="19"/>
-              </w:rPr>
-              <w:t xml:space="preserve">单个文件大小</w:t>
-            </w:r>
-          </w:p>
-        </w:tc>
-        <w:tc>
-          <w:tcPr>
-            <w:tcW w:w="7153" w:type="dxa"/>
-            <w:vAlign w:val="center"/>
-          </w:tcPr>
-          <w:p>
-            <w:pPr>
-              <w:pStyle w:val="TableText"/>
-            </w:pPr>
-            <w:r>
-              <w:rPr>
-                <w:rFonts w:ascii="宋体" w:hAnsi="宋体" w:eastAsia="宋体" w:cs="宋体"/>
-                <w:sz w:val="19"/>
-                <w:szCs w:val="19"/>
-              </w:rPr>
-              <w:t xml:space="preserve">默认不超过 </w:t>
-            </w:r>
-            <w:r>
-              <w:rPr>
-                <w:rFonts w:ascii="宋体" w:hAnsi="宋体" w:eastAsia="宋体" w:cs="宋体"/>
-                <w:b/>
-                <w:bCs/>
-                <w:color w:val="16233D"/>
-                <w:sz w:val="19"/>
-                <w:szCs w:val="19"/>
-              </w:rPr>
-              <w:t xml:space="preserve">20MB</w:t>
-            </w:r>
-          </w:p>
-        </w:tc>
-      </w:tr>
-      <w:tr>
-        <w:trPr>
-          <w:cantSplit/>
-        </w:trPr>
-        <w:tc>
-          <w:tcPr>
-            <w:tcW w:w="2259" w:type="dxa"/>
-            <w:vAlign w:val="center"/>
-          </w:tcPr>
-          <w:p>
-            <w:pPr>
-              <w:pStyle w:val="TableText"/>
-            </w:pPr>
-            <w:r>
-              <w:rPr>
-                <w:rFonts w:ascii="宋体" w:hAnsi="宋体" w:eastAsia="宋体" w:cs="宋体"/>
-                <w:sz w:val="19"/>
-                <w:szCs w:val="19"/>
-              </w:rPr>
-              <w:t xml:space="preserve">一次最多</w:t>
-            </w:r>
-          </w:p>
-        </w:tc>
-        <w:tc>
-          <w:tcPr>
-            <w:tcW w:w="7153" w:type="dxa"/>
-            <w:vAlign w:val="center"/>
-          </w:tcPr>
-          <w:p>
-            <w:pPr>
-              <w:pStyle w:val="TableText"/>
-            </w:pPr>
-            <w:r>
-              <w:rPr>
-                <w:rFonts w:ascii="宋体" w:hAnsi="宋体" w:eastAsia="宋体" w:cs="宋体"/>
-                <w:sz w:val="19"/>
-                <w:szCs w:val="19"/>
-              </w:rPr>
-              <w:t xml:space="preserve">5 个文件</w:t>
-            </w:r>
-          </w:p>
-        </w:tc>
-      </w:tr>
-      <w:tr>
-        <w:trPr>
-          <w:cantSplit/>
-        </w:trPr>
-        <w:tc>
-          <w:tcPr>
-            <w:tcW w:w="2259" w:type="dxa"/>
-            <w:vAlign w:val="center"/>
-          </w:tcPr>
-          <w:p>
-            <w:pPr>
-              <w:pStyle w:val="TableText"/>
-            </w:pPr>
-            <w:r>
-              <w:rPr>
-                <w:rFonts w:ascii="宋体" w:hAnsi="宋体" w:eastAsia="宋体" w:cs="宋体"/>
-                <w:sz w:val="19"/>
-                <w:szCs w:val="19"/>
-              </w:rPr>
-              <w:t xml:space="preserve">上传成功后</w:t>
-            </w:r>
-          </w:p>
-        </w:tc>
-        <w:tc>
-          <w:tcPr>
-            <w:tcW w:w="7153" w:type="dxa"/>
-            <w:vAlign w:val="center"/>
-          </w:tcPr>
-          <w:p>
-            <w:pPr>
-              <w:pStyle w:val="TableText"/>
-            </w:pPr>
-            <w:r>
-              <w:rPr>
-                <w:rFonts w:ascii="宋体" w:hAnsi="宋体" w:eastAsia="宋体" w:cs="宋体"/>
-                <w:sz w:val="19"/>
-                <w:szCs w:val="19"/>
-              </w:rPr>
-              <w:t xml:space="preserve">文件名会变成蓝色小标签，点标签右侧的 </w:t>
-            </w:r>
-            <w:r>
-              <w:rPr>
-                <w:rFonts w:ascii="宋体" w:hAnsi="宋体" w:eastAsia="宋体" w:cs="宋体"/>
-                <w:b/>
-                <w:bCs/>
-                <w:color w:val="16233D"/>
-                <w:sz w:val="19"/>
-                <w:szCs w:val="19"/>
-              </w:rPr>
-              <w:t xml:space="preserve">×</w:t>
-            </w:r>
-            <w:r>
-              <w:rPr>
-                <w:rFonts w:ascii="宋体" w:hAnsi="宋体" w:eastAsia="宋体" w:cs="宋体"/>
-                <w:sz w:val="19"/>
-                <w:szCs w:val="19"/>
-              </w:rPr>
-              <w:t xml:space="preserve"> 可以删除重传</w:t>
-            </w:r>
-          </w:p>
-        </w:tc>
-      </w:tr>
-      <w:tr>
-        <w:trPr>
-          <w:cantSplit/>
-        </w:trPr>
-        <w:tc>
-          <w:tcPr>
-            <w:tcW w:w="2259" w:type="dxa"/>
-            <w:vAlign w:val="center"/>
-          </w:tcPr>
-          <w:p>
-            <w:pPr>
-              <w:pStyle w:val="TableText"/>
-            </w:pPr>
-            <w:r>
-              <w:rPr>
-                <w:rFonts w:ascii="宋体" w:hAnsi="宋体" w:eastAsia="宋体" w:cs="宋体"/>
-                <w:sz w:val="19"/>
-                <w:szCs w:val="19"/>
-              </w:rPr>
-              <w:t xml:space="preserve">不支持的类型</w:t>
-            </w:r>
-          </w:p>
-        </w:tc>
-        <w:tc>
-          <w:tcPr>
-            <w:tcW w:w="7153" w:type="dxa"/>
-            <w:vAlign w:val="center"/>
-          </w:tcPr>
-          <w:p>
-            <w:pPr>
-              <w:pStyle w:val="TableText"/>
-            </w:pPr>
-            <w:r>
-              <w:rPr>
-                <w:rFonts w:ascii="宋体" w:hAnsi="宋体" w:eastAsia="宋体" w:cs="宋体"/>
-                <w:sz w:val="19"/>
-                <w:szCs w:val="19"/>
-              </w:rPr>
-              <w:t xml:space="preserve">会被直接拒绝（例如 .exe），请压缩成 zip 再上传</w:t>
-            </w:r>
-          </w:p>
-        </w:tc>
-      </w:tr>
-    </w:tbl>
-    <w:p>
-      <w:pPr>
-        <w:pStyle w:val="TableText"/>
-      </w:pPr>
-    </w:p>
-    <w:p>
-      <w:pPr>
-        <w:pStyle w:val="NoteText"/>
-        <w:ind w:left="113" w:right="113"/>
-        <w:spacing w:before="120" w:after="120" w:line="300" w:lineRule="auto"/>
-        <w:shd w:val="clear" w:color="auto" w:fill="EAF8EE"/>
-        <w:pBdr>
-          <w:top w:val="single" w:sz="6" w:space="6" w:color="16A34A"/>
-          <w:left w:val="single" w:sz="6" w:space="6" w:color="16A34A"/>
-          <w:bottom w:val="single" w:sz="6" w:space="6" w:color="16A34A"/>
-          <w:right w:val="single" w:sz="6" w:space="6" w:color="16A34A"/>
-        </w:pBdr>
-      </w:pPr>
-      <w:r>
-        <w:rPr>
-          <w:rFonts w:ascii="微软雅黑" w:hAnsi="微软雅黑" w:eastAsia="微软雅黑" w:cs="微软雅黑"/>
-          <w:b/>
-          <w:bCs/>
-          <w:color w:val="14602F"/>
-          <w:sz w:val="20"/>
-          <w:szCs w:val="20"/>
-        </w:rPr>
-        <w:t xml:space="preserve">建议　</w:t>
-      </w:r>
-      <w:r>
-        <w:rPr>
-          <w:rFonts w:ascii="宋体" w:hAnsi="宋体" w:eastAsia="宋体" w:cs="宋体"/>
-          <w:b/>
-          <w:bCs/>
-          <w:color w:val="14602F"/>
-          <w:sz w:val="20"/>
-          <w:szCs w:val="20"/>
-        </w:rPr>
-        <w:t xml:space="preserve">手机拍照交作业</w:t>
-      </w:r>
-      <w:r>
-        <w:rPr>
-          <w:rFonts w:ascii="宋体" w:hAnsi="宋体" w:eastAsia="宋体" w:cs="宋体"/>
-          <w:color w:val="14602F"/>
-          <w:sz w:val="20"/>
-          <w:szCs w:val="20"/>
-        </w:rPr>
-        <w:t xml:space="preserve">：用手机浏览器拍照时选择「原图 / 高清晰度」，保证字迹清晰、画面正着拍。多页作业可以打包成 zip，或用手机自带的「长图拼接」功能合成一张。</w:t>
-      </w:r>
-    </w:p>
-    <w:p>
-      <w:pPr>
-        <w:pStyle w:val="Heading2"/>
-        <w:keepNext/>
-      </w:pPr>
-      <w:r>
-        <w:rPr>
-          <w:rFonts w:ascii="微软雅黑" w:hAnsi="微软雅黑" w:eastAsia="微软雅黑" w:cs="微软雅黑"/>
-          <w:b/>
-          <w:bCs/>
-        </w:rPr>
-        <w:t xml:space="preserve">3.4 提交并确认</w:t>
-      </w:r>
-    </w:p>
-    <w:p>
-      <w:pPr>
-        <w:pStyle w:val="ListText"/>
-        <w:ind w:left="454" w:hanging="240"/>
-      </w:pPr>
-      <w:r>
-        <w:rPr>
-          <w:rFonts w:ascii="微软雅黑" w:hAnsi="微软雅黑" w:eastAsia="微软雅黑" w:cs="微软雅黑"/>
-          <w:b/>
-          <w:bCs/>
-          <w:color w:val="2B6CF6"/>
-        </w:rPr>
-        <w:t xml:space="preserve">1. </w:t>
-      </w:r>
-      <w:r>
-        <w:rPr>
-          <w:rFonts w:ascii="宋体" w:hAnsi="宋体" w:eastAsia="宋体" w:cs="宋体"/>
-        </w:rPr>
-        <w:t xml:space="preserve">检查题目有没有漏做、附件有没有传对。</w:t>
-      </w:r>
-    </w:p>
-    <w:p>
-      <w:pPr>
-        <w:pStyle w:val="ListText"/>
-        <w:ind w:left="454" w:hanging="240"/>
-      </w:pPr>
-      <w:r>
-        <w:rPr>
-          <w:rFonts w:ascii="微软雅黑" w:hAnsi="微软雅黑" w:eastAsia="微软雅黑" w:cs="微软雅黑"/>
-          <w:b/>
-          <w:bCs/>
-          <w:color w:val="2B6CF6"/>
-        </w:rPr>
-        <w:t xml:space="preserve">2. </w:t>
-      </w:r>
-      <w:r>
-        <w:rPr>
-          <w:rFonts w:ascii="宋体" w:hAnsi="宋体" w:eastAsia="宋体" w:cs="宋体"/>
-        </w:rPr>
-        <w:t xml:space="preserve">点下方的「提交作业」按钮。</w:t>
-      </w:r>
-    </w:p>
-    <w:p>
-      <w:pPr>
-        <w:pStyle w:val="ListText"/>
-        <w:ind w:left="454" w:hanging="240"/>
-      </w:pPr>
-      <w:r>
-        <w:rPr>
-          <w:rFonts w:ascii="微软雅黑" w:hAnsi="微软雅黑" w:eastAsia="微软雅黑" w:cs="微软雅黑"/>
-          <w:b/>
-          <w:bCs/>
-          <w:color w:val="2B6CF6"/>
-        </w:rPr>
-        <w:t xml:space="preserve">3. </w:t>
-      </w:r>
-      <w:r>
-        <w:rPr>
-          <w:rFonts w:ascii="宋体" w:hAnsi="宋体" w:eastAsia="宋体" w:cs="宋体"/>
-        </w:rPr>
-        <w:t xml:space="preserve">看到「作业已提交，等待老师批阅」的提示，卡片状态变成「</w:t>
-      </w:r>
-      <w:r>
-        <w:rPr>
-          <w:rFonts w:ascii="宋体" w:hAnsi="宋体" w:eastAsia="宋体" w:cs="宋体"/>
-          <w:b/>
-          <w:bCs/>
-          <w:color w:val="16233D"/>
-        </w:rPr>
-        <w:t xml:space="preserve">待审批</w:t>
-      </w:r>
-      <w:r>
-        <w:rPr>
-          <w:rFonts w:ascii="宋体" w:hAnsi="宋体" w:eastAsia="宋体" w:cs="宋体"/>
-        </w:rPr>
-        <w:t xml:space="preserve">」，说明提交成功。</w:t>
-      </w:r>
-    </w:p>
-    <w:p>
-      <w:pPr>
-        <w:pStyle w:val="Heading2"/>
-        <w:keepNext/>
-      </w:pPr>
-      <w:r>
-        <w:rPr>
-          <w:rFonts w:ascii="微软雅黑" w:hAnsi="微软雅黑" w:eastAsia="微软雅黑" w:cs="微软雅黑"/>
-          <w:b/>
-          <w:bCs/>
-        </w:rPr>
-        <w:t xml:space="preserve">3.5 提交前自检清单</w:t>
-      </w:r>
-    </w:p>
-    <w:p>
-      <w:pPr>
-        <w:pStyle w:val="ListText"/>
-        <w:ind w:left="454" w:hanging="240"/>
-      </w:pPr>
-      <w:r>
-        <w:rPr>
-          <w:rFonts w:ascii="微软雅黑" w:hAnsi="微软雅黑" w:eastAsia="微软雅黑" w:cs="微软雅黑"/>
-          <w:b/>
-          <w:bCs/>
-          <w:color w:val="2B6CF6"/>
-        </w:rPr>
-        <w:t xml:space="preserve">• </w:t>
-      </w:r>
-      <w:r>
-        <w:rPr>
-          <w:rFonts w:ascii="宋体" w:hAnsi="宋体" w:eastAsia="宋体" w:cs="宋体"/>
-        </w:rPr>
-        <w:t xml:space="preserve">题目都做完了吗（有没有漏掉第几小问）？</w:t>
-      </w:r>
-    </w:p>
-    <w:p>
-      <w:pPr>
-        <w:pStyle w:val="ListText"/>
-        <w:ind w:left="454" w:hanging="240"/>
-      </w:pPr>
-      <w:r>
-        <w:rPr>
-          <w:rFonts w:ascii="微软雅黑" w:hAnsi="微软雅黑" w:eastAsia="微软雅黑" w:cs="微软雅黑"/>
-          <w:b/>
-          <w:bCs/>
-          <w:color w:val="2B6CF6"/>
-        </w:rPr>
-        <w:t xml:space="preserve">• </w:t>
-      </w:r>
-      <w:r>
-        <w:rPr>
-          <w:rFonts w:ascii="宋体" w:hAnsi="宋体" w:eastAsia="宋体" w:cs="宋体"/>
-        </w:rPr>
-        <w:t xml:space="preserve">文本框有内容，或附件已显示成蓝色标签？</w:t>
-      </w:r>
-    </w:p>
-    <w:p>
-      <w:pPr>
-        <w:pStyle w:val="ListText"/>
-        <w:ind w:left="454" w:hanging="240"/>
-      </w:pPr>
-      <w:r>
-        <w:rPr>
-          <w:rFonts w:ascii="微软雅黑" w:hAnsi="微软雅黑" w:eastAsia="微软雅黑" w:cs="微软雅黑"/>
-          <w:b/>
-          <w:bCs/>
-          <w:color w:val="2B6CF6"/>
-        </w:rPr>
-        <w:t xml:space="preserve">• </w:t>
-      </w:r>
-      <w:r>
-        <w:rPr>
-          <w:rFonts w:ascii="宋体" w:hAnsi="宋体" w:eastAsia="宋体" w:cs="宋体"/>
-        </w:rPr>
-        <w:t xml:space="preserve">附件是不是</w:t>
-      </w:r>
-      <w:r>
-        <w:rPr>
-          <w:rFonts w:ascii="宋体" w:hAnsi="宋体" w:eastAsia="宋体" w:cs="宋体"/>
-          <w:b/>
-          <w:bCs/>
-          <w:color w:val="16233D"/>
-        </w:rPr>
-        <w:t xml:space="preserve">这一科</w:t>
-      </w:r>
-      <w:r>
-        <w:rPr>
-          <w:rFonts w:ascii="宋体" w:hAnsi="宋体" w:eastAsia="宋体" w:cs="宋体"/>
-        </w:rPr>
-        <w:t xml:space="preserve">的作业（别把上一科传上来）？</w:t>
-      </w:r>
-    </w:p>
-    <w:p>
-      <w:pPr>
-        <w:pStyle w:val="ListText"/>
-        <w:ind w:left="454" w:hanging="240"/>
-      </w:pPr>
-      <w:r>
-        <w:rPr>
-          <w:rFonts w:ascii="微软雅黑" w:hAnsi="微软雅黑" w:eastAsia="微软雅黑" w:cs="微软雅黑"/>
-          <w:b/>
-          <w:bCs/>
-          <w:color w:val="2B6CF6"/>
-        </w:rPr>
-        <w:t xml:space="preserve">• </w:t>
-      </w:r>
-      <w:r>
-        <w:rPr>
-          <w:rFonts w:ascii="宋体" w:hAnsi="宋体" w:eastAsia="宋体" w:cs="宋体"/>
-        </w:rPr>
-        <w:t xml:space="preserve">文件名建议写成「学号 + 姓名 + 作业名」，例如 </w:t>
-      </w:r>
-      <w:r>
-        <w:rPr>
-          <w:rFonts w:ascii="Consolas" w:hAnsi="Consolas" w:eastAsia="Consolas" w:cs="Consolas"/>
-          <w:color w:val="B03A5B"/>
-          <w:sz w:val="19"/>
-          <w:szCs w:val="19"/>
-        </w:rPr>
-        <w:t xml:space="preserve">2026001-张三-自我介绍.docx</w:t>
-      </w:r>
-      <w:r>
-        <w:rPr>
-          <w:rFonts w:ascii="宋体" w:hAnsi="宋体" w:eastAsia="宋体" w:cs="宋体"/>
-        </w:rPr>
-        <w:t xml:space="preserve">。</w:t>
-      </w:r>
-    </w:p>
-    <w:p>
-      <w:pPr>
-        <w:pStyle w:val="ListText"/>
-        <w:ind w:left="454" w:hanging="240"/>
-      </w:pPr>
-      <w:r>
-        <w:rPr>
-          <w:rFonts w:ascii="微软雅黑" w:hAnsi="微软雅黑" w:eastAsia="微软雅黑" w:cs="微软雅黑"/>
-          <w:b/>
-          <w:bCs/>
-          <w:color w:val="2B6CF6"/>
-        </w:rPr>
-        <w:t xml:space="preserve">• </w:t>
-      </w:r>
-      <w:r>
-        <w:rPr>
-          <w:rFonts w:ascii="宋体" w:hAnsi="宋体" w:eastAsia="宋体" w:cs="宋体"/>
-        </w:rPr>
-        <w:t xml:space="preserve">状态是不是已经变成「待审批」？</w:t>
-      </w:r>
-    </w:p>
-    <w:p>
-      <w:r>
-        <w:br w:type="page"/>
-      </w:r>
-    </w:p>
-    <w:p>
-      <w:pPr>
-        <w:pStyle w:val="Heading1"/>
-        <w:keepNext/>
-      </w:pPr>
-      <w:r>
-        <w:rPr>
-          <w:rFonts w:ascii="微软雅黑" w:hAnsi="微软雅黑" w:eastAsia="微软雅黑" w:cs="微软雅黑"/>
-          <w:b/>
-          <w:bCs/>
-        </w:rPr>
-        <w:t xml:space="preserve">四、修改与撤回</w:t>
-      </w:r>
-    </w:p>
-    <w:p>
-      <w:pPr>
-        <w:pStyle w:val="Heading2"/>
-        <w:keepNext/>
-      </w:pPr>
-      <w:r>
-        <w:rPr>
-          <w:rFonts w:ascii="微软雅黑" w:hAnsi="微软雅黑" w:eastAsia="微软雅黑" w:cs="微软雅黑"/>
-          <w:b/>
-          <w:bCs/>
-        </w:rPr>
-        <w:t xml:space="preserve">4.1 什么时候可以重新提交</w:t>
-      </w:r>
-    </w:p>
-    <w:tbl>
-      <w:tblPr>
-        <w:tblW w:w="9412" w:type="dxa"/>
-        <w:tblBorders>
-          <w:top w:val="single" w:sz="4" w:space="0" w:color="D3DBE8"/>
-          <w:left w:val="single" w:sz="4" w:space="0" w:color="D3DBE8"/>
-          <w:bottom w:val="single" w:sz="4" w:space="0" w:color="D3DBE8"/>
-          <w:right w:val="single" w:sz="4" w:space="0" w:color="D3DBE8"/>
-          <w:insideH w:val="single" w:sz="4" w:space="0" w:color="D3DBE8"/>
-          <w:insideV w:val="single" w:sz="4" w:space="0" w:color="D3DBE8"/>
-        </w:tblBorders>
-        <w:tblCellMar>
-          <w:top w:w="70" w:type="dxa"/>
-          <w:left w:w="110" w:type="dxa"/>
-          <w:bottom w:w="70" w:type="dxa"/>
-          <w:right w:w="110" w:type="dxa"/>
-        </w:tblCellMar>
-      </w:tblPr>
-      <w:tblGrid>
-        <w:gridCol w:w="2447"/>
-        <w:gridCol w:w="2071"/>
-        <w:gridCol w:w="4894"/>
-      </w:tblGrid>
-      <w:tr>
-        <w:trPr>
-          <w:tblHeader/>
-          <w:cantSplit/>
-        </w:trPr>
-        <w:tc>
-          <w:tcPr>
-            <w:tcW w:w="2447" w:type="dxa"/>
-            <w:shd w:val="clear" w:color="auto" w:fill="EAF1FF"/>
-            <w:vAlign w:val="center"/>
-          </w:tcPr>
-          <w:p>
-            <w:pPr>
-              <w:pStyle w:val="TableText"/>
-            </w:pPr>
-            <w:r>
-              <w:rPr>
-                <w:rFonts w:ascii="微软雅黑" w:hAnsi="微软雅黑" w:eastAsia="微软雅黑" w:cs="微软雅黑"/>
-                <w:b/>
-                <w:bCs/>
-                <w:color w:val="1B3A7A"/>
-                <w:sz w:val="19"/>
-                <w:szCs w:val="19"/>
-              </w:rPr>
-              <w:t xml:space="preserve">当前状态</w:t>
-            </w:r>
-          </w:p>
-        </w:tc>
-        <w:tc>
-          <w:tcPr>
-            <w:tcW w:w="2071" w:type="dxa"/>
-            <w:shd w:val="clear" w:color="auto" w:fill="EAF1FF"/>
-            <w:vAlign w:val="center"/>
-          </w:tcPr>
-          <w:p>
-            <w:pPr>
-              <w:pStyle w:val="TableText"/>
-            </w:pPr>
-            <w:r>
-              <w:rPr>
-                <w:rFonts w:ascii="微软雅黑" w:hAnsi="微软雅黑" w:eastAsia="微软雅黑" w:cs="微软雅黑"/>
-                <w:b/>
-                <w:bCs/>
-                <w:color w:val="1B3A7A"/>
-                <w:sz w:val="19"/>
-                <w:szCs w:val="19"/>
-              </w:rPr>
-              <w:t xml:space="preserve">能否重新提交</w:t>
-            </w:r>
-          </w:p>
-        </w:tc>
-        <w:tc>
-          <w:tcPr>
-            <w:tcW w:w="4894" w:type="dxa"/>
-            <w:shd w:val="clear" w:color="auto" w:fill="EAF1FF"/>
-            <w:vAlign w:val="center"/>
-          </w:tcPr>
-          <w:p>
-            <w:pPr>
-              <w:pStyle w:val="TableText"/>
-            </w:pPr>
-            <w:r>
-              <w:rPr>
-                <w:rFonts w:ascii="微软雅黑" w:hAnsi="微软雅黑" w:eastAsia="微软雅黑" w:cs="微软雅黑"/>
-                <w:b/>
-                <w:bCs/>
-                <w:color w:val="1B3A7A"/>
-                <w:sz w:val="19"/>
-                <w:szCs w:val="19"/>
-              </w:rPr>
-              <w:t xml:space="preserve">说明</w:t>
-            </w:r>
-          </w:p>
-        </w:tc>
-      </w:tr>
-      <w:tr>
-        <w:trPr>
-          <w:cantSplit/>
-        </w:trPr>
-        <w:tc>
-          <w:tcPr>
-            <w:tcW w:w="2447" w:type="dxa"/>
-            <w:vAlign w:val="center"/>
-          </w:tcPr>
-          <w:p>
-            <w:pPr>
-              <w:pStyle w:val="TableText"/>
-            </w:pPr>
-            <w:r>
-              <w:rPr>
-                <w:rFonts w:ascii="宋体" w:hAnsi="宋体" w:eastAsia="宋体" w:cs="宋体"/>
-                <w:sz w:val="19"/>
-                <w:szCs w:val="19"/>
-              </w:rPr>
-              <w:t xml:space="preserve">待审批</w:t>
-            </w:r>
-          </w:p>
-        </w:tc>
-        <w:tc>
-          <w:tcPr>
-            <w:tcW w:w="2071" w:type="dxa"/>
-            <w:vAlign w:val="center"/>
-          </w:tcPr>
-          <w:p>
-            <w:pPr>
-              <w:pStyle w:val="TableText"/>
-            </w:pPr>
-            <w:r>
-              <w:rPr>
-                <w:rFonts w:ascii="宋体" w:hAnsi="宋体" w:eastAsia="宋体" w:cs="宋体"/>
-                <w:sz w:val="19"/>
-                <w:szCs w:val="19"/>
-              </w:rPr>
-              <w:t xml:space="preserve">✔ 可以</w:t>
-            </w:r>
-          </w:p>
-        </w:tc>
-        <w:tc>
-          <w:tcPr>
-            <w:tcW w:w="4894" w:type="dxa"/>
-            <w:vAlign w:val="center"/>
-          </w:tcPr>
-          <w:p>
-            <w:pPr>
-              <w:pStyle w:val="TableText"/>
-            </w:pPr>
-            <w:r>
-              <w:rPr>
-                <w:rFonts w:ascii="宋体" w:hAnsi="宋体" w:eastAsia="宋体" w:cs="宋体"/>
-                <w:sz w:val="19"/>
-                <w:szCs w:val="19"/>
-              </w:rPr>
-              <w:t xml:space="preserve">在作业详情里直接改内容或换附件，再点「重新提交」</w:t>
-            </w:r>
-          </w:p>
-        </w:tc>
-      </w:tr>
-      <w:tr>
-        <w:trPr>
-          <w:cantSplit/>
-        </w:trPr>
-        <w:tc>
-          <w:tcPr>
-            <w:tcW w:w="2447" w:type="dxa"/>
-            <w:vAlign w:val="center"/>
-          </w:tcPr>
-          <w:p>
-            <w:pPr>
-              <w:pStyle w:val="TableText"/>
-            </w:pPr>
-            <w:r>
-              <w:rPr>
-                <w:rFonts w:ascii="宋体" w:hAnsi="宋体" w:eastAsia="宋体" w:cs="宋体"/>
-                <w:sz w:val="19"/>
-                <w:szCs w:val="19"/>
-              </w:rPr>
-              <w:t xml:space="preserve">已驳回</w:t>
-            </w:r>
-          </w:p>
-        </w:tc>
-        <w:tc>
-          <w:tcPr>
-            <w:tcW w:w="2071" w:type="dxa"/>
-            <w:vAlign w:val="center"/>
-          </w:tcPr>
-          <w:p>
-            <w:pPr>
-              <w:pStyle w:val="TableText"/>
-            </w:pPr>
-            <w:r>
-              <w:rPr>
-                <w:rFonts w:ascii="宋体" w:hAnsi="宋体" w:eastAsia="宋体" w:cs="宋体"/>
-                <w:sz w:val="19"/>
-                <w:szCs w:val="19"/>
-              </w:rPr>
-              <w:t xml:space="preserve">✔ 可以</w:t>
-            </w:r>
-          </w:p>
-        </w:tc>
-        <w:tc>
-          <w:tcPr>
-            <w:tcW w:w="4894" w:type="dxa"/>
-            <w:vAlign w:val="center"/>
-          </w:tcPr>
-          <w:p>
-            <w:pPr>
-              <w:pStyle w:val="TableText"/>
-            </w:pPr>
-            <w:r>
-              <w:rPr>
-                <w:rFonts w:ascii="宋体" w:hAnsi="宋体" w:eastAsia="宋体" w:cs="宋体"/>
-                <w:sz w:val="19"/>
-                <w:szCs w:val="19"/>
-              </w:rPr>
-              <w:t xml:space="preserve">按老师评语修改后重新提交，状态会回到「待审批」</w:t>
-            </w:r>
-          </w:p>
-        </w:tc>
-      </w:tr>
-      <w:tr>
-        <w:trPr>
-          <w:cantSplit/>
-        </w:trPr>
-        <w:tc>
-          <w:tcPr>
-            <w:tcW w:w="2447" w:type="dxa"/>
-            <w:vAlign w:val="center"/>
-          </w:tcPr>
-          <w:p>
-            <w:pPr>
-              <w:pStyle w:val="TableText"/>
-            </w:pPr>
-            <w:r>
-              <w:rPr>
-                <w:rFonts w:ascii="宋体" w:hAnsi="宋体" w:eastAsia="宋体" w:cs="宋体"/>
-                <w:sz w:val="19"/>
-                <w:szCs w:val="19"/>
-              </w:rPr>
-              <w:t xml:space="preserve">已通过</w:t>
-            </w:r>
-          </w:p>
-        </w:tc>
-        <w:tc>
-          <w:tcPr>
-            <w:tcW w:w="2071" w:type="dxa"/>
-            <w:vAlign w:val="center"/>
-          </w:tcPr>
-          <w:p>
-            <w:pPr>
-              <w:pStyle w:val="TableText"/>
-            </w:pPr>
-            <w:r>
-              <w:rPr>
-                <w:rFonts w:ascii="宋体" w:hAnsi="宋体" w:eastAsia="宋体" w:cs="宋体"/>
-                <w:sz w:val="19"/>
-                <w:szCs w:val="19"/>
-              </w:rPr>
-              <w:t xml:space="preserve">✘ 不可以</w:t>
-            </w:r>
-          </w:p>
-        </w:tc>
-        <w:tc>
-          <w:tcPr>
-            <w:tcW w:w="4894" w:type="dxa"/>
-            <w:vAlign w:val="center"/>
-          </w:tcPr>
-          <w:p>
-            <w:pPr>
-              <w:pStyle w:val="TableText"/>
-            </w:pPr>
-            <w:r>
-              <w:rPr>
-                <w:rFonts w:ascii="宋体" w:hAnsi="宋体" w:eastAsia="宋体" w:cs="宋体"/>
-                <w:sz w:val="19"/>
-                <w:szCs w:val="19"/>
-              </w:rPr>
-              <w:t xml:space="preserve">如需修改请联系老师</w:t>
-            </w:r>
-          </w:p>
-        </w:tc>
-      </w:tr>
-      <w:tr>
-        <w:trPr>
-          <w:cantSplit/>
-        </w:trPr>
-        <w:tc>
-          <w:tcPr>
-            <w:tcW w:w="2447" w:type="dxa"/>
-            <w:vAlign w:val="center"/>
-          </w:tcPr>
-          <w:p>
-            <w:pPr>
-              <w:pStyle w:val="TableText"/>
-            </w:pPr>
-            <w:r>
-              <w:rPr>
-                <w:rFonts w:ascii="宋体" w:hAnsi="宋体" w:eastAsia="宋体" w:cs="宋体"/>
-                <w:sz w:val="19"/>
-                <w:szCs w:val="19"/>
-              </w:rPr>
-              <w:t xml:space="preserve">已截止（不允许逾期）</w:t>
-            </w:r>
-          </w:p>
-        </w:tc>
-        <w:tc>
-          <w:tcPr>
-            <w:tcW w:w="2071" w:type="dxa"/>
-            <w:vAlign w:val="center"/>
-          </w:tcPr>
-          <w:p>
-            <w:pPr>
-              <w:pStyle w:val="TableText"/>
-            </w:pPr>
-            <w:r>
-              <w:rPr>
-                <w:rFonts w:ascii="宋体" w:hAnsi="宋体" w:eastAsia="宋体" w:cs="宋体"/>
-                <w:sz w:val="19"/>
-                <w:szCs w:val="19"/>
-              </w:rPr>
-              <w:t xml:space="preserve">✘ 不可以</w:t>
-            </w:r>
-          </w:p>
-        </w:tc>
-        <w:tc>
-          <w:tcPr>
-            <w:tcW w:w="4894" w:type="dxa"/>
-            <w:vAlign w:val="center"/>
-          </w:tcPr>
-          <w:p>
-            <w:pPr>
-              <w:pStyle w:val="TableText"/>
-            </w:pPr>
-            <w:r>
-              <w:rPr>
-                <w:rFonts w:ascii="宋体" w:hAnsi="宋体" w:eastAsia="宋体" w:cs="宋体"/>
-                <w:sz w:val="19"/>
-                <w:szCs w:val="19"/>
-              </w:rPr>
-              <w:t xml:space="preserve">请老师延后截止时间或允许逾期提交</w:t>
-            </w:r>
-          </w:p>
-        </w:tc>
-      </w:tr>
-    </w:tbl>
-    <w:p>
-      <w:pPr>
-        <w:pStyle w:val="TableText"/>
-      </w:pPr>
-    </w:p>
-    <w:p>
-      <w:pPr>
-        <w:pStyle w:val="BodyText"/>
-      </w:pPr>
-      <w:r>
-        <w:rPr>
-          <w:rFonts w:ascii="宋体" w:hAnsi="宋体" w:eastAsia="宋体" w:cs="宋体"/>
-        </w:rPr>
-        <w:t xml:space="preserve">重新提交后，页面会显示「第 N 次提交」，老师会重新批阅最新一版。</w:t>
-      </w:r>
-    </w:p>
-    <w:p>
-      <w:pPr>
-        <w:pStyle w:val="Heading2"/>
-        <w:keepNext/>
-      </w:pPr>
-      <w:r>
-        <w:rPr>
-          <w:rFonts w:ascii="微软雅黑" w:hAnsi="微软雅黑" w:eastAsia="微软雅黑" w:cs="微软雅黑"/>
-          <w:b/>
-          <w:bCs/>
-        </w:rPr>
-        <w:t xml:space="preserve">4.2 撤回提交</w:t>
-      </w:r>
-    </w:p>
-    <w:p>
-      <w:pPr>
-        <w:pStyle w:val="BodyText"/>
-      </w:pPr>
-      <w:r>
-        <w:rPr>
-          <w:rFonts w:ascii="宋体" w:hAnsi="宋体" w:eastAsia="宋体" w:cs="宋体"/>
-        </w:rPr>
-        <w:t xml:space="preserve">如果交错了文件或想重写，可以点「撤回提交」，确认后</w:t>
-      </w:r>
-      <w:r>
-        <w:rPr>
-          <w:rFonts w:ascii="宋体" w:hAnsi="宋体" w:eastAsia="宋体" w:cs="宋体"/>
-          <w:b/>
-          <w:bCs/>
-          <w:color w:val="16233D"/>
-        </w:rPr>
-        <w:t xml:space="preserve">本次作答内容会被删除</w:t>
-      </w:r>
-      <w:r>
-        <w:rPr>
-          <w:rFonts w:ascii="宋体" w:hAnsi="宋体" w:eastAsia="宋体" w:cs="宋体"/>
-        </w:rPr>
-        <w:t xml:space="preserve">，作业回到「未提交」状态。</w:t>
-      </w:r>
-    </w:p>
-    <w:p>
-      <w:pPr>
-        <w:pStyle w:val="NoteText"/>
-        <w:ind w:left="113" w:right="113"/>
-        <w:spacing w:before="120" w:after="120" w:line="300" w:lineRule="auto"/>
-        <w:shd w:val="clear" w:color="auto" w:fill="FDECEC"/>
-        <w:pBdr>
-          <w:top w:val="single" w:sz="6" w:space="6" w:color="DC2626"/>
-          <w:left w:val="single" w:sz="6" w:space="6" w:color="DC2626"/>
-          <w:bottom w:val="single" w:sz="6" w:space="6" w:color="DC2626"/>
-          <w:right w:val="single" w:sz="6" w:space="6" w:color="DC2626"/>
-        </w:pBdr>
-      </w:pPr>
-      <w:r>
-        <w:rPr>
-          <w:rFonts w:ascii="微软雅黑" w:hAnsi="微软雅黑" w:eastAsia="微软雅黑" w:cs="微软雅黑"/>
-          <w:b/>
-          <w:bCs/>
-          <w:color w:val="9B1C1C"/>
-          <w:sz w:val="20"/>
-          <w:szCs w:val="20"/>
-        </w:rPr>
-        <w:t xml:space="preserve">重要　</w:t>
-      </w:r>
-      <w:r>
-        <w:rPr>
-          <w:rFonts w:ascii="宋体" w:hAnsi="宋体" w:eastAsia="宋体" w:cs="宋体"/>
-          <w:b/>
-          <w:bCs/>
-          <w:color w:val="9B1C1C"/>
-          <w:sz w:val="20"/>
-          <w:szCs w:val="20"/>
-        </w:rPr>
-        <w:t xml:space="preserve">撤回会删掉你已经写的内容</w:t>
-      </w:r>
-      <w:r>
-        <w:rPr>
-          <w:rFonts w:ascii="宋体" w:hAnsi="宋体" w:eastAsia="宋体" w:cs="宋体"/>
-          <w:color w:val="9B1C1C"/>
-          <w:sz w:val="20"/>
-          <w:szCs w:val="20"/>
-        </w:rPr>
-        <w:t xml:space="preserve">，请先想清楚，或者先把文字复制到记事本里保存好。已通过的作业不能撤回。</w:t>
-      </w:r>
-    </w:p>
-    <w:p>
-      <w:r>
-        <w:br w:type="page"/>
-      </w:r>
-    </w:p>
-    <w:p>
-      <w:pPr>
-        <w:pStyle w:val="Heading1"/>
-        <w:keepNext/>
-      </w:pPr>
-      <w:r>
-        <w:rPr>
-          <w:rFonts w:ascii="微软雅黑" w:hAnsi="微软雅黑" w:eastAsia="微软雅黑" w:cs="微软雅黑"/>
-          <w:b/>
-          <w:bCs/>
-        </w:rPr>
-        <w:t xml:space="preserve">五、查看成绩与评语</w:t>
-      </w:r>
-    </w:p>
-    <w:p>
-      <w:pPr>
-        <w:pStyle w:val="Heading2"/>
-        <w:keepNext/>
-      </w:pPr>
-      <w:r>
-        <w:rPr>
-          <w:rFonts w:ascii="微软雅黑" w:hAnsi="微软雅黑" w:eastAsia="微软雅黑" w:cs="微软雅黑"/>
-          <w:b/>
-          <w:bCs/>
-        </w:rPr>
-        <w:t xml:space="preserve">5.1 「我的成绩」页面</w:t>
+        <w:t xml:space="preserve">「选择班级」/「切换班级」</w:t>
+      </w:r>
+      <w:r>
+        <w:rPr>
+          <w:rFonts w:ascii="宋体" w:hAnsi="宋体" w:eastAsia="宋体" w:cs="宋体"/>
+        </w:rPr>
+        <w:t xml:space="preserve"> 按钮。选好班级后，才能看到该班级老师发布的作业。</w:t>
       </w:r>
     </w:p>
     <w:p>
@@ -3823,7 +2442,7 @@
           <w:sz w:val="18"/>
           <w:szCs w:val="18"/>
         </w:rPr>
-        <w:t xml:space="preserve">图 5　我的成绩：每一次提交的状态、分数与老师评语</w:t>
+        <w:t xml:space="preserve">图 5　选择你的班级</w:t>
       </w:r>
     </w:p>
     <w:p>
@@ -3863,7 +2482,7 @@
           <w:sz w:val="18"/>
           <w:szCs w:val="18"/>
         </w:rPr>
-        <w:t xml:space="preserve"> 提交状态</w:t>
+        <w:t xml:space="preserve"> 选择一个班级</w:t>
       </w:r>
       <w:r>
         <w:rPr>
@@ -3891,7 +2510,7 @@
           <w:sz w:val="18"/>
           <w:szCs w:val="18"/>
         </w:rPr>
-        <w:t xml:space="preserve"> 老师给的分数</w:t>
+        <w:t xml:space="preserve"> 暂不选择（只看面向全体学生的作业）</w:t>
       </w:r>
       <w:r>
         <w:rPr>
@@ -3919,51 +2538,107 @@
           <w:sz w:val="18"/>
           <w:szCs w:val="18"/>
         </w:rPr>
-        <w:t xml:space="preserve"> 老师评语</w:t>
-      </w:r>
-      <w:r>
-        <w:rPr>
-          <w:rFonts w:ascii="宋体" w:hAnsi="宋体" w:eastAsia="宋体" w:cs="宋体"/>
-          <w:sz w:val="17"/>
-          <w:szCs w:val="17"/>
-        </w:rPr>
-        <w:t xml:space="preserve">　　</w:t>
-      </w:r>
-      <w:r>
-        <w:rPr>
-          <w:rFonts w:ascii="微软雅黑" w:hAnsi="微软雅黑" w:eastAsia="微软雅黑" w:cs="微软雅黑"/>
-          <w:b/>
-          <w:bCs/>
-          <w:color w:val="FF3B30"/>
-          <w:sz w:val="18"/>
-          <w:szCs w:val="18"/>
-        </w:rPr>
-        <w:t xml:space="preserve">4</w:t>
-      </w:r>
-      <w:r>
-        <w:rPr>
-          <w:rFonts w:ascii="宋体" w:hAnsi="宋体" w:eastAsia="宋体" w:cs="宋体"/>
-          <w:color w:val="47536B"/>
-          <w:sz w:val="18"/>
-          <w:szCs w:val="18"/>
-        </w:rPr>
-        <w:t xml:space="preserve"> 查看这份作业的详情</w:t>
-      </w:r>
-    </w:p>
-    <w:p>
-      <w:pPr>
-        <w:pStyle w:val="BodyText"/>
-      </w:pPr>
-      <w:r>
-        <w:rPr>
-          <w:rFonts w:ascii="宋体" w:hAnsi="宋体" w:eastAsia="宋体" w:cs="宋体"/>
-        </w:rPr>
-        <w:t xml:space="preserve">点左侧菜单「我的成绩」即可看到所有提交记录；点某一行右侧的「查看详情」会跳到对应作业。</w:t>
-      </w:r>
-    </w:p>
-    <w:p>
-      <w:pPr>
-        <w:pStyle w:val="Heading2"/>
+        <w:t xml:space="preserve"> 确定</w:t>
+      </w:r>
+    </w:p>
+    <w:p>
+      <w:pPr>
+        <w:pStyle w:val="ListText"/>
+        <w:ind w:left="454" w:hanging="240"/>
+      </w:pPr>
+      <w:r>
+        <w:rPr>
+          <w:rFonts w:ascii="微软雅黑" w:hAnsi="微软雅黑" w:eastAsia="微软雅黑" w:cs="微软雅黑"/>
+          <w:b/>
+          <w:bCs/>
+          <w:color w:val="2B6CF6"/>
+        </w:rPr>
+        <w:t xml:space="preserve">• </w:t>
+      </w:r>
+      <w:r>
+        <w:rPr>
+          <w:rFonts w:ascii="宋体" w:hAnsi="宋体" w:eastAsia="宋体" w:cs="宋体"/>
+          <w:b/>
+          <w:bCs/>
+          <w:color w:val="16233D"/>
+        </w:rPr>
+        <w:t xml:space="preserve">选错班级会怎样</w:t>
+      </w:r>
+      <w:r>
+        <w:rPr>
+          <w:rFonts w:ascii="宋体" w:hAnsi="宋体" w:eastAsia="宋体" w:cs="宋体"/>
+        </w:rPr>
+        <w:t xml:space="preserve">：你会看到别的班的作业，本班作业反而看不到——点「切换班级」重新选即可。</w:t>
+      </w:r>
+    </w:p>
+    <w:p>
+      <w:pPr>
+        <w:pStyle w:val="ListText"/>
+        <w:ind w:left="454" w:hanging="240"/>
+      </w:pPr>
+      <w:r>
+        <w:rPr>
+          <w:rFonts w:ascii="微软雅黑" w:hAnsi="微软雅黑" w:eastAsia="微软雅黑" w:cs="微软雅黑"/>
+          <w:b/>
+          <w:bCs/>
+          <w:color w:val="2B6CF6"/>
+        </w:rPr>
+        <w:t xml:space="preserve">• </w:t>
+      </w:r>
+      <w:r>
+        <w:rPr>
+          <w:rFonts w:ascii="宋体" w:hAnsi="宋体" w:eastAsia="宋体" w:cs="宋体"/>
+          <w:b/>
+          <w:bCs/>
+          <w:color w:val="16233D"/>
+        </w:rPr>
+        <w:t xml:space="preserve">暂时不想选</w:t>
+      </w:r>
+      <w:r>
+        <w:rPr>
+          <w:rFonts w:ascii="宋体" w:hAnsi="宋体" w:eastAsia="宋体" w:cs="宋体"/>
+        </w:rPr>
+        <w:t xml:space="preserve">：选「暂不选择」，此时只能看到面向全体学生的作业。</w:t>
+      </w:r>
+    </w:p>
+    <w:p>
+      <w:pPr>
+        <w:pStyle w:val="ListText"/>
+        <w:ind w:left="454" w:hanging="240"/>
+      </w:pPr>
+      <w:r>
+        <w:rPr>
+          <w:rFonts w:ascii="微软雅黑" w:hAnsi="微软雅黑" w:eastAsia="微软雅黑" w:cs="微软雅黑"/>
+          <w:b/>
+          <w:bCs/>
+          <w:color w:val="2B6CF6"/>
+        </w:rPr>
+        <w:t xml:space="preserve">• </w:t>
+      </w:r>
+      <w:r>
+        <w:rPr>
+          <w:rFonts w:ascii="宋体" w:hAnsi="宋体" w:eastAsia="宋体" w:cs="宋体"/>
+          <w:b/>
+          <w:bCs/>
+          <w:color w:val="16233D"/>
+        </w:rPr>
+        <w:t xml:space="preserve">没有这个按钮</w:t>
+      </w:r>
+      <w:r>
+        <w:rPr>
+          <w:rFonts w:ascii="宋体" w:hAnsi="宋体" w:eastAsia="宋体" w:cs="宋体"/>
+        </w:rPr>
+        <w:t xml:space="preserve">：说明老师关闭了自选班级，请让老师把你加进班级。</w:t>
+      </w:r>
+    </w:p>
+    <w:p>
+      <w:r>
+        <w:br w:type="page"/>
+      </w:r>
+    </w:p>
+    <w:p>
+      <w:pPr>
+        <w:pStyle w:val="Heading1"/>
         <w:keepNext/>
       </w:pPr>
       <w:r>
@@ -3972,7 +2647,7 @@
           <w:b/>
           <w:bCs/>
         </w:rPr>
-        <w:t xml:space="preserve">5.2 作业详情里的批阅结果</w:t>
+        <w:t xml:space="preserve">三、提交作业</w:t>
       </w:r>
     </w:p>
     <w:p>
@@ -4037,7 +2712,7 @@
           <w:sz w:val="18"/>
           <w:szCs w:val="18"/>
         </w:rPr>
-        <w:t xml:space="preserve">图 6　作业详情里的批阅结果（已通过，显示分数与评语）</w:t>
+        <w:t xml:space="preserve">图 6　作业详情页：左边是题目和作答区，右边是截止时间等要求</w:t>
       </w:r>
     </w:p>
     <w:p>
@@ -4077,7 +2752,7 @@
           <w:sz w:val="18"/>
           <w:szCs w:val="18"/>
         </w:rPr>
-        <w:t xml:space="preserve"> 当前状态</w:t>
+        <w:t xml:space="preserve"> 题目内容</w:t>
       </w:r>
       <w:r>
         <w:rPr>
@@ -4105,7 +2780,7 @@
           <w:sz w:val="18"/>
           <w:szCs w:val="18"/>
         </w:rPr>
-        <w:t xml:space="preserve"> 题目要求</w:t>
+        <w:t xml:space="preserve"> 截止时间与要求（满分、发布老师、面向班级）</w:t>
       </w:r>
       <w:r>
         <w:rPr>
@@ -4133,7 +2808,7 @@
           <w:sz w:val="18"/>
           <w:szCs w:val="18"/>
         </w:rPr>
-        <w:t xml:space="preserve"> 批阅结果卡片（含老师评语）</w:t>
+        <w:t xml:space="preserve"> 作答文本框</w:t>
       </w:r>
       <w:r>
         <w:rPr>
@@ -4153,6 +2828,2046 @@
           <w:szCs w:val="18"/>
         </w:rPr>
         <w:t xml:space="preserve">4</w:t>
+      </w:r>
+      <w:r>
+        <w:rPr>
+          <w:rFonts w:ascii="宋体" w:hAnsi="宋体" w:eastAsia="宋体" w:cs="宋体"/>
+          <w:color w:val="47536B"/>
+          <w:sz w:val="18"/>
+          <w:szCs w:val="18"/>
+        </w:rPr>
+        <w:t xml:space="preserve"> 上传附件区域</w:t>
+      </w:r>
+      <w:r>
+        <w:rPr>
+          <w:rFonts w:ascii="宋体" w:hAnsi="宋体" w:eastAsia="宋体" w:cs="宋体"/>
+          <w:sz w:val="17"/>
+          <w:szCs w:val="17"/>
+        </w:rPr>
+        <w:t xml:space="preserve">　　</w:t>
+      </w:r>
+      <w:r>
+        <w:rPr>
+          <w:rFonts w:ascii="微软雅黑" w:hAnsi="微软雅黑" w:eastAsia="微软雅黑" w:cs="微软雅黑"/>
+          <w:b/>
+          <w:bCs/>
+          <w:color w:val="FF3B30"/>
+          <w:sz w:val="18"/>
+          <w:szCs w:val="18"/>
+        </w:rPr>
+        <w:t xml:space="preserve">5</w:t>
+      </w:r>
+      <w:r>
+        <w:rPr>
+          <w:rFonts w:ascii="宋体" w:hAnsi="宋体" w:eastAsia="宋体" w:cs="宋体"/>
+          <w:color w:val="47536B"/>
+          <w:sz w:val="18"/>
+          <w:szCs w:val="18"/>
+        </w:rPr>
+        <w:t xml:space="preserve"> 提交作业按钮</w:t>
+      </w:r>
+    </w:p>
+    <w:p>
+      <w:pPr>
+        <w:pStyle w:val="Heading2"/>
+        <w:keepNext/>
+      </w:pPr>
+      <w:r>
+        <w:rPr>
+          <w:rFonts w:ascii="微软雅黑" w:hAnsi="微软雅黑" w:eastAsia="微软雅黑" w:cs="微软雅黑"/>
+          <w:b/>
+          <w:bCs/>
+        </w:rPr>
+        <w:t xml:space="preserve">3.1 看题目与附件</w:t>
+      </w:r>
+    </w:p>
+    <w:p>
+      <w:pPr>
+        <w:pStyle w:val="ListText"/>
+        <w:ind w:left="454" w:hanging="240"/>
+      </w:pPr>
+      <w:r>
+        <w:rPr>
+          <w:rFonts w:ascii="微软雅黑" w:hAnsi="微软雅黑" w:eastAsia="微软雅黑" w:cs="微软雅黑"/>
+          <w:b/>
+          <w:bCs/>
+          <w:color w:val="2B6CF6"/>
+        </w:rPr>
+        <w:t xml:space="preserve">• </w:t>
+      </w:r>
+      <w:r>
+        <w:rPr>
+          <w:rFonts w:ascii="宋体" w:hAnsi="宋体" w:eastAsia="宋体" w:cs="宋体"/>
+        </w:rPr>
+        <w:t xml:space="preserve">页面左侧上方是</w:t>
+      </w:r>
+      <w:r>
+        <w:rPr>
+          <w:rFonts w:ascii="宋体" w:hAnsi="宋体" w:eastAsia="宋体" w:cs="宋体"/>
+          <w:b/>
+          <w:bCs/>
+          <w:color w:val="16233D"/>
+        </w:rPr>
+        <w:t xml:space="preserve">题目内容</w:t>
+      </w:r>
+      <w:r>
+        <w:rPr>
+          <w:rFonts w:ascii="宋体" w:hAnsi="宋体" w:eastAsia="宋体" w:cs="宋体"/>
+        </w:rPr>
+        <w:t xml:space="preserve">，换行会原样保留。</w:t>
+      </w:r>
+    </w:p>
+    <w:p>
+      <w:pPr>
+        <w:pStyle w:val="ListText"/>
+        <w:ind w:left="454" w:hanging="240"/>
+      </w:pPr>
+      <w:r>
+        <w:rPr>
+          <w:rFonts w:ascii="微软雅黑" w:hAnsi="微软雅黑" w:eastAsia="微软雅黑" w:cs="微软雅黑"/>
+          <w:b/>
+          <w:bCs/>
+          <w:color w:val="2B6CF6"/>
+        </w:rPr>
+        <w:t xml:space="preserve">• </w:t>
+      </w:r>
+      <w:r>
+        <w:rPr>
+          <w:rFonts w:ascii="宋体" w:hAnsi="宋体" w:eastAsia="宋体" w:cs="宋体"/>
+        </w:rPr>
+        <w:t xml:space="preserve">如果老师上传了题目附件，会出现「题目附件」列表，点文件名即可下载或预览。</w:t>
+      </w:r>
+    </w:p>
+    <w:p>
+      <w:pPr>
+        <w:pStyle w:val="ListText"/>
+        <w:ind w:left="454" w:hanging="240"/>
+      </w:pPr>
+      <w:r>
+        <w:rPr>
+          <w:rFonts w:ascii="微软雅黑" w:hAnsi="微软雅黑" w:eastAsia="微软雅黑" w:cs="微软雅黑"/>
+          <w:b/>
+          <w:bCs/>
+          <w:color w:val="2B6CF6"/>
+        </w:rPr>
+        <w:t xml:space="preserve">• </w:t>
+      </w:r>
+      <w:r>
+        <w:rPr>
+          <w:rFonts w:ascii="宋体" w:hAnsi="宋体" w:eastAsia="宋体" w:cs="宋体"/>
+        </w:rPr>
+        <w:t xml:space="preserve">右侧显示</w:t>
+      </w:r>
+      <w:r>
+        <w:rPr>
+          <w:rFonts w:ascii="宋体" w:hAnsi="宋体" w:eastAsia="宋体" w:cs="宋体"/>
+          <w:b/>
+          <w:bCs/>
+          <w:color w:val="16233D"/>
+        </w:rPr>
+        <w:t xml:space="preserve">截止时间、剩余时间、满分、逾期是否允许</w:t>
+      </w:r>
+      <w:r>
+        <w:rPr>
+          <w:rFonts w:ascii="宋体" w:hAnsi="宋体" w:eastAsia="宋体" w:cs="宋体"/>
+        </w:rPr>
+        <w:t xml:space="preserve">，提交前先确认一下。</w:t>
+      </w:r>
+    </w:p>
+    <w:p>
+      <w:pPr>
+        <w:pStyle w:val="Heading2"/>
+        <w:keepNext/>
+      </w:pPr>
+      <w:r>
+        <w:rPr>
+          <w:rFonts w:ascii="微软雅黑" w:hAnsi="微软雅黑" w:eastAsia="微软雅黑" w:cs="微软雅黑"/>
+          <w:b/>
+          <w:bCs/>
+        </w:rPr>
+        <w:t xml:space="preserve">3.2 两种作答方式（可以都用）</w:t>
+      </w:r>
+    </w:p>
+    <w:tbl>
+      <w:tblPr>
+        <w:tblW w:w="9412" w:type="dxa"/>
+        <w:tblBorders>
+          <w:top w:val="single" w:sz="4" w:space="0" w:color="D3DBE8"/>
+          <w:left w:val="single" w:sz="4" w:space="0" w:color="D3DBE8"/>
+          <w:bottom w:val="single" w:sz="4" w:space="0" w:color="D3DBE8"/>
+          <w:right w:val="single" w:sz="4" w:space="0" w:color="D3DBE8"/>
+          <w:insideH w:val="single" w:sz="4" w:space="0" w:color="D3DBE8"/>
+          <w:insideV w:val="single" w:sz="4" w:space="0" w:color="D3DBE8"/>
+        </w:tblBorders>
+        <w:tblCellMar>
+          <w:top w:w="70" w:type="dxa"/>
+          <w:left w:w="110" w:type="dxa"/>
+          <w:bottom w:w="70" w:type="dxa"/>
+          <w:right w:w="110" w:type="dxa"/>
+        </w:tblCellMar>
+      </w:tblPr>
+      <w:tblGrid>
+        <w:gridCol w:w="2071"/>
+        <w:gridCol w:w="4518"/>
+        <w:gridCol w:w="2824"/>
+      </w:tblGrid>
+      <w:tr>
+        <w:trPr>
+          <w:tblHeader/>
+          <w:cantSplit/>
+        </w:trPr>
+        <w:tc>
+          <w:tcPr>
+            <w:tcW w:w="2071" w:type="dxa"/>
+            <w:shd w:val="clear" w:color="auto" w:fill="EAF1FF"/>
+            <w:vAlign w:val="center"/>
+          </w:tcPr>
+          <w:p>
+            <w:pPr>
+              <w:pStyle w:val="TableText"/>
+            </w:pPr>
+            <w:r>
+              <w:rPr>
+                <w:rFonts w:ascii="微软雅黑" w:hAnsi="微软雅黑" w:eastAsia="微软雅黑" w:cs="微软雅黑"/>
+                <w:b/>
+                <w:bCs/>
+                <w:color w:val="1B3A7A"/>
+                <w:sz w:val="19"/>
+                <w:szCs w:val="19"/>
+              </w:rPr>
+              <w:t xml:space="preserve">方式</w:t>
+            </w:r>
+          </w:p>
+        </w:tc>
+        <w:tc>
+          <w:tcPr>
+            <w:tcW w:w="4518" w:type="dxa"/>
+            <w:shd w:val="clear" w:color="auto" w:fill="EAF1FF"/>
+            <w:vAlign w:val="center"/>
+          </w:tcPr>
+          <w:p>
+            <w:pPr>
+              <w:pStyle w:val="TableText"/>
+            </w:pPr>
+            <w:r>
+              <w:rPr>
+                <w:rFonts w:ascii="微软雅黑" w:hAnsi="微软雅黑" w:eastAsia="微软雅黑" w:cs="微软雅黑"/>
+                <w:b/>
+                <w:bCs/>
+                <w:color w:val="1B3A7A"/>
+                <w:sz w:val="19"/>
+                <w:szCs w:val="19"/>
+              </w:rPr>
+              <w:t xml:space="preserve">怎么做</w:t>
+            </w:r>
+          </w:p>
+        </w:tc>
+        <w:tc>
+          <w:tcPr>
+            <w:tcW w:w="2824" w:type="dxa"/>
+            <w:shd w:val="clear" w:color="auto" w:fill="EAF1FF"/>
+            <w:vAlign w:val="center"/>
+          </w:tcPr>
+          <w:p>
+            <w:pPr>
+              <w:pStyle w:val="TableText"/>
+            </w:pPr>
+            <w:r>
+              <w:rPr>
+                <w:rFonts w:ascii="微软雅黑" w:hAnsi="微软雅黑" w:eastAsia="微软雅黑" w:cs="微软雅黑"/>
+                <w:b/>
+                <w:bCs/>
+                <w:color w:val="1B3A7A"/>
+                <w:sz w:val="19"/>
+                <w:szCs w:val="19"/>
+              </w:rPr>
+              <w:t xml:space="preserve">适合</w:t>
+            </w:r>
+          </w:p>
+        </w:tc>
+      </w:tr>
+      <w:tr>
+        <w:trPr>
+          <w:cantSplit/>
+        </w:trPr>
+        <w:tc>
+          <w:tcPr>
+            <w:tcW w:w="2071" w:type="dxa"/>
+            <w:vAlign w:val="center"/>
+          </w:tcPr>
+          <w:p>
+            <w:pPr>
+              <w:pStyle w:val="TableText"/>
+            </w:pPr>
+            <w:r>
+              <w:rPr>
+                <w:rFonts w:ascii="宋体" w:hAnsi="宋体" w:eastAsia="宋体" w:cs="宋体"/>
+                <w:sz w:val="19"/>
+                <w:szCs w:val="19"/>
+              </w:rPr>
+              <w:t xml:space="preserve">① 文字作答</w:t>
+            </w:r>
+          </w:p>
+        </w:tc>
+        <w:tc>
+          <w:tcPr>
+            <w:tcW w:w="4518" w:type="dxa"/>
+            <w:vAlign w:val="center"/>
+          </w:tcPr>
+          <w:p>
+            <w:pPr>
+              <w:pStyle w:val="TableText"/>
+            </w:pPr>
+            <w:r>
+              <w:rPr>
+                <w:rFonts w:ascii="宋体" w:hAnsi="宋体" w:eastAsia="宋体" w:cs="宋体"/>
+                <w:sz w:val="19"/>
+                <w:szCs w:val="19"/>
+              </w:rPr>
+              <w:t xml:space="preserve">在「在这里输入你的答案…」文本框里直接输入</w:t>
+            </w:r>
+          </w:p>
+        </w:tc>
+        <w:tc>
+          <w:tcPr>
+            <w:tcW w:w="2824" w:type="dxa"/>
+            <w:vAlign w:val="center"/>
+          </w:tcPr>
+          <w:p>
+            <w:pPr>
+              <w:pStyle w:val="TableText"/>
+            </w:pPr>
+            <w:r>
+              <w:rPr>
+                <w:rFonts w:ascii="宋体" w:hAnsi="宋体" w:eastAsia="宋体" w:cs="宋体"/>
+                <w:sz w:val="19"/>
+                <w:szCs w:val="19"/>
+              </w:rPr>
+              <w:t xml:space="preserve">简答题、小作文、问答</w:t>
+            </w:r>
+          </w:p>
+        </w:tc>
+      </w:tr>
+      <w:tr>
+        <w:trPr>
+          <w:cantSplit/>
+        </w:trPr>
+        <w:tc>
+          <w:tcPr>
+            <w:tcW w:w="2071" w:type="dxa"/>
+            <w:vAlign w:val="center"/>
+          </w:tcPr>
+          <w:p>
+            <w:pPr>
+              <w:pStyle w:val="TableText"/>
+            </w:pPr>
+            <w:r>
+              <w:rPr>
+                <w:rFonts w:ascii="宋体" w:hAnsi="宋体" w:eastAsia="宋体" w:cs="宋体"/>
+                <w:sz w:val="19"/>
+                <w:szCs w:val="19"/>
+              </w:rPr>
+              <w:t xml:space="preserve">② 上传附件</w:t>
+            </w:r>
+          </w:p>
+        </w:tc>
+        <w:tc>
+          <w:tcPr>
+            <w:tcW w:w="4518" w:type="dxa"/>
+            <w:vAlign w:val="center"/>
+          </w:tcPr>
+          <w:p>
+            <w:pPr>
+              <w:pStyle w:val="TableText"/>
+            </w:pPr>
+            <w:r>
+              <w:rPr>
+                <w:rFonts w:ascii="宋体" w:hAnsi="宋体" w:eastAsia="宋体" w:cs="宋体"/>
+                <w:sz w:val="19"/>
+                <w:szCs w:val="19"/>
+              </w:rPr>
+              <w:t xml:space="preserve">点虚线框选择文件，或直接把文件</w:t>
+            </w:r>
+            <w:r>
+              <w:rPr>
+                <w:rFonts w:ascii="宋体" w:hAnsi="宋体" w:eastAsia="宋体" w:cs="宋体"/>
+                <w:b/>
+                <w:bCs/>
+                <w:color w:val="16233D"/>
+                <w:sz w:val="19"/>
+                <w:szCs w:val="19"/>
+              </w:rPr>
+              <w:t xml:space="preserve">拖进去</w:t>
+            </w:r>
+          </w:p>
+        </w:tc>
+        <w:tc>
+          <w:tcPr>
+            <w:tcW w:w="2824" w:type="dxa"/>
+            <w:vAlign w:val="center"/>
+          </w:tcPr>
+          <w:p>
+            <w:pPr>
+              <w:pStyle w:val="TableText"/>
+            </w:pPr>
+            <w:r>
+              <w:rPr>
+                <w:rFonts w:ascii="宋体" w:hAnsi="宋体" w:eastAsia="宋体" w:cs="宋体"/>
+                <w:sz w:val="19"/>
+                <w:szCs w:val="19"/>
+              </w:rPr>
+              <w:t xml:space="preserve">手写作业拍照、Word 文档、PDF、表格</w:t>
+            </w:r>
+          </w:p>
+        </w:tc>
+      </w:tr>
+      <w:tr>
+        <w:trPr>
+          <w:cantSplit/>
+        </w:trPr>
+        <w:tc>
+          <w:tcPr>
+            <w:tcW w:w="2071" w:type="dxa"/>
+            <w:vAlign w:val="center"/>
+          </w:tcPr>
+          <w:p>
+            <w:pPr>
+              <w:pStyle w:val="TableText"/>
+            </w:pPr>
+            <w:r>
+              <w:rPr>
+                <w:rFonts w:ascii="宋体" w:hAnsi="宋体" w:eastAsia="宋体" w:cs="宋体"/>
+                <w:sz w:val="19"/>
+                <w:szCs w:val="19"/>
+              </w:rPr>
+              <w:t xml:space="preserve">③ 两者都做</w:t>
+            </w:r>
+          </w:p>
+        </w:tc>
+        <w:tc>
+          <w:tcPr>
+            <w:tcW w:w="4518" w:type="dxa"/>
+            <w:vAlign w:val="center"/>
+          </w:tcPr>
+          <w:p>
+            <w:pPr>
+              <w:pStyle w:val="TableText"/>
+            </w:pPr>
+            <w:r>
+              <w:rPr>
+                <w:rFonts w:ascii="宋体" w:hAnsi="宋体" w:eastAsia="宋体" w:cs="宋体"/>
+                <w:sz w:val="19"/>
+                <w:szCs w:val="19"/>
+              </w:rPr>
+              <w:t xml:space="preserve">既写文字说明，又上传附件</w:t>
+            </w:r>
+          </w:p>
+        </w:tc>
+        <w:tc>
+          <w:tcPr>
+            <w:tcW w:w="2824" w:type="dxa"/>
+            <w:vAlign w:val="center"/>
+          </w:tcPr>
+          <w:p>
+            <w:pPr>
+              <w:pStyle w:val="TableText"/>
+            </w:pPr>
+            <w:r>
+              <w:rPr>
+                <w:rFonts w:ascii="宋体" w:hAnsi="宋体" w:eastAsia="宋体" w:cs="宋体"/>
+                <w:sz w:val="19"/>
+                <w:szCs w:val="19"/>
+              </w:rPr>
+              <w:t xml:space="preserve">需要交图片/代码并附说明时</w:t>
+            </w:r>
+          </w:p>
+        </w:tc>
+      </w:tr>
+    </w:tbl>
+    <w:p>
+      <w:pPr>
+        <w:pStyle w:val="TableText"/>
+      </w:pPr>
+    </w:p>
+    <w:p>
+      <w:pPr>
+        <w:pStyle w:val="BodyText"/>
+      </w:pPr>
+      <w:r>
+        <w:rPr>
+          <w:rFonts w:ascii="宋体" w:hAnsi="宋体" w:eastAsia="宋体" w:cs="宋体"/>
+          <w:b/>
+          <w:bCs/>
+          <w:color w:val="16233D"/>
+        </w:rPr>
+        <w:t xml:space="preserve">只要有一样内容就能提交</w:t>
+      </w:r>
+      <w:r>
+        <w:rPr>
+          <w:rFonts w:ascii="宋体" w:hAnsi="宋体" w:eastAsia="宋体" w:cs="宋体"/>
+        </w:rPr>
+        <w:t xml:space="preserve">（有文字，或至少一个附件）。</w:t>
+      </w:r>
+    </w:p>
+    <w:p>
+      <w:pPr>
+        <w:pStyle w:val="Heading2"/>
+        <w:keepNext/>
+      </w:pPr>
+      <w:r>
+        <w:rPr>
+          <w:rFonts w:ascii="微软雅黑" w:hAnsi="微软雅黑" w:eastAsia="微软雅黑" w:cs="微软雅黑"/>
+          <w:b/>
+          <w:bCs/>
+        </w:rPr>
+        <w:t xml:space="preserve">3.3 上传附件的规则</w:t>
+      </w:r>
+    </w:p>
+    <w:tbl>
+      <w:tblPr>
+        <w:tblW w:w="9412" w:type="dxa"/>
+        <w:tblBorders>
+          <w:top w:val="single" w:sz="4" w:space="0" w:color="D3DBE8"/>
+          <w:left w:val="single" w:sz="4" w:space="0" w:color="D3DBE8"/>
+          <w:bottom w:val="single" w:sz="4" w:space="0" w:color="D3DBE8"/>
+          <w:right w:val="single" w:sz="4" w:space="0" w:color="D3DBE8"/>
+          <w:insideH w:val="single" w:sz="4" w:space="0" w:color="D3DBE8"/>
+          <w:insideV w:val="single" w:sz="4" w:space="0" w:color="D3DBE8"/>
+        </w:tblBorders>
+        <w:tblCellMar>
+          <w:top w:w="70" w:type="dxa"/>
+          <w:left w:w="110" w:type="dxa"/>
+          <w:bottom w:w="70" w:type="dxa"/>
+          <w:right w:w="110" w:type="dxa"/>
+        </w:tblCellMar>
+      </w:tblPr>
+      <w:tblGrid>
+        <w:gridCol w:w="2259"/>
+        <w:gridCol w:w="7153"/>
+      </w:tblGrid>
+      <w:tr>
+        <w:trPr>
+          <w:tblHeader/>
+          <w:cantSplit/>
+        </w:trPr>
+        <w:tc>
+          <w:tcPr>
+            <w:tcW w:w="2259" w:type="dxa"/>
+            <w:shd w:val="clear" w:color="auto" w:fill="EAF1FF"/>
+            <w:vAlign w:val="center"/>
+          </w:tcPr>
+          <w:p>
+            <w:pPr>
+              <w:pStyle w:val="TableText"/>
+            </w:pPr>
+            <w:r>
+              <w:rPr>
+                <w:rFonts w:ascii="微软雅黑" w:hAnsi="微软雅黑" w:eastAsia="微软雅黑" w:cs="微软雅黑"/>
+                <w:b/>
+                <w:bCs/>
+                <w:color w:val="1B3A7A"/>
+                <w:sz w:val="19"/>
+                <w:szCs w:val="19"/>
+              </w:rPr>
+              <w:t xml:space="preserve">项目</w:t>
+            </w:r>
+          </w:p>
+        </w:tc>
+        <w:tc>
+          <w:tcPr>
+            <w:tcW w:w="7153" w:type="dxa"/>
+            <w:shd w:val="clear" w:color="auto" w:fill="EAF1FF"/>
+            <w:vAlign w:val="center"/>
+          </w:tcPr>
+          <w:p>
+            <w:pPr>
+              <w:pStyle w:val="TableText"/>
+            </w:pPr>
+            <w:r>
+              <w:rPr>
+                <w:rFonts w:ascii="微软雅黑" w:hAnsi="微软雅黑" w:eastAsia="微软雅黑" w:cs="微软雅黑"/>
+                <w:b/>
+                <w:bCs/>
+                <w:color w:val="1B3A7A"/>
+                <w:sz w:val="19"/>
+                <w:szCs w:val="19"/>
+              </w:rPr>
+              <w:t xml:space="preserve">要求</w:t>
+            </w:r>
+          </w:p>
+        </w:tc>
+      </w:tr>
+      <w:tr>
+        <w:trPr>
+          <w:cantSplit/>
+        </w:trPr>
+        <w:tc>
+          <w:tcPr>
+            <w:tcW w:w="2259" w:type="dxa"/>
+            <w:vAlign w:val="center"/>
+          </w:tcPr>
+          <w:p>
+            <w:pPr>
+              <w:pStyle w:val="TableText"/>
+            </w:pPr>
+            <w:r>
+              <w:rPr>
+                <w:rFonts w:ascii="宋体" w:hAnsi="宋体" w:eastAsia="宋体" w:cs="宋体"/>
+                <w:sz w:val="19"/>
+                <w:szCs w:val="19"/>
+              </w:rPr>
+              <w:t xml:space="preserve">支持的格式</w:t>
+            </w:r>
+          </w:p>
+        </w:tc>
+        <w:tc>
+          <w:tcPr>
+            <w:tcW w:w="7153" w:type="dxa"/>
+            <w:vAlign w:val="center"/>
+          </w:tcPr>
+          <w:p>
+            <w:pPr>
+              <w:pStyle w:val="TableText"/>
+            </w:pPr>
+            <w:r>
+              <w:rPr>
+                <w:rFonts w:ascii="宋体" w:hAnsi="宋体" w:eastAsia="宋体" w:cs="宋体"/>
+                <w:sz w:val="19"/>
+                <w:szCs w:val="19"/>
+              </w:rPr>
+              <w:t xml:space="preserve">图片（jpg / png / gif / webp / bmp / heic）、PDF、Word（doc / docx）、PPT（ppt / pptx）、Excel（xls / xlsx）、txt / md / csv、压缩包（zip / rar / 7z）、mp4 / mp3 / wav</w:t>
+            </w:r>
+          </w:p>
+        </w:tc>
+      </w:tr>
+      <w:tr>
+        <w:trPr>
+          <w:cantSplit/>
+        </w:trPr>
+        <w:tc>
+          <w:tcPr>
+            <w:tcW w:w="2259" w:type="dxa"/>
+            <w:vAlign w:val="center"/>
+          </w:tcPr>
+          <w:p>
+            <w:pPr>
+              <w:pStyle w:val="TableText"/>
+            </w:pPr>
+            <w:r>
+              <w:rPr>
+                <w:rFonts w:ascii="宋体" w:hAnsi="宋体" w:eastAsia="宋体" w:cs="宋体"/>
+                <w:sz w:val="19"/>
+                <w:szCs w:val="19"/>
+              </w:rPr>
+              <w:t xml:space="preserve">单个文件大小</w:t>
+            </w:r>
+          </w:p>
+        </w:tc>
+        <w:tc>
+          <w:tcPr>
+            <w:tcW w:w="7153" w:type="dxa"/>
+            <w:vAlign w:val="center"/>
+          </w:tcPr>
+          <w:p>
+            <w:pPr>
+              <w:pStyle w:val="TableText"/>
+            </w:pPr>
+            <w:r>
+              <w:rPr>
+                <w:rFonts w:ascii="宋体" w:hAnsi="宋体" w:eastAsia="宋体" w:cs="宋体"/>
+                <w:sz w:val="19"/>
+                <w:szCs w:val="19"/>
+              </w:rPr>
+              <w:t xml:space="preserve">默认不超过 </w:t>
+            </w:r>
+            <w:r>
+              <w:rPr>
+                <w:rFonts w:ascii="宋体" w:hAnsi="宋体" w:eastAsia="宋体" w:cs="宋体"/>
+                <w:b/>
+                <w:bCs/>
+                <w:color w:val="16233D"/>
+                <w:sz w:val="19"/>
+                <w:szCs w:val="19"/>
+              </w:rPr>
+              <w:t xml:space="preserve">20MB</w:t>
+            </w:r>
+          </w:p>
+        </w:tc>
+      </w:tr>
+      <w:tr>
+        <w:trPr>
+          <w:cantSplit/>
+        </w:trPr>
+        <w:tc>
+          <w:tcPr>
+            <w:tcW w:w="2259" w:type="dxa"/>
+            <w:vAlign w:val="center"/>
+          </w:tcPr>
+          <w:p>
+            <w:pPr>
+              <w:pStyle w:val="TableText"/>
+            </w:pPr>
+            <w:r>
+              <w:rPr>
+                <w:rFonts w:ascii="宋体" w:hAnsi="宋体" w:eastAsia="宋体" w:cs="宋体"/>
+                <w:sz w:val="19"/>
+                <w:szCs w:val="19"/>
+              </w:rPr>
+              <w:t xml:space="preserve">一次最多</w:t>
+            </w:r>
+          </w:p>
+        </w:tc>
+        <w:tc>
+          <w:tcPr>
+            <w:tcW w:w="7153" w:type="dxa"/>
+            <w:vAlign w:val="center"/>
+          </w:tcPr>
+          <w:p>
+            <w:pPr>
+              <w:pStyle w:val="TableText"/>
+            </w:pPr>
+            <w:r>
+              <w:rPr>
+                <w:rFonts w:ascii="宋体" w:hAnsi="宋体" w:eastAsia="宋体" w:cs="宋体"/>
+                <w:sz w:val="19"/>
+                <w:szCs w:val="19"/>
+              </w:rPr>
+              <w:t xml:space="preserve">5 个文件</w:t>
+            </w:r>
+          </w:p>
+        </w:tc>
+      </w:tr>
+      <w:tr>
+        <w:trPr>
+          <w:cantSplit/>
+        </w:trPr>
+        <w:tc>
+          <w:tcPr>
+            <w:tcW w:w="2259" w:type="dxa"/>
+            <w:vAlign w:val="center"/>
+          </w:tcPr>
+          <w:p>
+            <w:pPr>
+              <w:pStyle w:val="TableText"/>
+            </w:pPr>
+            <w:r>
+              <w:rPr>
+                <w:rFonts w:ascii="宋体" w:hAnsi="宋体" w:eastAsia="宋体" w:cs="宋体"/>
+                <w:sz w:val="19"/>
+                <w:szCs w:val="19"/>
+              </w:rPr>
+              <w:t xml:space="preserve">上传成功后</w:t>
+            </w:r>
+          </w:p>
+        </w:tc>
+        <w:tc>
+          <w:tcPr>
+            <w:tcW w:w="7153" w:type="dxa"/>
+            <w:vAlign w:val="center"/>
+          </w:tcPr>
+          <w:p>
+            <w:pPr>
+              <w:pStyle w:val="TableText"/>
+            </w:pPr>
+            <w:r>
+              <w:rPr>
+                <w:rFonts w:ascii="宋体" w:hAnsi="宋体" w:eastAsia="宋体" w:cs="宋体"/>
+                <w:sz w:val="19"/>
+                <w:szCs w:val="19"/>
+              </w:rPr>
+              <w:t xml:space="preserve">文件名会变成蓝色小标签，点标签右侧的 </w:t>
+            </w:r>
+            <w:r>
+              <w:rPr>
+                <w:rFonts w:ascii="宋体" w:hAnsi="宋体" w:eastAsia="宋体" w:cs="宋体"/>
+                <w:b/>
+                <w:bCs/>
+                <w:color w:val="16233D"/>
+                <w:sz w:val="19"/>
+                <w:szCs w:val="19"/>
+              </w:rPr>
+              <w:t xml:space="preserve">×</w:t>
+            </w:r>
+            <w:r>
+              <w:rPr>
+                <w:rFonts w:ascii="宋体" w:hAnsi="宋体" w:eastAsia="宋体" w:cs="宋体"/>
+                <w:sz w:val="19"/>
+                <w:szCs w:val="19"/>
+              </w:rPr>
+              <w:t xml:space="preserve"> 可以删除重传</w:t>
+            </w:r>
+          </w:p>
+        </w:tc>
+      </w:tr>
+      <w:tr>
+        <w:trPr>
+          <w:cantSplit/>
+        </w:trPr>
+        <w:tc>
+          <w:tcPr>
+            <w:tcW w:w="2259" w:type="dxa"/>
+            <w:vAlign w:val="center"/>
+          </w:tcPr>
+          <w:p>
+            <w:pPr>
+              <w:pStyle w:val="TableText"/>
+            </w:pPr>
+            <w:r>
+              <w:rPr>
+                <w:rFonts w:ascii="宋体" w:hAnsi="宋体" w:eastAsia="宋体" w:cs="宋体"/>
+                <w:sz w:val="19"/>
+                <w:szCs w:val="19"/>
+              </w:rPr>
+              <w:t xml:space="preserve">不支持的类型</w:t>
+            </w:r>
+          </w:p>
+        </w:tc>
+        <w:tc>
+          <w:tcPr>
+            <w:tcW w:w="7153" w:type="dxa"/>
+            <w:vAlign w:val="center"/>
+          </w:tcPr>
+          <w:p>
+            <w:pPr>
+              <w:pStyle w:val="TableText"/>
+            </w:pPr>
+            <w:r>
+              <w:rPr>
+                <w:rFonts w:ascii="宋体" w:hAnsi="宋体" w:eastAsia="宋体" w:cs="宋体"/>
+                <w:sz w:val="19"/>
+                <w:szCs w:val="19"/>
+              </w:rPr>
+              <w:t xml:space="preserve">会被直接拒绝（例如 .exe），请压缩成 zip 再上传</w:t>
+            </w:r>
+          </w:p>
+        </w:tc>
+      </w:tr>
+    </w:tbl>
+    <w:p>
+      <w:pPr>
+        <w:pStyle w:val="TableText"/>
+      </w:pPr>
+    </w:p>
+    <w:p>
+      <w:pPr>
+        <w:pStyle w:val="NoteText"/>
+        <w:ind w:left="113" w:right="113"/>
+        <w:spacing w:before="120" w:after="120" w:line="300" w:lineRule="auto"/>
+        <w:shd w:val="clear" w:color="auto" w:fill="EAF8EE"/>
+        <w:pBdr>
+          <w:top w:val="single" w:sz="6" w:space="6" w:color="16A34A"/>
+          <w:left w:val="single" w:sz="6" w:space="6" w:color="16A34A"/>
+          <w:bottom w:val="single" w:sz="6" w:space="6" w:color="16A34A"/>
+          <w:right w:val="single" w:sz="6" w:space="6" w:color="16A34A"/>
+        </w:pBdr>
+      </w:pPr>
+      <w:r>
+        <w:rPr>
+          <w:rFonts w:ascii="微软雅黑" w:hAnsi="微软雅黑" w:eastAsia="微软雅黑" w:cs="微软雅黑"/>
+          <w:b/>
+          <w:bCs/>
+          <w:color w:val="14602F"/>
+          <w:sz w:val="20"/>
+          <w:szCs w:val="20"/>
+        </w:rPr>
+        <w:t xml:space="preserve">建议　</w:t>
+      </w:r>
+      <w:r>
+        <w:rPr>
+          <w:rFonts w:ascii="宋体" w:hAnsi="宋体" w:eastAsia="宋体" w:cs="宋体"/>
+          <w:b/>
+          <w:bCs/>
+          <w:color w:val="14602F"/>
+          <w:sz w:val="20"/>
+          <w:szCs w:val="20"/>
+        </w:rPr>
+        <w:t xml:space="preserve">手机拍照交作业</w:t>
+      </w:r>
+      <w:r>
+        <w:rPr>
+          <w:rFonts w:ascii="宋体" w:hAnsi="宋体" w:eastAsia="宋体" w:cs="宋体"/>
+          <w:color w:val="14602F"/>
+          <w:sz w:val="20"/>
+          <w:szCs w:val="20"/>
+        </w:rPr>
+        <w:t xml:space="preserve">：用手机浏览器拍照时选择「原图 / 高清晰度」，保证字迹清晰、画面正着拍。多页作业可以打包成 zip，或用手机自带的「长图拼接」功能合成一张。</w:t>
+      </w:r>
+    </w:p>
+    <w:p>
+      <w:pPr>
+        <w:pStyle w:val="Heading2"/>
+        <w:keepNext/>
+      </w:pPr>
+      <w:r>
+        <w:rPr>
+          <w:rFonts w:ascii="微软雅黑" w:hAnsi="微软雅黑" w:eastAsia="微软雅黑" w:cs="微软雅黑"/>
+          <w:b/>
+          <w:bCs/>
+        </w:rPr>
+        <w:t xml:space="preserve">3.4 提交并确认</w:t>
+      </w:r>
+    </w:p>
+    <w:p>
+      <w:pPr>
+        <w:pStyle w:val="ListText"/>
+        <w:ind w:left="454" w:hanging="240"/>
+      </w:pPr>
+      <w:r>
+        <w:rPr>
+          <w:rFonts w:ascii="微软雅黑" w:hAnsi="微软雅黑" w:eastAsia="微软雅黑" w:cs="微软雅黑"/>
+          <w:b/>
+          <w:bCs/>
+          <w:color w:val="2B6CF6"/>
+        </w:rPr>
+        <w:t xml:space="preserve">1. </w:t>
+      </w:r>
+      <w:r>
+        <w:rPr>
+          <w:rFonts w:ascii="宋体" w:hAnsi="宋体" w:eastAsia="宋体" w:cs="宋体"/>
+        </w:rPr>
+        <w:t xml:space="preserve">检查题目有没有漏做、附件有没有传对。</w:t>
+      </w:r>
+    </w:p>
+    <w:p>
+      <w:pPr>
+        <w:pStyle w:val="ListText"/>
+        <w:ind w:left="454" w:hanging="240"/>
+      </w:pPr>
+      <w:r>
+        <w:rPr>
+          <w:rFonts w:ascii="微软雅黑" w:hAnsi="微软雅黑" w:eastAsia="微软雅黑" w:cs="微软雅黑"/>
+          <w:b/>
+          <w:bCs/>
+          <w:color w:val="2B6CF6"/>
+        </w:rPr>
+        <w:t xml:space="preserve">2. </w:t>
+      </w:r>
+      <w:r>
+        <w:rPr>
+          <w:rFonts w:ascii="宋体" w:hAnsi="宋体" w:eastAsia="宋体" w:cs="宋体"/>
+        </w:rPr>
+        <w:t xml:space="preserve">点下方的「提交作业」按钮。</w:t>
+      </w:r>
+    </w:p>
+    <w:p>
+      <w:pPr>
+        <w:pStyle w:val="ListText"/>
+        <w:ind w:left="454" w:hanging="240"/>
+      </w:pPr>
+      <w:r>
+        <w:rPr>
+          <w:rFonts w:ascii="微软雅黑" w:hAnsi="微软雅黑" w:eastAsia="微软雅黑" w:cs="微软雅黑"/>
+          <w:b/>
+          <w:bCs/>
+          <w:color w:val="2B6CF6"/>
+        </w:rPr>
+        <w:t xml:space="preserve">3. </w:t>
+      </w:r>
+      <w:r>
+        <w:rPr>
+          <w:rFonts w:ascii="宋体" w:hAnsi="宋体" w:eastAsia="宋体" w:cs="宋体"/>
+        </w:rPr>
+        <w:t xml:space="preserve">看到「作业已提交，等待老师批阅」的提示，卡片状态变成「</w:t>
+      </w:r>
+      <w:r>
+        <w:rPr>
+          <w:rFonts w:ascii="宋体" w:hAnsi="宋体" w:eastAsia="宋体" w:cs="宋体"/>
+          <w:b/>
+          <w:bCs/>
+          <w:color w:val="16233D"/>
+        </w:rPr>
+        <w:t xml:space="preserve">待审批</w:t>
+      </w:r>
+      <w:r>
+        <w:rPr>
+          <w:rFonts w:ascii="宋体" w:hAnsi="宋体" w:eastAsia="宋体" w:cs="宋体"/>
+        </w:rPr>
+        <w:t xml:space="preserve">」，说明提交成功。</w:t>
+      </w:r>
+    </w:p>
+    <w:p>
+      <w:pPr>
+        <w:pStyle w:val="Heading2"/>
+        <w:keepNext/>
+      </w:pPr>
+      <w:r>
+        <w:rPr>
+          <w:rFonts w:ascii="微软雅黑" w:hAnsi="微软雅黑" w:eastAsia="微软雅黑" w:cs="微软雅黑"/>
+          <w:b/>
+          <w:bCs/>
+        </w:rPr>
+        <w:t xml:space="preserve">3.5 提交前自检清单</w:t>
+      </w:r>
+    </w:p>
+    <w:p>
+      <w:pPr>
+        <w:pStyle w:val="ListText"/>
+        <w:ind w:left="454" w:hanging="240"/>
+      </w:pPr>
+      <w:r>
+        <w:rPr>
+          <w:rFonts w:ascii="微软雅黑" w:hAnsi="微软雅黑" w:eastAsia="微软雅黑" w:cs="微软雅黑"/>
+          <w:b/>
+          <w:bCs/>
+          <w:color w:val="2B6CF6"/>
+        </w:rPr>
+        <w:t xml:space="preserve">• </w:t>
+      </w:r>
+      <w:r>
+        <w:rPr>
+          <w:rFonts w:ascii="宋体" w:hAnsi="宋体" w:eastAsia="宋体" w:cs="宋体"/>
+        </w:rPr>
+        <w:t xml:space="preserve">题目都做完了吗（有没有漏掉第几小问）？</w:t>
+      </w:r>
+    </w:p>
+    <w:p>
+      <w:pPr>
+        <w:pStyle w:val="ListText"/>
+        <w:ind w:left="454" w:hanging="240"/>
+      </w:pPr>
+      <w:r>
+        <w:rPr>
+          <w:rFonts w:ascii="微软雅黑" w:hAnsi="微软雅黑" w:eastAsia="微软雅黑" w:cs="微软雅黑"/>
+          <w:b/>
+          <w:bCs/>
+          <w:color w:val="2B6CF6"/>
+        </w:rPr>
+        <w:t xml:space="preserve">• </w:t>
+      </w:r>
+      <w:r>
+        <w:rPr>
+          <w:rFonts w:ascii="宋体" w:hAnsi="宋体" w:eastAsia="宋体" w:cs="宋体"/>
+        </w:rPr>
+        <w:t xml:space="preserve">文本框有内容，或附件已显示成蓝色标签？</w:t>
+      </w:r>
+    </w:p>
+    <w:p>
+      <w:pPr>
+        <w:pStyle w:val="ListText"/>
+        <w:ind w:left="454" w:hanging="240"/>
+      </w:pPr>
+      <w:r>
+        <w:rPr>
+          <w:rFonts w:ascii="微软雅黑" w:hAnsi="微软雅黑" w:eastAsia="微软雅黑" w:cs="微软雅黑"/>
+          <w:b/>
+          <w:bCs/>
+          <w:color w:val="2B6CF6"/>
+        </w:rPr>
+        <w:t xml:space="preserve">• </w:t>
+      </w:r>
+      <w:r>
+        <w:rPr>
+          <w:rFonts w:ascii="宋体" w:hAnsi="宋体" w:eastAsia="宋体" w:cs="宋体"/>
+        </w:rPr>
+        <w:t xml:space="preserve">附件是不是</w:t>
+      </w:r>
+      <w:r>
+        <w:rPr>
+          <w:rFonts w:ascii="宋体" w:hAnsi="宋体" w:eastAsia="宋体" w:cs="宋体"/>
+          <w:b/>
+          <w:bCs/>
+          <w:color w:val="16233D"/>
+        </w:rPr>
+        <w:t xml:space="preserve">这一科</w:t>
+      </w:r>
+      <w:r>
+        <w:rPr>
+          <w:rFonts w:ascii="宋体" w:hAnsi="宋体" w:eastAsia="宋体" w:cs="宋体"/>
+        </w:rPr>
+        <w:t xml:space="preserve">的作业（别把上一科传上来）？</w:t>
+      </w:r>
+    </w:p>
+    <w:p>
+      <w:pPr>
+        <w:pStyle w:val="ListText"/>
+        <w:ind w:left="454" w:hanging="240"/>
+      </w:pPr>
+      <w:r>
+        <w:rPr>
+          <w:rFonts w:ascii="微软雅黑" w:hAnsi="微软雅黑" w:eastAsia="微软雅黑" w:cs="微软雅黑"/>
+          <w:b/>
+          <w:bCs/>
+          <w:color w:val="2B6CF6"/>
+        </w:rPr>
+        <w:t xml:space="preserve">• </w:t>
+      </w:r>
+      <w:r>
+        <w:rPr>
+          <w:rFonts w:ascii="宋体" w:hAnsi="宋体" w:eastAsia="宋体" w:cs="宋体"/>
+        </w:rPr>
+        <w:t xml:space="preserve">文件名建议写成「学号 + 姓名 + 作业名」，例如 </w:t>
+      </w:r>
+      <w:r>
+        <w:rPr>
+          <w:rFonts w:ascii="Consolas" w:hAnsi="Consolas" w:eastAsia="Consolas" w:cs="Consolas"/>
+          <w:color w:val="B03A5B"/>
+          <w:sz w:val="19"/>
+          <w:szCs w:val="19"/>
+        </w:rPr>
+        <w:t xml:space="preserve">2026001-张三-自我介绍.docx</w:t>
+      </w:r>
+      <w:r>
+        <w:rPr>
+          <w:rFonts w:ascii="宋体" w:hAnsi="宋体" w:eastAsia="宋体" w:cs="宋体"/>
+        </w:rPr>
+        <w:t xml:space="preserve">。</w:t>
+      </w:r>
+    </w:p>
+    <w:p>
+      <w:pPr>
+        <w:pStyle w:val="ListText"/>
+        <w:ind w:left="454" w:hanging="240"/>
+      </w:pPr>
+      <w:r>
+        <w:rPr>
+          <w:rFonts w:ascii="微软雅黑" w:hAnsi="微软雅黑" w:eastAsia="微软雅黑" w:cs="微软雅黑"/>
+          <w:b/>
+          <w:bCs/>
+          <w:color w:val="2B6CF6"/>
+        </w:rPr>
+        <w:t xml:space="preserve">• </w:t>
+      </w:r>
+      <w:r>
+        <w:rPr>
+          <w:rFonts w:ascii="宋体" w:hAnsi="宋体" w:eastAsia="宋体" w:cs="宋体"/>
+        </w:rPr>
+        <w:t xml:space="preserve">状态是不是已经变成「待审批」？</w:t>
+      </w:r>
+    </w:p>
+    <w:p>
+      <w:r>
+        <w:br w:type="page"/>
+      </w:r>
+    </w:p>
+    <w:p>
+      <w:pPr>
+        <w:pStyle w:val="Heading1"/>
+        <w:keepNext/>
+      </w:pPr>
+      <w:r>
+        <w:rPr>
+          <w:rFonts w:ascii="微软雅黑" w:hAnsi="微软雅黑" w:eastAsia="微软雅黑" w:cs="微软雅黑"/>
+          <w:b/>
+          <w:bCs/>
+        </w:rPr>
+        <w:t xml:space="preserve">四、修改与撤回</w:t>
+      </w:r>
+    </w:p>
+    <w:p>
+      <w:pPr>
+        <w:pStyle w:val="Heading2"/>
+        <w:keepNext/>
+      </w:pPr>
+      <w:r>
+        <w:rPr>
+          <w:rFonts w:ascii="微软雅黑" w:hAnsi="微软雅黑" w:eastAsia="微软雅黑" w:cs="微软雅黑"/>
+          <w:b/>
+          <w:bCs/>
+        </w:rPr>
+        <w:t xml:space="preserve">4.1 什么时候可以重新提交</w:t>
+      </w:r>
+    </w:p>
+    <w:tbl>
+      <w:tblPr>
+        <w:tblW w:w="9412" w:type="dxa"/>
+        <w:tblBorders>
+          <w:top w:val="single" w:sz="4" w:space="0" w:color="D3DBE8"/>
+          <w:left w:val="single" w:sz="4" w:space="0" w:color="D3DBE8"/>
+          <w:bottom w:val="single" w:sz="4" w:space="0" w:color="D3DBE8"/>
+          <w:right w:val="single" w:sz="4" w:space="0" w:color="D3DBE8"/>
+          <w:insideH w:val="single" w:sz="4" w:space="0" w:color="D3DBE8"/>
+          <w:insideV w:val="single" w:sz="4" w:space="0" w:color="D3DBE8"/>
+        </w:tblBorders>
+        <w:tblCellMar>
+          <w:top w:w="70" w:type="dxa"/>
+          <w:left w:w="110" w:type="dxa"/>
+          <w:bottom w:w="70" w:type="dxa"/>
+          <w:right w:w="110" w:type="dxa"/>
+        </w:tblCellMar>
+      </w:tblPr>
+      <w:tblGrid>
+        <w:gridCol w:w="2447"/>
+        <w:gridCol w:w="2071"/>
+        <w:gridCol w:w="4894"/>
+      </w:tblGrid>
+      <w:tr>
+        <w:trPr>
+          <w:tblHeader/>
+          <w:cantSplit/>
+        </w:trPr>
+        <w:tc>
+          <w:tcPr>
+            <w:tcW w:w="2447" w:type="dxa"/>
+            <w:shd w:val="clear" w:color="auto" w:fill="EAF1FF"/>
+            <w:vAlign w:val="center"/>
+          </w:tcPr>
+          <w:p>
+            <w:pPr>
+              <w:pStyle w:val="TableText"/>
+            </w:pPr>
+            <w:r>
+              <w:rPr>
+                <w:rFonts w:ascii="微软雅黑" w:hAnsi="微软雅黑" w:eastAsia="微软雅黑" w:cs="微软雅黑"/>
+                <w:b/>
+                <w:bCs/>
+                <w:color w:val="1B3A7A"/>
+                <w:sz w:val="19"/>
+                <w:szCs w:val="19"/>
+              </w:rPr>
+              <w:t xml:space="preserve">当前状态</w:t>
+            </w:r>
+          </w:p>
+        </w:tc>
+        <w:tc>
+          <w:tcPr>
+            <w:tcW w:w="2071" w:type="dxa"/>
+            <w:shd w:val="clear" w:color="auto" w:fill="EAF1FF"/>
+            <w:vAlign w:val="center"/>
+          </w:tcPr>
+          <w:p>
+            <w:pPr>
+              <w:pStyle w:val="TableText"/>
+            </w:pPr>
+            <w:r>
+              <w:rPr>
+                <w:rFonts w:ascii="微软雅黑" w:hAnsi="微软雅黑" w:eastAsia="微软雅黑" w:cs="微软雅黑"/>
+                <w:b/>
+                <w:bCs/>
+                <w:color w:val="1B3A7A"/>
+                <w:sz w:val="19"/>
+                <w:szCs w:val="19"/>
+              </w:rPr>
+              <w:t xml:space="preserve">能否重新提交</w:t>
+            </w:r>
+          </w:p>
+        </w:tc>
+        <w:tc>
+          <w:tcPr>
+            <w:tcW w:w="4894" w:type="dxa"/>
+            <w:shd w:val="clear" w:color="auto" w:fill="EAF1FF"/>
+            <w:vAlign w:val="center"/>
+          </w:tcPr>
+          <w:p>
+            <w:pPr>
+              <w:pStyle w:val="TableText"/>
+            </w:pPr>
+            <w:r>
+              <w:rPr>
+                <w:rFonts w:ascii="微软雅黑" w:hAnsi="微软雅黑" w:eastAsia="微软雅黑" w:cs="微软雅黑"/>
+                <w:b/>
+                <w:bCs/>
+                <w:color w:val="1B3A7A"/>
+                <w:sz w:val="19"/>
+                <w:szCs w:val="19"/>
+              </w:rPr>
+              <w:t xml:space="preserve">说明</w:t>
+            </w:r>
+          </w:p>
+        </w:tc>
+      </w:tr>
+      <w:tr>
+        <w:trPr>
+          <w:cantSplit/>
+        </w:trPr>
+        <w:tc>
+          <w:tcPr>
+            <w:tcW w:w="2447" w:type="dxa"/>
+            <w:vAlign w:val="center"/>
+          </w:tcPr>
+          <w:p>
+            <w:pPr>
+              <w:pStyle w:val="TableText"/>
+            </w:pPr>
+            <w:r>
+              <w:rPr>
+                <w:rFonts w:ascii="宋体" w:hAnsi="宋体" w:eastAsia="宋体" w:cs="宋体"/>
+                <w:sz w:val="19"/>
+                <w:szCs w:val="19"/>
+              </w:rPr>
+              <w:t xml:space="preserve">待审批</w:t>
+            </w:r>
+          </w:p>
+        </w:tc>
+        <w:tc>
+          <w:tcPr>
+            <w:tcW w:w="2071" w:type="dxa"/>
+            <w:vAlign w:val="center"/>
+          </w:tcPr>
+          <w:p>
+            <w:pPr>
+              <w:pStyle w:val="TableText"/>
+            </w:pPr>
+            <w:r>
+              <w:rPr>
+                <w:rFonts w:ascii="宋体" w:hAnsi="宋体" w:eastAsia="宋体" w:cs="宋体"/>
+                <w:sz w:val="19"/>
+                <w:szCs w:val="19"/>
+              </w:rPr>
+              <w:t xml:space="preserve">✔ 可以</w:t>
+            </w:r>
+          </w:p>
+        </w:tc>
+        <w:tc>
+          <w:tcPr>
+            <w:tcW w:w="4894" w:type="dxa"/>
+            <w:vAlign w:val="center"/>
+          </w:tcPr>
+          <w:p>
+            <w:pPr>
+              <w:pStyle w:val="TableText"/>
+            </w:pPr>
+            <w:r>
+              <w:rPr>
+                <w:rFonts w:ascii="宋体" w:hAnsi="宋体" w:eastAsia="宋体" w:cs="宋体"/>
+                <w:sz w:val="19"/>
+                <w:szCs w:val="19"/>
+              </w:rPr>
+              <w:t xml:space="preserve">在作业详情里直接改内容或换附件，再点「重新提交」</w:t>
+            </w:r>
+          </w:p>
+        </w:tc>
+      </w:tr>
+      <w:tr>
+        <w:trPr>
+          <w:cantSplit/>
+        </w:trPr>
+        <w:tc>
+          <w:tcPr>
+            <w:tcW w:w="2447" w:type="dxa"/>
+            <w:vAlign w:val="center"/>
+          </w:tcPr>
+          <w:p>
+            <w:pPr>
+              <w:pStyle w:val="TableText"/>
+            </w:pPr>
+            <w:r>
+              <w:rPr>
+                <w:rFonts w:ascii="宋体" w:hAnsi="宋体" w:eastAsia="宋体" w:cs="宋体"/>
+                <w:sz w:val="19"/>
+                <w:szCs w:val="19"/>
+              </w:rPr>
+              <w:t xml:space="preserve">已驳回</w:t>
+            </w:r>
+          </w:p>
+        </w:tc>
+        <w:tc>
+          <w:tcPr>
+            <w:tcW w:w="2071" w:type="dxa"/>
+            <w:vAlign w:val="center"/>
+          </w:tcPr>
+          <w:p>
+            <w:pPr>
+              <w:pStyle w:val="TableText"/>
+            </w:pPr>
+            <w:r>
+              <w:rPr>
+                <w:rFonts w:ascii="宋体" w:hAnsi="宋体" w:eastAsia="宋体" w:cs="宋体"/>
+                <w:sz w:val="19"/>
+                <w:szCs w:val="19"/>
+              </w:rPr>
+              <w:t xml:space="preserve">✔ 可以</w:t>
+            </w:r>
+          </w:p>
+        </w:tc>
+        <w:tc>
+          <w:tcPr>
+            <w:tcW w:w="4894" w:type="dxa"/>
+            <w:vAlign w:val="center"/>
+          </w:tcPr>
+          <w:p>
+            <w:pPr>
+              <w:pStyle w:val="TableText"/>
+            </w:pPr>
+            <w:r>
+              <w:rPr>
+                <w:rFonts w:ascii="宋体" w:hAnsi="宋体" w:eastAsia="宋体" w:cs="宋体"/>
+                <w:sz w:val="19"/>
+                <w:szCs w:val="19"/>
+              </w:rPr>
+              <w:t xml:space="preserve">按老师评语修改后重新提交，状态会回到「待审批」</w:t>
+            </w:r>
+          </w:p>
+        </w:tc>
+      </w:tr>
+      <w:tr>
+        <w:trPr>
+          <w:cantSplit/>
+        </w:trPr>
+        <w:tc>
+          <w:tcPr>
+            <w:tcW w:w="2447" w:type="dxa"/>
+            <w:vAlign w:val="center"/>
+          </w:tcPr>
+          <w:p>
+            <w:pPr>
+              <w:pStyle w:val="TableText"/>
+            </w:pPr>
+            <w:r>
+              <w:rPr>
+                <w:rFonts w:ascii="宋体" w:hAnsi="宋体" w:eastAsia="宋体" w:cs="宋体"/>
+                <w:sz w:val="19"/>
+                <w:szCs w:val="19"/>
+              </w:rPr>
+              <w:t xml:space="preserve">已通过</w:t>
+            </w:r>
+          </w:p>
+        </w:tc>
+        <w:tc>
+          <w:tcPr>
+            <w:tcW w:w="2071" w:type="dxa"/>
+            <w:vAlign w:val="center"/>
+          </w:tcPr>
+          <w:p>
+            <w:pPr>
+              <w:pStyle w:val="TableText"/>
+            </w:pPr>
+            <w:r>
+              <w:rPr>
+                <w:rFonts w:ascii="宋体" w:hAnsi="宋体" w:eastAsia="宋体" w:cs="宋体"/>
+                <w:sz w:val="19"/>
+                <w:szCs w:val="19"/>
+              </w:rPr>
+              <w:t xml:space="preserve">✘ 不可以</w:t>
+            </w:r>
+          </w:p>
+        </w:tc>
+        <w:tc>
+          <w:tcPr>
+            <w:tcW w:w="4894" w:type="dxa"/>
+            <w:vAlign w:val="center"/>
+          </w:tcPr>
+          <w:p>
+            <w:pPr>
+              <w:pStyle w:val="TableText"/>
+            </w:pPr>
+            <w:r>
+              <w:rPr>
+                <w:rFonts w:ascii="宋体" w:hAnsi="宋体" w:eastAsia="宋体" w:cs="宋体"/>
+                <w:sz w:val="19"/>
+                <w:szCs w:val="19"/>
+              </w:rPr>
+              <w:t xml:space="preserve">如需修改请联系老师</w:t>
+            </w:r>
+          </w:p>
+        </w:tc>
+      </w:tr>
+      <w:tr>
+        <w:trPr>
+          <w:cantSplit/>
+        </w:trPr>
+        <w:tc>
+          <w:tcPr>
+            <w:tcW w:w="2447" w:type="dxa"/>
+            <w:vAlign w:val="center"/>
+          </w:tcPr>
+          <w:p>
+            <w:pPr>
+              <w:pStyle w:val="TableText"/>
+            </w:pPr>
+            <w:r>
+              <w:rPr>
+                <w:rFonts w:ascii="宋体" w:hAnsi="宋体" w:eastAsia="宋体" w:cs="宋体"/>
+                <w:sz w:val="19"/>
+                <w:szCs w:val="19"/>
+              </w:rPr>
+              <w:t xml:space="preserve">已截止（不允许逾期）</w:t>
+            </w:r>
+          </w:p>
+        </w:tc>
+        <w:tc>
+          <w:tcPr>
+            <w:tcW w:w="2071" w:type="dxa"/>
+            <w:vAlign w:val="center"/>
+          </w:tcPr>
+          <w:p>
+            <w:pPr>
+              <w:pStyle w:val="TableText"/>
+            </w:pPr>
+            <w:r>
+              <w:rPr>
+                <w:rFonts w:ascii="宋体" w:hAnsi="宋体" w:eastAsia="宋体" w:cs="宋体"/>
+                <w:sz w:val="19"/>
+                <w:szCs w:val="19"/>
+              </w:rPr>
+              <w:t xml:space="preserve">✘ 不可以</w:t>
+            </w:r>
+          </w:p>
+        </w:tc>
+        <w:tc>
+          <w:tcPr>
+            <w:tcW w:w="4894" w:type="dxa"/>
+            <w:vAlign w:val="center"/>
+          </w:tcPr>
+          <w:p>
+            <w:pPr>
+              <w:pStyle w:val="TableText"/>
+            </w:pPr>
+            <w:r>
+              <w:rPr>
+                <w:rFonts w:ascii="宋体" w:hAnsi="宋体" w:eastAsia="宋体" w:cs="宋体"/>
+                <w:sz w:val="19"/>
+                <w:szCs w:val="19"/>
+              </w:rPr>
+              <w:t xml:space="preserve">请老师延后截止时间或允许逾期提交</w:t>
+            </w:r>
+          </w:p>
+        </w:tc>
+      </w:tr>
+    </w:tbl>
+    <w:p>
+      <w:pPr>
+        <w:pStyle w:val="TableText"/>
+      </w:pPr>
+    </w:p>
+    <w:p>
+      <w:pPr>
+        <w:pStyle w:val="BodyText"/>
+      </w:pPr>
+      <w:r>
+        <w:rPr>
+          <w:rFonts w:ascii="宋体" w:hAnsi="宋体" w:eastAsia="宋体" w:cs="宋体"/>
+        </w:rPr>
+        <w:t xml:space="preserve">重新提交后，页面会显示「第 N 次提交」，老师会重新批阅最新一版。</w:t>
+      </w:r>
+    </w:p>
+    <w:p>
+      <w:pPr>
+        <w:pStyle w:val="Heading2"/>
+        <w:keepNext/>
+      </w:pPr>
+      <w:r>
+        <w:rPr>
+          <w:rFonts w:ascii="微软雅黑" w:hAnsi="微软雅黑" w:eastAsia="微软雅黑" w:cs="微软雅黑"/>
+          <w:b/>
+          <w:bCs/>
+        </w:rPr>
+        <w:t xml:space="preserve">4.2 撤回提交</w:t>
+      </w:r>
+    </w:p>
+    <w:p>
+      <w:pPr>
+        <w:pStyle w:val="BodyText"/>
+      </w:pPr>
+      <w:r>
+        <w:rPr>
+          <w:rFonts w:ascii="宋体" w:hAnsi="宋体" w:eastAsia="宋体" w:cs="宋体"/>
+        </w:rPr>
+        <w:t xml:space="preserve">如果交错了文件或想重写，可以点「撤回提交」，确认后</w:t>
+      </w:r>
+      <w:r>
+        <w:rPr>
+          <w:rFonts w:ascii="宋体" w:hAnsi="宋体" w:eastAsia="宋体" w:cs="宋体"/>
+          <w:b/>
+          <w:bCs/>
+          <w:color w:val="16233D"/>
+        </w:rPr>
+        <w:t xml:space="preserve">本次作答内容会被删除</w:t>
+      </w:r>
+      <w:r>
+        <w:rPr>
+          <w:rFonts w:ascii="宋体" w:hAnsi="宋体" w:eastAsia="宋体" w:cs="宋体"/>
+        </w:rPr>
+        <w:t xml:space="preserve">，作业回到「未提交」状态。</w:t>
+      </w:r>
+    </w:p>
+    <w:p>
+      <w:pPr>
+        <w:pStyle w:val="NoteText"/>
+        <w:ind w:left="113" w:right="113"/>
+        <w:spacing w:before="120" w:after="120" w:line="300" w:lineRule="auto"/>
+        <w:shd w:val="clear" w:color="auto" w:fill="FDECEC"/>
+        <w:pBdr>
+          <w:top w:val="single" w:sz="6" w:space="6" w:color="DC2626"/>
+          <w:left w:val="single" w:sz="6" w:space="6" w:color="DC2626"/>
+          <w:bottom w:val="single" w:sz="6" w:space="6" w:color="DC2626"/>
+          <w:right w:val="single" w:sz="6" w:space="6" w:color="DC2626"/>
+        </w:pBdr>
+      </w:pPr>
+      <w:r>
+        <w:rPr>
+          <w:rFonts w:ascii="微软雅黑" w:hAnsi="微软雅黑" w:eastAsia="微软雅黑" w:cs="微软雅黑"/>
+          <w:b/>
+          <w:bCs/>
+          <w:color w:val="9B1C1C"/>
+          <w:sz w:val="20"/>
+          <w:szCs w:val="20"/>
+        </w:rPr>
+        <w:t xml:space="preserve">重要　</w:t>
+      </w:r>
+      <w:r>
+        <w:rPr>
+          <w:rFonts w:ascii="宋体" w:hAnsi="宋体" w:eastAsia="宋体" w:cs="宋体"/>
+          <w:b/>
+          <w:bCs/>
+          <w:color w:val="9B1C1C"/>
+          <w:sz w:val="20"/>
+          <w:szCs w:val="20"/>
+        </w:rPr>
+        <w:t xml:space="preserve">撤回会删掉你已经写的内容</w:t>
+      </w:r>
+      <w:r>
+        <w:rPr>
+          <w:rFonts w:ascii="宋体" w:hAnsi="宋体" w:eastAsia="宋体" w:cs="宋体"/>
+          <w:color w:val="9B1C1C"/>
+          <w:sz w:val="20"/>
+          <w:szCs w:val="20"/>
+        </w:rPr>
+        <w:t xml:space="preserve">，请先想清楚，或者先把文字复制到记事本里保存好。已通过的作业不能撤回。</w:t>
+      </w:r>
+    </w:p>
+    <w:p>
+      <w:r>
+        <w:br w:type="page"/>
+      </w:r>
+    </w:p>
+    <w:p>
+      <w:pPr>
+        <w:pStyle w:val="Heading1"/>
+        <w:keepNext/>
+      </w:pPr>
+      <w:r>
+        <w:rPr>
+          <w:rFonts w:ascii="微软雅黑" w:hAnsi="微软雅黑" w:eastAsia="微软雅黑" w:cs="微软雅黑"/>
+          <w:b/>
+          <w:bCs/>
+        </w:rPr>
+        <w:t xml:space="preserve">五、查看成绩、评语与参考答案</w:t>
+      </w:r>
+    </w:p>
+    <w:p>
+      <w:pPr>
+        <w:pStyle w:val="Heading2"/>
+        <w:keepNext/>
+      </w:pPr>
+      <w:r>
+        <w:rPr>
+          <w:rFonts w:ascii="微软雅黑" w:hAnsi="微软雅黑" w:eastAsia="微软雅黑" w:cs="微软雅黑"/>
+          <w:b/>
+          <w:bCs/>
+        </w:rPr>
+        <w:t xml:space="preserve">5.1 「我的成绩」页面</w:t>
+      </w:r>
+    </w:p>
+    <w:p>
+      <w:pPr>
+        <w:pStyle w:val="BodyText"/>
+        <w:jc w:val="center"/>
+        <w:spacing w:before="120" w:after="40" w:line="240" w:lineRule="auto"/>
+        <w:keepNext/>
+      </w:pPr>
+      <w:r>
+        <w:drawing>
+          <wp:inline distT="0" distB="0" distL="0" distR="0">
+            <wp:extent cx="5486400" cy="3803904"/>
+            <wp:effectExtent l="0" t="0" r="0" b="0"/>
+            <wp:docPr id="7" name="图片 7"/>
+            <wp:cNvGraphicFramePr>
+              <a:graphicFrameLocks xmlns:a="http://schemas.openxmlformats.org/drawingml/2006/main" noChangeAspect="1"/>
+            </wp:cNvGraphicFramePr>
+            <a:graphic xmlns:a="http://schemas.openxmlformats.org/drawingml/2006/main">
+              <a:graphicData uri="http://schemas.openxmlformats.org/drawingml/2006/picture">
+                <pic:pic xmlns:pic="http://schemas.openxmlformats.org/drawingml/2006/picture">
+                  <pic:nvPicPr>
+                    <pic:cNvPr id="7" name="image7.png"/>
+                    <pic:cNvPicPr/>
+                  </pic:nvPicPr>
+                  <pic:blipFill>
+                    <a:blip xmlns:r="http://schemas.openxmlformats.org/officeDocument/2006/relationships" r:embed="rId107"/>
+                    <a:stretch>
+                      <a:fillRect/>
+                    </a:stretch>
+                  </pic:blipFill>
+                  <pic:spPr>
+                    <a:xfrm>
+                      <a:off x="0" y="0"/>
+                      <a:ext cx="5486400" cy="3803904"/>
+                    </a:xfrm>
+                    <a:prstGeom prst="rect">
+                      <a:avLst/>
+                    </a:prstGeom>
+                    <a:ln xmlns:a="http://schemas.openxmlformats.org/drawingml/2006/main">
+                      <a:solidFill>
+                        <a:srgbClr val="D3DBE8"/>
+                      </a:solidFill>
+                    </a:ln>
+                  </pic:spPr>
+                </pic:pic>
+              </a:graphicData>
+            </a:graphic>
+          </wp:inline>
+        </w:drawing>
+      </w:r>
+    </w:p>
+    <w:p>
+      <w:pPr>
+        <w:pStyle w:val="CaptionText"/>
+        <w:jc w:val="center"/>
+      </w:pPr>
+      <w:r>
+        <w:rPr>
+          <w:rFonts w:ascii="微软雅黑" w:hAnsi="微软雅黑" w:eastAsia="微软雅黑" w:cs="微软雅黑"/>
+          <w:color w:val="7A869A"/>
+          <w:sz w:val="18"/>
+          <w:szCs w:val="18"/>
+        </w:rPr>
+        <w:t xml:space="preserve">图 7　我的成绩：每一次提交的状态、分数与老师评语</w:t>
+      </w:r>
+    </w:p>
+    <w:p>
+      <w:pPr>
+        <w:pStyle w:val="LegendText"/>
+        <w:ind w:left="113" w:right="113"/>
+        <w:spacing w:before="40" w:after="200" w:line="280" w:lineRule="auto"/>
+        <w:shd w:val="clear" w:color="auto" w:fill="F7F9FD"/>
+        <w:pBdr>
+          <w:left w:val="single" w:sz="12" w:space="6" w:color="D3DBE8"/>
+        </w:pBdr>
+      </w:pPr>
+      <w:r>
+        <w:rPr>
+          <w:rFonts w:ascii="微软雅黑" w:hAnsi="微软雅黑" w:eastAsia="微软雅黑" w:cs="微软雅黑"/>
+          <w:color w:val="9AA6B9"/>
+          <w:sz w:val="17"/>
+          <w:szCs w:val="17"/>
+        </w:rPr>
+        <w:t xml:space="preserve">图中编号　</w:t>
+      </w:r>
+      <w:r>
+        <w:rPr>
+          <w:rFonts w:ascii="微软雅黑" w:hAnsi="微软雅黑" w:eastAsia="微软雅黑" w:cs="微软雅黑"/>
+          <w:b/>
+          <w:bCs/>
+          <w:color w:val="FF3B30"/>
+          <w:sz w:val="18"/>
+          <w:szCs w:val="18"/>
+        </w:rPr>
+        <w:t xml:space="preserve">1</w:t>
+      </w:r>
+      <w:r>
+        <w:rPr>
+          <w:rFonts w:ascii="宋体" w:hAnsi="宋体" w:eastAsia="宋体" w:cs="宋体"/>
+          <w:color w:val="47536B"/>
+          <w:sz w:val="18"/>
+          <w:szCs w:val="18"/>
+        </w:rPr>
+        <w:t xml:space="preserve"> 提交状态</w:t>
+      </w:r>
+      <w:r>
+        <w:rPr>
+          <w:rFonts w:ascii="宋体" w:hAnsi="宋体" w:eastAsia="宋体" w:cs="宋体"/>
+          <w:sz w:val="17"/>
+          <w:szCs w:val="17"/>
+        </w:rPr>
+        <w:t xml:space="preserve">　　</w:t>
+      </w:r>
+      <w:r>
+        <w:rPr>
+          <w:rFonts w:ascii="微软雅黑" w:hAnsi="微软雅黑" w:eastAsia="微软雅黑" w:cs="微软雅黑"/>
+          <w:b/>
+          <w:bCs/>
+          <w:color w:val="FF3B30"/>
+          <w:sz w:val="18"/>
+          <w:szCs w:val="18"/>
+        </w:rPr>
+        <w:t xml:space="preserve">2</w:t>
+      </w:r>
+      <w:r>
+        <w:rPr>
+          <w:rFonts w:ascii="宋体" w:hAnsi="宋体" w:eastAsia="宋体" w:cs="宋体"/>
+          <w:color w:val="47536B"/>
+          <w:sz w:val="18"/>
+          <w:szCs w:val="18"/>
+        </w:rPr>
+        <w:t xml:space="preserve"> 老师给的分数</w:t>
+      </w:r>
+      <w:r>
+        <w:rPr>
+          <w:rFonts w:ascii="宋体" w:hAnsi="宋体" w:eastAsia="宋体" w:cs="宋体"/>
+          <w:sz w:val="17"/>
+          <w:szCs w:val="17"/>
+        </w:rPr>
+        <w:t xml:space="preserve">　　</w:t>
+      </w:r>
+      <w:r>
+        <w:rPr>
+          <w:rFonts w:ascii="微软雅黑" w:hAnsi="微软雅黑" w:eastAsia="微软雅黑" w:cs="微软雅黑"/>
+          <w:b/>
+          <w:bCs/>
+          <w:color w:val="FF3B30"/>
+          <w:sz w:val="18"/>
+          <w:szCs w:val="18"/>
+        </w:rPr>
+        <w:t xml:space="preserve">3</w:t>
+      </w:r>
+      <w:r>
+        <w:rPr>
+          <w:rFonts w:ascii="宋体" w:hAnsi="宋体" w:eastAsia="宋体" w:cs="宋体"/>
+          <w:color w:val="47536B"/>
+          <w:sz w:val="18"/>
+          <w:szCs w:val="18"/>
+        </w:rPr>
+        <w:t xml:space="preserve"> 老师评语</w:t>
+      </w:r>
+      <w:r>
+        <w:rPr>
+          <w:rFonts w:ascii="宋体" w:hAnsi="宋体" w:eastAsia="宋体" w:cs="宋体"/>
+          <w:sz w:val="17"/>
+          <w:szCs w:val="17"/>
+        </w:rPr>
+        <w:t xml:space="preserve">　　</w:t>
+      </w:r>
+      <w:r>
+        <w:rPr>
+          <w:rFonts w:ascii="微软雅黑" w:hAnsi="微软雅黑" w:eastAsia="微软雅黑" w:cs="微软雅黑"/>
+          <w:b/>
+          <w:bCs/>
+          <w:color w:val="FF3B30"/>
+          <w:sz w:val="18"/>
+          <w:szCs w:val="18"/>
+        </w:rPr>
+        <w:t xml:space="preserve">4</w:t>
+      </w:r>
+      <w:r>
+        <w:rPr>
+          <w:rFonts w:ascii="宋体" w:hAnsi="宋体" w:eastAsia="宋体" w:cs="宋体"/>
+          <w:color w:val="47536B"/>
+          <w:sz w:val="18"/>
+          <w:szCs w:val="18"/>
+        </w:rPr>
+        <w:t xml:space="preserve"> 查看这份作业的详情</w:t>
+      </w:r>
+    </w:p>
+    <w:p>
+      <w:pPr>
+        <w:pStyle w:val="BodyText"/>
+      </w:pPr>
+      <w:r>
+        <w:rPr>
+          <w:rFonts w:ascii="宋体" w:hAnsi="宋体" w:eastAsia="宋体" w:cs="宋体"/>
+        </w:rPr>
+        <w:t xml:space="preserve">点左侧菜单「我的成绩」即可看到所有提交记录；点某一行右侧的「查看详情」会跳到对应作业。</w:t>
+      </w:r>
+    </w:p>
+    <w:p>
+      <w:pPr>
+        <w:pStyle w:val="Heading2"/>
+        <w:keepNext/>
+      </w:pPr>
+      <w:r>
+        <w:rPr>
+          <w:rFonts w:ascii="微软雅黑" w:hAnsi="微软雅黑" w:eastAsia="微软雅黑" w:cs="微软雅黑"/>
+          <w:b/>
+          <w:bCs/>
+        </w:rPr>
+        <w:t xml:space="preserve">5.2 作业详情里的批阅结果</w:t>
+      </w:r>
+    </w:p>
+    <w:p>
+      <w:pPr>
+        <w:pStyle w:val="BodyText"/>
+        <w:jc w:val="center"/>
+        <w:spacing w:before="120" w:after="40" w:line="240" w:lineRule="auto"/>
+        <w:keepNext/>
+      </w:pPr>
+      <w:r>
+        <w:drawing>
+          <wp:inline distT="0" distB="0" distL="0" distR="0">
+            <wp:extent cx="4675909" cy="4114800"/>
+            <wp:effectExtent l="0" t="0" r="0" b="0"/>
+            <wp:docPr id="8" name="图片 8"/>
+            <wp:cNvGraphicFramePr>
+              <a:graphicFrameLocks xmlns:a="http://schemas.openxmlformats.org/drawingml/2006/main" noChangeAspect="1"/>
+            </wp:cNvGraphicFramePr>
+            <a:graphic xmlns:a="http://schemas.openxmlformats.org/drawingml/2006/main">
+              <a:graphicData uri="http://schemas.openxmlformats.org/drawingml/2006/picture">
+                <pic:pic xmlns:pic="http://schemas.openxmlformats.org/drawingml/2006/picture">
+                  <pic:nvPicPr>
+                    <pic:cNvPr id="8" name="image8.png"/>
+                    <pic:cNvPicPr/>
+                  </pic:nvPicPr>
+                  <pic:blipFill>
+                    <a:blip xmlns:r="http://schemas.openxmlformats.org/officeDocument/2006/relationships" r:embed="rId108"/>
+                    <a:stretch>
+                      <a:fillRect/>
+                    </a:stretch>
+                  </pic:blipFill>
+                  <pic:spPr>
+                    <a:xfrm>
+                      <a:off x="0" y="0"/>
+                      <a:ext cx="4675909" cy="4114800"/>
+                    </a:xfrm>
+                    <a:prstGeom prst="rect">
+                      <a:avLst/>
+                    </a:prstGeom>
+                    <a:ln xmlns:a="http://schemas.openxmlformats.org/drawingml/2006/main">
+                      <a:solidFill>
+                        <a:srgbClr val="D3DBE8"/>
+                      </a:solidFill>
+                    </a:ln>
+                  </pic:spPr>
+                </pic:pic>
+              </a:graphicData>
+            </a:graphic>
+          </wp:inline>
+        </w:drawing>
+      </w:r>
+    </w:p>
+    <w:p>
+      <w:pPr>
+        <w:pStyle w:val="CaptionText"/>
+        <w:jc w:val="center"/>
+      </w:pPr>
+      <w:r>
+        <w:rPr>
+          <w:rFonts w:ascii="微软雅黑" w:hAnsi="微软雅黑" w:eastAsia="微软雅黑" w:cs="微软雅黑"/>
+          <w:color w:val="7A869A"/>
+          <w:sz w:val="18"/>
+          <w:szCs w:val="18"/>
+        </w:rPr>
+        <w:t xml:space="preserve">图 8　作业详情：批阅结果（分数 + 评语）与参考答案</w:t>
+      </w:r>
+    </w:p>
+    <w:p>
+      <w:pPr>
+        <w:pStyle w:val="LegendText"/>
+        <w:ind w:left="113" w:right="113"/>
+        <w:spacing w:before="40" w:after="200" w:line="280" w:lineRule="auto"/>
+        <w:shd w:val="clear" w:color="auto" w:fill="F7F9FD"/>
+        <w:pBdr>
+          <w:left w:val="single" w:sz="12" w:space="6" w:color="D3DBE8"/>
+        </w:pBdr>
+      </w:pPr>
+      <w:r>
+        <w:rPr>
+          <w:rFonts w:ascii="微软雅黑" w:hAnsi="微软雅黑" w:eastAsia="微软雅黑" w:cs="微软雅黑"/>
+          <w:color w:val="9AA6B9"/>
+          <w:sz w:val="17"/>
+          <w:szCs w:val="17"/>
+        </w:rPr>
+        <w:t xml:space="preserve">图中编号　</w:t>
+      </w:r>
+      <w:r>
+        <w:rPr>
+          <w:rFonts w:ascii="微软雅黑" w:hAnsi="微软雅黑" w:eastAsia="微软雅黑" w:cs="微软雅黑"/>
+          <w:b/>
+          <w:bCs/>
+          <w:color w:val="FF3B30"/>
+          <w:sz w:val="18"/>
+          <w:szCs w:val="18"/>
+        </w:rPr>
+        <w:t xml:space="preserve">1</w:t>
+      </w:r>
+      <w:r>
+        <w:rPr>
+          <w:rFonts w:ascii="宋体" w:hAnsi="宋体" w:eastAsia="宋体" w:cs="宋体"/>
+          <w:color w:val="47536B"/>
+          <w:sz w:val="18"/>
+          <w:szCs w:val="18"/>
+        </w:rPr>
+        <w:t xml:space="preserve"> 当前状态</w:t>
+      </w:r>
+      <w:r>
+        <w:rPr>
+          <w:rFonts w:ascii="宋体" w:hAnsi="宋体" w:eastAsia="宋体" w:cs="宋体"/>
+          <w:sz w:val="17"/>
+          <w:szCs w:val="17"/>
+        </w:rPr>
+        <w:t xml:space="preserve">　　</w:t>
+      </w:r>
+      <w:r>
+        <w:rPr>
+          <w:rFonts w:ascii="微软雅黑" w:hAnsi="微软雅黑" w:eastAsia="微软雅黑" w:cs="微软雅黑"/>
+          <w:b/>
+          <w:bCs/>
+          <w:color w:val="FF3B30"/>
+          <w:sz w:val="18"/>
+          <w:szCs w:val="18"/>
+        </w:rPr>
+        <w:t xml:space="preserve">2</w:t>
+      </w:r>
+      <w:r>
+        <w:rPr>
+          <w:rFonts w:ascii="宋体" w:hAnsi="宋体" w:eastAsia="宋体" w:cs="宋体"/>
+          <w:color w:val="47536B"/>
+          <w:sz w:val="18"/>
+          <w:szCs w:val="18"/>
+        </w:rPr>
+        <w:t xml:space="preserve"> 题目要求</w:t>
+      </w:r>
+      <w:r>
+        <w:rPr>
+          <w:rFonts w:ascii="宋体" w:hAnsi="宋体" w:eastAsia="宋体" w:cs="宋体"/>
+          <w:sz w:val="17"/>
+          <w:szCs w:val="17"/>
+        </w:rPr>
+        <w:t xml:space="preserve">　　</w:t>
+      </w:r>
+      <w:r>
+        <w:rPr>
+          <w:rFonts w:ascii="微软雅黑" w:hAnsi="微软雅黑" w:eastAsia="微软雅黑" w:cs="微软雅黑"/>
+          <w:b/>
+          <w:bCs/>
+          <w:color w:val="FF3B30"/>
+          <w:sz w:val="18"/>
+          <w:szCs w:val="18"/>
+        </w:rPr>
+        <w:t xml:space="preserve">3</w:t>
+      </w:r>
+      <w:r>
+        <w:rPr>
+          <w:rFonts w:ascii="宋体" w:hAnsi="宋体" w:eastAsia="宋体" w:cs="宋体"/>
+          <w:color w:val="47536B"/>
+          <w:sz w:val="18"/>
+          <w:szCs w:val="18"/>
+        </w:rPr>
+        <w:t xml:space="preserve"> 批阅结果与老师评语</w:t>
+      </w:r>
+      <w:r>
+        <w:rPr>
+          <w:rFonts w:ascii="宋体" w:hAnsi="宋体" w:eastAsia="宋体" w:cs="宋体"/>
+          <w:sz w:val="17"/>
+          <w:szCs w:val="17"/>
+        </w:rPr>
+        <w:t xml:space="preserve">　　</w:t>
+      </w:r>
+      <w:r>
+        <w:rPr>
+          <w:rFonts w:ascii="微软雅黑" w:hAnsi="微软雅黑" w:eastAsia="微软雅黑" w:cs="微软雅黑"/>
+          <w:b/>
+          <w:bCs/>
+          <w:color w:val="FF3B30"/>
+          <w:sz w:val="18"/>
+          <w:szCs w:val="18"/>
+        </w:rPr>
+        <w:t xml:space="preserve">4</w:t>
+      </w:r>
+      <w:r>
+        <w:rPr>
+          <w:rFonts w:ascii="宋体" w:hAnsi="宋体" w:eastAsia="宋体" w:cs="宋体"/>
+          <w:color w:val="47536B"/>
+          <w:sz w:val="18"/>
+          <w:szCs w:val="18"/>
+        </w:rPr>
+        <w:t xml:space="preserve"> 参考答案</w:t>
+      </w:r>
+      <w:r>
+        <w:rPr>
+          <w:rFonts w:ascii="宋体" w:hAnsi="宋体" w:eastAsia="宋体" w:cs="宋体"/>
+          <w:sz w:val="17"/>
+          <w:szCs w:val="17"/>
+        </w:rPr>
+        <w:t xml:space="preserve">　　</w:t>
+      </w:r>
+      <w:r>
+        <w:rPr>
+          <w:rFonts w:ascii="微软雅黑" w:hAnsi="微软雅黑" w:eastAsia="微软雅黑" w:cs="微软雅黑"/>
+          <w:b/>
+          <w:bCs/>
+          <w:color w:val="FF3B30"/>
+          <w:sz w:val="18"/>
+          <w:szCs w:val="18"/>
+        </w:rPr>
+        <w:t xml:space="preserve">5</w:t>
       </w:r>
       <w:r>
         <w:rPr>
@@ -4474,7 +5189,537 @@
           <w:b/>
           <w:bCs/>
         </w:rPr>
-        <w:t xml:space="preserve">5.3 被驳回之后怎么做</w:t>
+        <w:t xml:space="preserve">5.3 查看参考答案</w:t>
+      </w:r>
+    </w:p>
+    <w:p>
+      <w:pPr>
+        <w:pStyle w:val="BodyText"/>
+      </w:pPr>
+      <w:r>
+        <w:rPr>
+          <w:rFonts w:ascii="宋体" w:hAnsi="宋体" w:eastAsia="宋体" w:cs="宋体"/>
+        </w:rPr>
+        <w:t xml:space="preserve">有些作业老师会附上</w:t>
+      </w:r>
+      <w:r>
+        <w:rPr>
+          <w:rFonts w:ascii="宋体" w:hAnsi="宋体" w:eastAsia="宋体" w:cs="宋体"/>
+          <w:b/>
+          <w:bCs/>
+          <w:color w:val="16233D"/>
+        </w:rPr>
+        <w:t xml:space="preserve">参考答案</w:t>
+      </w:r>
+      <w:r>
+        <w:rPr>
+          <w:rFonts w:ascii="宋体" w:hAnsi="宋体" w:eastAsia="宋体" w:cs="宋体"/>
+        </w:rPr>
+        <w:t xml:space="preserve">。参考答案不是随时都能看，要看老师设定的时机：</w:t>
+      </w:r>
+    </w:p>
+    <w:tbl>
+      <w:tblPr>
+        <w:tblW w:w="9412" w:type="dxa"/>
+        <w:tblBorders>
+          <w:top w:val="single" w:sz="4" w:space="0" w:color="D3DBE8"/>
+          <w:left w:val="single" w:sz="4" w:space="0" w:color="D3DBE8"/>
+          <w:bottom w:val="single" w:sz="4" w:space="0" w:color="D3DBE8"/>
+          <w:right w:val="single" w:sz="4" w:space="0" w:color="D3DBE8"/>
+          <w:insideH w:val="single" w:sz="4" w:space="0" w:color="D3DBE8"/>
+          <w:insideV w:val="single" w:sz="4" w:space="0" w:color="D3DBE8"/>
+        </w:tblBorders>
+        <w:tblCellMar>
+          <w:top w:w="70" w:type="dxa"/>
+          <w:left w:w="110" w:type="dxa"/>
+          <w:bottom w:w="70" w:type="dxa"/>
+          <w:right w:w="110" w:type="dxa"/>
+        </w:tblCellMar>
+      </w:tblPr>
+      <w:tblGrid>
+        <w:gridCol w:w="2259"/>
+        <w:gridCol w:w="3012"/>
+        <w:gridCol w:w="4141"/>
+      </w:tblGrid>
+      <w:tr>
+        <w:trPr>
+          <w:tblHeader/>
+          <w:cantSplit/>
+        </w:trPr>
+        <w:tc>
+          <w:tcPr>
+            <w:tcW w:w="2259" w:type="dxa"/>
+            <w:shd w:val="clear" w:color="auto" w:fill="EAF1FF"/>
+            <w:vAlign w:val="center"/>
+          </w:tcPr>
+          <w:p>
+            <w:pPr>
+              <w:pStyle w:val="TableText"/>
+            </w:pPr>
+            <w:r>
+              <w:rPr>
+                <w:rFonts w:ascii="微软雅黑" w:hAnsi="微软雅黑" w:eastAsia="微软雅黑" w:cs="微软雅黑"/>
+                <w:b/>
+                <w:bCs/>
+                <w:color w:val="1B3A7A"/>
+                <w:sz w:val="19"/>
+                <w:szCs w:val="19"/>
+              </w:rPr>
+              <w:t xml:space="preserve">老师设定的时机</w:t>
+            </w:r>
+          </w:p>
+        </w:tc>
+        <w:tc>
+          <w:tcPr>
+            <w:tcW w:w="3012" w:type="dxa"/>
+            <w:shd w:val="clear" w:color="auto" w:fill="EAF1FF"/>
+            <w:vAlign w:val="center"/>
+          </w:tcPr>
+          <w:p>
+            <w:pPr>
+              <w:pStyle w:val="TableText"/>
+            </w:pPr>
+            <w:r>
+              <w:rPr>
+                <w:rFonts w:ascii="微软雅黑" w:hAnsi="微软雅黑" w:eastAsia="微软雅黑" w:cs="微软雅黑"/>
+                <w:b/>
+                <w:bCs/>
+                <w:color w:val="1B3A7A"/>
+                <w:sz w:val="19"/>
+                <w:szCs w:val="19"/>
+              </w:rPr>
+              <w:t xml:space="preserve">你看到答案的时间</w:t>
+            </w:r>
+          </w:p>
+        </w:tc>
+        <w:tc>
+          <w:tcPr>
+            <w:tcW w:w="4141" w:type="dxa"/>
+            <w:shd w:val="clear" w:color="auto" w:fill="EAF1FF"/>
+            <w:vAlign w:val="center"/>
+          </w:tcPr>
+          <w:p>
+            <w:pPr>
+              <w:pStyle w:val="TableText"/>
+            </w:pPr>
+            <w:r>
+              <w:rPr>
+                <w:rFonts w:ascii="微软雅黑" w:hAnsi="微软雅黑" w:eastAsia="微软雅黑" w:cs="微软雅黑"/>
+                <w:b/>
+                <w:bCs/>
+                <w:color w:val="1B3A7A"/>
+                <w:sz w:val="19"/>
+                <w:szCs w:val="19"/>
+              </w:rPr>
+              <w:t xml:space="preserve">页面上怎么显示</w:t>
+            </w:r>
+          </w:p>
+        </w:tc>
+      </w:tr>
+      <w:tr>
+        <w:trPr>
+          <w:cantSplit/>
+        </w:trPr>
+        <w:tc>
+          <w:tcPr>
+            <w:tcW w:w="2259" w:type="dxa"/>
+            <w:vAlign w:val="center"/>
+          </w:tcPr>
+          <w:p>
+            <w:pPr>
+              <w:pStyle w:val="TableText"/>
+            </w:pPr>
+            <w:r>
+              <w:rPr>
+                <w:rFonts w:ascii="宋体" w:hAnsi="宋体" w:eastAsia="宋体" w:cs="宋体"/>
+                <w:sz w:val="19"/>
+                <w:szCs w:val="19"/>
+              </w:rPr>
+              <w:t xml:space="preserve">提交后即可查看</w:t>
+            </w:r>
+          </w:p>
+        </w:tc>
+        <w:tc>
+          <w:tcPr>
+            <w:tcW w:w="3012" w:type="dxa"/>
+            <w:vAlign w:val="center"/>
+          </w:tcPr>
+          <w:p>
+            <w:pPr>
+              <w:pStyle w:val="TableText"/>
+            </w:pPr>
+            <w:r>
+              <w:rPr>
+                <w:rFonts w:ascii="宋体" w:hAnsi="宋体" w:eastAsia="宋体" w:cs="宋体"/>
+                <w:sz w:val="19"/>
+                <w:szCs w:val="19"/>
+              </w:rPr>
+              <w:t xml:space="preserve">交完作业马上就能看</w:t>
+            </w:r>
+          </w:p>
+        </w:tc>
+        <w:tc>
+          <w:tcPr>
+            <w:tcW w:w="4141" w:type="dxa"/>
+            <w:vAlign w:val="center"/>
+          </w:tcPr>
+          <w:p>
+            <w:pPr>
+              <w:pStyle w:val="TableText"/>
+            </w:pPr>
+            <w:r>
+              <w:rPr>
+                <w:rFonts w:ascii="宋体" w:hAnsi="宋体" w:eastAsia="宋体" w:cs="宋体"/>
+                <w:sz w:val="19"/>
+                <w:szCs w:val="19"/>
+              </w:rPr>
+              <w:t xml:space="preserve">作业详情里出现绿色「参考答案 · 已解锁」卡片</w:t>
+            </w:r>
+          </w:p>
+        </w:tc>
+      </w:tr>
+      <w:tr>
+        <w:trPr>
+          <w:cantSplit/>
+        </w:trPr>
+        <w:tc>
+          <w:tcPr>
+            <w:tcW w:w="2259" w:type="dxa"/>
+            <w:vAlign w:val="center"/>
+          </w:tcPr>
+          <w:p>
+            <w:pPr>
+              <w:pStyle w:val="TableText"/>
+            </w:pPr>
+            <w:r>
+              <w:rPr>
+                <w:rFonts w:ascii="宋体" w:hAnsi="宋体" w:eastAsia="宋体" w:cs="宋体"/>
+                <w:sz w:val="19"/>
+                <w:szCs w:val="19"/>
+              </w:rPr>
+              <w:t xml:space="preserve">老师批阅后</w:t>
+            </w:r>
+          </w:p>
+        </w:tc>
+        <w:tc>
+          <w:tcPr>
+            <w:tcW w:w="3012" w:type="dxa"/>
+            <w:vAlign w:val="center"/>
+          </w:tcPr>
+          <w:p>
+            <w:pPr>
+              <w:pStyle w:val="TableText"/>
+            </w:pPr>
+            <w:r>
+              <w:rPr>
+                <w:rFonts w:ascii="宋体" w:hAnsi="宋体" w:eastAsia="宋体" w:cs="宋体"/>
+                <w:sz w:val="19"/>
+                <w:szCs w:val="19"/>
+              </w:rPr>
+              <w:t xml:space="preserve">老师点通过或驳回之后</w:t>
+            </w:r>
+          </w:p>
+        </w:tc>
+        <w:tc>
+          <w:tcPr>
+            <w:tcW w:w="4141" w:type="dxa"/>
+            <w:vAlign w:val="center"/>
+          </w:tcPr>
+          <w:p>
+            <w:pPr>
+              <w:pStyle w:val="TableText"/>
+            </w:pPr>
+            <w:r>
+              <w:rPr>
+                <w:rFonts w:ascii="宋体" w:hAnsi="宋体" w:eastAsia="宋体" w:cs="宋体"/>
+                <w:sz w:val="19"/>
+                <w:szCs w:val="19"/>
+              </w:rPr>
+              <w:t xml:space="preserve">批阅前显示 🔒「老师批阅后可见」</w:t>
+            </w:r>
+          </w:p>
+        </w:tc>
+      </w:tr>
+      <w:tr>
+        <w:trPr>
+          <w:cantSplit/>
+        </w:trPr>
+        <w:tc>
+          <w:tcPr>
+            <w:tcW w:w="2259" w:type="dxa"/>
+            <w:vAlign w:val="center"/>
+          </w:tcPr>
+          <w:p>
+            <w:pPr>
+              <w:pStyle w:val="TableText"/>
+            </w:pPr>
+            <w:r>
+              <w:rPr>
+                <w:rFonts w:ascii="宋体" w:hAnsi="宋体" w:eastAsia="宋体" w:cs="宋体"/>
+                <w:sz w:val="19"/>
+                <w:szCs w:val="19"/>
+              </w:rPr>
+              <w:t xml:space="preserve">截止时间之后</w:t>
+            </w:r>
+          </w:p>
+        </w:tc>
+        <w:tc>
+          <w:tcPr>
+            <w:tcW w:w="3012" w:type="dxa"/>
+            <w:vAlign w:val="center"/>
+          </w:tcPr>
+          <w:p>
+            <w:pPr>
+              <w:pStyle w:val="TableText"/>
+            </w:pPr>
+            <w:r>
+              <w:rPr>
+                <w:rFonts w:ascii="宋体" w:hAnsi="宋体" w:eastAsia="宋体" w:cs="宋体"/>
+                <w:sz w:val="19"/>
+                <w:szCs w:val="19"/>
+              </w:rPr>
+              <w:t xml:space="preserve">过了截止时间</w:t>
+            </w:r>
+          </w:p>
+        </w:tc>
+        <w:tc>
+          <w:tcPr>
+            <w:tcW w:w="4141" w:type="dxa"/>
+            <w:vAlign w:val="center"/>
+          </w:tcPr>
+          <w:p>
+            <w:pPr>
+              <w:pStyle w:val="TableText"/>
+            </w:pPr>
+            <w:r>
+              <w:rPr>
+                <w:rFonts w:ascii="宋体" w:hAnsi="宋体" w:eastAsia="宋体" w:cs="宋体"/>
+                <w:sz w:val="19"/>
+                <w:szCs w:val="19"/>
+              </w:rPr>
+              <w:t xml:space="preserve">截止前显示 🔒「截止时间后可见」</w:t>
+            </w:r>
+          </w:p>
+        </w:tc>
+      </w:tr>
+      <w:tr>
+        <w:trPr>
+          <w:cantSplit/>
+        </w:trPr>
+        <w:tc>
+          <w:tcPr>
+            <w:tcW w:w="2259" w:type="dxa"/>
+            <w:vAlign w:val="center"/>
+          </w:tcPr>
+          <w:p>
+            <w:pPr>
+              <w:pStyle w:val="TableText"/>
+            </w:pPr>
+            <w:r>
+              <w:rPr>
+                <w:rFonts w:ascii="宋体" w:hAnsi="宋体" w:eastAsia="宋体" w:cs="宋体"/>
+                <w:sz w:val="19"/>
+                <w:szCs w:val="19"/>
+              </w:rPr>
+              <w:t xml:space="preserve">不向学生显示</w:t>
+            </w:r>
+          </w:p>
+        </w:tc>
+        <w:tc>
+          <w:tcPr>
+            <w:tcW w:w="3012" w:type="dxa"/>
+            <w:vAlign w:val="center"/>
+          </w:tcPr>
+          <w:p>
+            <w:pPr>
+              <w:pStyle w:val="TableText"/>
+            </w:pPr>
+            <w:r>
+              <w:rPr>
+                <w:rFonts w:ascii="宋体" w:hAnsi="宋体" w:eastAsia="宋体" w:cs="宋体"/>
+                <w:sz w:val="19"/>
+                <w:szCs w:val="19"/>
+              </w:rPr>
+              <w:t xml:space="preserve">永远看不到</w:t>
+            </w:r>
+          </w:p>
+        </w:tc>
+        <w:tc>
+          <w:tcPr>
+            <w:tcW w:w="4141" w:type="dxa"/>
+            <w:vAlign w:val="center"/>
+          </w:tcPr>
+          <w:p>
+            <w:pPr>
+              <w:pStyle w:val="TableText"/>
+            </w:pPr>
+            <w:r>
+              <w:rPr>
+                <w:rFonts w:ascii="宋体" w:hAnsi="宋体" w:eastAsia="宋体" w:cs="宋体"/>
+                <w:sz w:val="19"/>
+                <w:szCs w:val="19"/>
+              </w:rPr>
+              <w:t xml:space="preserve">一直显示 🔒 提示，只有老师能看</w:t>
+            </w:r>
+          </w:p>
+        </w:tc>
+      </w:tr>
+    </w:tbl>
+    <w:p>
+      <w:pPr>
+        <w:pStyle w:val="TableText"/>
+      </w:pPr>
+    </w:p>
+    <w:p>
+      <w:pPr>
+        <w:pStyle w:val="ListText"/>
+        <w:ind w:left="454" w:hanging="240"/>
+      </w:pPr>
+      <w:r>
+        <w:rPr>
+          <w:rFonts w:ascii="微软雅黑" w:hAnsi="微软雅黑" w:eastAsia="微软雅黑" w:cs="微软雅黑"/>
+          <w:b/>
+          <w:bCs/>
+          <w:color w:val="2B6CF6"/>
+        </w:rPr>
+        <w:t xml:space="preserve">• </w:t>
+      </w:r>
+      <w:r>
+        <w:rPr>
+          <w:rFonts w:ascii="宋体" w:hAnsi="宋体" w:eastAsia="宋体" w:cs="宋体"/>
+          <w:b/>
+          <w:bCs/>
+          <w:color w:val="16233D"/>
+        </w:rPr>
+        <w:t xml:space="preserve">🔒 打不开是正常的</w:t>
+      </w:r>
+      <w:r>
+        <w:rPr>
+          <w:rFonts w:ascii="宋体" w:hAnsi="宋体" w:eastAsia="宋体" w:cs="宋体"/>
+        </w:rPr>
+        <w:t xml:space="preserve">：说明还没到你该看的时候，等时机到了</w:t>
+      </w:r>
+      <w:r>
+        <w:rPr>
+          <w:rFonts w:ascii="宋体" w:hAnsi="宋体" w:eastAsia="宋体" w:cs="宋体"/>
+          <w:b/>
+          <w:bCs/>
+          <w:color w:val="16233D"/>
+        </w:rPr>
+        <w:t xml:space="preserve">刷新页面</w:t>
+      </w:r>
+      <w:r>
+        <w:rPr>
+          <w:rFonts w:ascii="宋体" w:hAnsi="宋体" w:eastAsia="宋体" w:cs="宋体"/>
+        </w:rPr>
+        <w:t xml:space="preserve">就会出现。</w:t>
+      </w:r>
+    </w:p>
+    <w:p>
+      <w:pPr>
+        <w:pStyle w:val="ListText"/>
+        <w:ind w:left="454" w:hanging="240"/>
+      </w:pPr>
+      <w:r>
+        <w:rPr>
+          <w:rFonts w:ascii="微软雅黑" w:hAnsi="微软雅黑" w:eastAsia="微软雅黑" w:cs="微软雅黑"/>
+          <w:b/>
+          <w:bCs/>
+          <w:color w:val="2B6CF6"/>
+        </w:rPr>
+        <w:t xml:space="preserve">• </w:t>
+      </w:r>
+      <w:r>
+        <w:rPr>
+          <w:rFonts w:ascii="宋体" w:hAnsi="宋体" w:eastAsia="宋体" w:cs="宋体"/>
+        </w:rPr>
+        <w:t xml:space="preserve">对照参考答案时，重点看</w:t>
+      </w:r>
+      <w:r>
+        <w:rPr>
+          <w:rFonts w:ascii="宋体" w:hAnsi="宋体" w:eastAsia="宋体" w:cs="宋体"/>
+          <w:b/>
+          <w:bCs/>
+          <w:color w:val="16233D"/>
+        </w:rPr>
+        <w:t xml:space="preserve">思路和关键步骤</w:t>
+      </w:r>
+      <w:r>
+        <w:rPr>
+          <w:rFonts w:ascii="宋体" w:hAnsi="宋体" w:eastAsia="宋体" w:cs="宋体"/>
+        </w:rPr>
+        <w:t xml:space="preserve">，不要只盯最终答案。</w:t>
+      </w:r>
+    </w:p>
+    <w:p>
+      <w:pPr>
+        <w:pStyle w:val="ListText"/>
+        <w:ind w:left="454" w:hanging="240"/>
+      </w:pPr>
+      <w:r>
+        <w:rPr>
+          <w:rFonts w:ascii="微软雅黑" w:hAnsi="微软雅黑" w:eastAsia="微软雅黑" w:cs="微软雅黑"/>
+          <w:b/>
+          <w:bCs/>
+          <w:color w:val="2B6CF6"/>
+        </w:rPr>
+        <w:t xml:space="preserve">• </w:t>
+      </w:r>
+      <w:r>
+        <w:rPr>
+          <w:rFonts w:ascii="宋体" w:hAnsi="宋体" w:eastAsia="宋体" w:cs="宋体"/>
+        </w:rPr>
+        <w:t xml:space="preserve">答案通常包含老师的</w:t>
+      </w:r>
+      <w:r>
+        <w:rPr>
+          <w:rFonts w:ascii="宋体" w:hAnsi="宋体" w:eastAsia="宋体" w:cs="宋体"/>
+          <w:b/>
+          <w:bCs/>
+          <w:color w:val="16233D"/>
+        </w:rPr>
+        <w:t xml:space="preserve">评分要点</w:t>
+      </w:r>
+      <w:r>
+        <w:rPr>
+          <w:rFonts w:ascii="宋体" w:hAnsi="宋体" w:eastAsia="宋体" w:cs="宋体"/>
+        </w:rPr>
+        <w:t xml:space="preserve">，可以据此判断自己扣分在哪。</w:t>
+      </w:r>
+    </w:p>
+    <w:p>
+      <w:pPr>
+        <w:pStyle w:val="ListText"/>
+        <w:ind w:left="454" w:hanging="240"/>
+      </w:pPr>
+      <w:r>
+        <w:rPr>
+          <w:rFonts w:ascii="微软雅黑" w:hAnsi="微软雅黑" w:eastAsia="微软雅黑" w:cs="微软雅黑"/>
+          <w:b/>
+          <w:bCs/>
+          <w:color w:val="2B6CF6"/>
+        </w:rPr>
+        <w:t xml:space="preserve">• </w:t>
+      </w:r>
+      <w:r>
+        <w:rPr>
+          <w:rFonts w:ascii="宋体" w:hAnsi="宋体" w:eastAsia="宋体" w:cs="宋体"/>
+        </w:rPr>
+        <w:t xml:space="preserve">如果你觉得参考答案有误，请直接向老师反馈，不要自己改作业。</w:t>
+      </w:r>
+    </w:p>
+    <w:p>
+      <w:pPr>
+        <w:pStyle w:val="Heading2"/>
+        <w:keepNext/>
+      </w:pPr>
+      <w:r>
+        <w:rPr>
+          <w:rFonts w:ascii="微软雅黑" w:hAnsi="微软雅黑" w:eastAsia="微软雅黑" w:cs="微软雅黑"/>
+          <w:b/>
+          <w:bCs/>
+        </w:rPr>
+        <w:t xml:space="preserve">5.4 被驳回之后怎么做</w:t>
       </w:r>
     </w:p>
     <w:p>

--- a/docs/3-云作业-学生使用手册.docx
+++ b/docs/3-云作业-学生使用手册.docx
@@ -606,7 +606,7 @@
         <w:rPr>
           <w:rFonts w:ascii="宋体" w:hAnsi="宋体" w:eastAsia="宋体" w:cs="宋体"/>
         </w:rPr>
-        <w:t xml:space="preserve">）、姓名、密码（至少 6 位）。</w:t>
+        <w:t xml:space="preserve">）。</w:t>
       </w:r>
     </w:p>
     <w:p>
@@ -626,23 +626,32 @@
       <w:r>
         <w:rPr>
           <w:rFonts w:ascii="宋体" w:hAnsi="宋体" w:eastAsia="宋体" w:cs="宋体"/>
-        </w:rPr>
-        <w:t xml:space="preserve">如果老师允许自选班级，「选择班级」里选上你所在的班级 —— </w:t>
-      </w:r>
-      <w:r>
-        <w:rPr>
-          <w:rFonts w:ascii="宋体" w:hAnsi="宋体" w:eastAsia="宋体" w:cs="宋体"/>
           <w:b/>
           <w:bCs/>
           <w:color w:val="16233D"/>
         </w:rPr>
-        <w:t xml:space="preserve">不选班级就只能看到面向全体学生的作业</w:t>
-      </w:r>
-      <w:r>
-        <w:rPr>
-          <w:rFonts w:ascii="宋体" w:hAnsi="宋体" w:eastAsia="宋体" w:cs="宋体"/>
-        </w:rPr>
-        <w:t xml:space="preserve">。</w:t>
+        <w:t xml:space="preserve">姓名栏请填写「学号 + 姓名」</w:t>
+      </w:r>
+      <w:r>
+        <w:rPr>
+          <w:rFonts w:ascii="宋体" w:hAnsi="宋体" w:eastAsia="宋体" w:cs="宋体"/>
+        </w:rPr>
+        <w:t xml:space="preserve">，例如 </w:t>
+      </w:r>
+      <w:r>
+        <w:rPr>
+          <w:rFonts w:ascii="Consolas" w:hAnsi="Consolas" w:eastAsia="Consolas" w:cs="Consolas"/>
+          <w:color w:val="B03A5B"/>
+          <w:sz w:val="19"/>
+          <w:szCs w:val="19"/>
+        </w:rPr>
+        <w:t xml:space="preserve">2026001 张三</w:t>
+      </w:r>
+      <w:r>
+        <w:rPr>
+          <w:rFonts w:ascii="宋体" w:hAnsi="宋体" w:eastAsia="宋体" w:cs="宋体"/>
+        </w:rPr>
+        <w:t xml:space="preserve"> —— 这样老师批阅和统计成绩时能直接认出你。</w:t>
       </w:r>
     </w:p>
     <w:p>
@@ -658,6 +667,63 @@
           <w:color w:val="2B6CF6"/>
         </w:rPr>
         <w:t xml:space="preserve">4. </w:t>
+      </w:r>
+      <w:r>
+        <w:rPr>
+          <w:rFonts w:ascii="宋体" w:hAnsi="宋体" w:eastAsia="宋体" w:cs="宋体"/>
+        </w:rPr>
+        <w:t xml:space="preserve">填写密码（至少 6 位）。</w:t>
+      </w:r>
+    </w:p>
+    <w:p>
+      <w:pPr>
+        <w:pStyle w:val="ListText"/>
+        <w:ind w:left="454" w:hanging="240"/>
+      </w:pPr>
+      <w:r>
+        <w:rPr>
+          <w:rFonts w:ascii="微软雅黑" w:hAnsi="微软雅黑" w:eastAsia="微软雅黑" w:cs="微软雅黑"/>
+          <w:b/>
+          <w:bCs/>
+          <w:color w:val="2B6CF6"/>
+        </w:rPr>
+        <w:t xml:space="preserve">5. </w:t>
+      </w:r>
+      <w:r>
+        <w:rPr>
+          <w:rFonts w:ascii="宋体" w:hAnsi="宋体" w:eastAsia="宋体" w:cs="宋体"/>
+        </w:rPr>
+        <w:t xml:space="preserve">如果老师允许自选班级，「选择班级」里选上你所在的班级 —— </w:t>
+      </w:r>
+      <w:r>
+        <w:rPr>
+          <w:rFonts w:ascii="宋体" w:hAnsi="宋体" w:eastAsia="宋体" w:cs="宋体"/>
+          <w:b/>
+          <w:bCs/>
+          <w:color w:val="16233D"/>
+        </w:rPr>
+        <w:t xml:space="preserve">不选班级就只能看到面向全体学生的作业</w:t>
+      </w:r>
+      <w:r>
+        <w:rPr>
+          <w:rFonts w:ascii="宋体" w:hAnsi="宋体" w:eastAsia="宋体" w:cs="宋体"/>
+        </w:rPr>
+        <w:t xml:space="preserve">。</w:t>
+      </w:r>
+    </w:p>
+    <w:p>
+      <w:pPr>
+        <w:pStyle w:val="ListText"/>
+        <w:ind w:left="454" w:hanging="240"/>
+      </w:pPr>
+      <w:r>
+        <w:rPr>
+          <w:rFonts w:ascii="微软雅黑" w:hAnsi="微软雅黑" w:eastAsia="微软雅黑" w:cs="微软雅黑"/>
+          <w:b/>
+          <w:bCs/>
+          <w:color w:val="2B6CF6"/>
+        </w:rPr>
+        <w:t xml:space="preserve">6. </w:t>
       </w:r>
       <w:r>
         <w:rPr>
@@ -796,7 +862,7 @@
           <w:sz w:val="18"/>
           <w:szCs w:val="18"/>
         </w:rPr>
-        <w:t xml:space="preserve"> 姓名</w:t>
+        <w:t xml:space="preserve"> 姓名（填「学号 + 姓名」）</w:t>
       </w:r>
       <w:r>
         <w:rPr>
@@ -881,6 +947,78 @@
           <w:szCs w:val="18"/>
         </w:rPr>
         <w:t xml:space="preserve"> 注册并登录</w:t>
+      </w:r>
+    </w:p>
+    <w:p>
+      <w:pPr>
+        <w:pStyle w:val="NoteText"/>
+        <w:ind w:left="113" w:right="113"/>
+        <w:spacing w:before="120" w:after="120" w:line="300" w:lineRule="auto"/>
+        <w:shd w:val="clear" w:color="auto" w:fill="EAF8EE"/>
+        <w:pBdr>
+          <w:top w:val="single" w:sz="6" w:space="6" w:color="16A34A"/>
+          <w:left w:val="single" w:sz="6" w:space="6" w:color="16A34A"/>
+          <w:bottom w:val="single" w:sz="6" w:space="6" w:color="16A34A"/>
+          <w:right w:val="single" w:sz="6" w:space="6" w:color="16A34A"/>
+        </w:pBdr>
+      </w:pPr>
+      <w:r>
+        <w:rPr>
+          <w:rFonts w:ascii="微软雅黑" w:hAnsi="微软雅黑" w:eastAsia="微软雅黑" w:cs="微软雅黑"/>
+          <w:b/>
+          <w:bCs/>
+          <w:color w:val="14602F"/>
+          <w:sz w:val="20"/>
+          <w:szCs w:val="20"/>
+        </w:rPr>
+        <w:t xml:space="preserve">建议　</w:t>
+      </w:r>
+      <w:r>
+        <w:rPr>
+          <w:rFonts w:ascii="宋体" w:hAnsi="宋体" w:eastAsia="宋体" w:cs="宋体"/>
+          <w:color w:val="14602F"/>
+          <w:sz w:val="20"/>
+          <w:szCs w:val="20"/>
+        </w:rPr>
+        <w:t xml:space="preserve">姓名栏写成 </w:t>
+      </w:r>
+      <w:r>
+        <w:rPr>
+          <w:rFonts w:ascii="宋体" w:hAnsi="宋体" w:eastAsia="宋体" w:cs="宋体"/>
+          <w:b/>
+          <w:bCs/>
+          <w:color w:val="14602F"/>
+          <w:sz w:val="20"/>
+          <w:szCs w:val="20"/>
+        </w:rPr>
+        <w:t xml:space="preserve">`学号 姓名`</w:t>
+      </w:r>
+      <w:r>
+        <w:rPr>
+          <w:rFonts w:ascii="宋体" w:hAnsi="宋体" w:eastAsia="宋体" w:cs="宋体"/>
+          <w:color w:val="14602F"/>
+          <w:sz w:val="20"/>
+          <w:szCs w:val="20"/>
+        </w:rPr>
+        <w:t xml:space="preserve">（例如 </w:t>
+      </w:r>
+      <w:r>
+        <w:rPr>
+          <w:rFonts w:ascii="Consolas" w:hAnsi="Consolas" w:eastAsia="Consolas" w:cs="Consolas"/>
+          <w:color w:val="B03A5B"/>
+          <w:sz w:val="20"/>
+          <w:szCs w:val="20"/>
+        </w:rPr>
+        <w:t xml:space="preserve">2026001 张三</w:t>
+      </w:r>
+      <w:r>
+        <w:rPr>
+          <w:rFonts w:ascii="宋体" w:hAnsi="宋体" w:eastAsia="宋体" w:cs="宋体"/>
+          <w:color w:val="14602F"/>
+          <w:sz w:val="20"/>
+          <w:szCs w:val="20"/>
+        </w:rPr>
+        <w:t xml:space="preserve">）最方便：老师在「提交审批」「我的成绩」里一眼就能对上人。如果账号是老师统一创建的，姓名已经填好，不用你改。</w:t>
       </w:r>
     </w:p>
     <w:p>
@@ -5876,7 +6014,572 @@
           <w:b/>
           <w:bCs/>
         </w:rPr>
-        <w:t xml:space="preserve">六、常见问题</w:t>
+        <w:t xml:space="preserve">六、手机上怎么用</w:t>
+      </w:r>
+    </w:p>
+    <w:p>
+      <w:pPr>
+        <w:pStyle w:val="BodyText"/>
+      </w:pPr>
+      <w:r>
+        <w:rPr>
+          <w:rFonts w:ascii="宋体" w:hAnsi="宋体" w:eastAsia="宋体" w:cs="宋体"/>
+        </w:rPr>
+        <w:t xml:space="preserve">手机浏览器的显示和电脑不一样：左边的菜单会变成</w:t>
+      </w:r>
+      <w:r>
+        <w:rPr>
+          <w:rFonts w:ascii="宋体" w:hAnsi="宋体" w:eastAsia="宋体" w:cs="宋体"/>
+          <w:b/>
+          <w:bCs/>
+          <w:color w:val="16233D"/>
+        </w:rPr>
+        <w:t xml:space="preserve">顶部一排按钮</w:t>
+      </w:r>
+      <w:r>
+        <w:rPr>
+          <w:rFonts w:ascii="宋体" w:hAnsi="宋体" w:eastAsia="宋体" w:cs="宋体"/>
+        </w:rPr>
+        <w:t xml:space="preserve">，而 </w:t>
+      </w:r>
+      <w:r>
+        <w:rPr>
+          <w:rFonts w:ascii="宋体" w:hAnsi="宋体" w:eastAsia="宋体" w:cs="宋体"/>
+          <w:b/>
+          <w:bCs/>
+          <w:color w:val="16233D"/>
+        </w:rPr>
+        <w:t xml:space="preserve">「退出登录」按钮在右上角</w:t>
+      </w:r>
+      <w:r>
+        <w:rPr>
+          <w:rFonts w:ascii="宋体" w:hAnsi="宋体" w:eastAsia="宋体" w:cs="宋体"/>
+        </w:rPr>
+        <w:t xml:space="preserve">，是一个蓝色的「退出」。</w:t>
+      </w:r>
+    </w:p>
+    <w:p>
+      <w:pPr>
+        <w:pStyle w:val="BodyText"/>
+        <w:jc w:val="center"/>
+        <w:spacing w:before="120" w:after="40" w:line="240" w:lineRule="auto"/>
+        <w:keepNext/>
+      </w:pPr>
+      <w:r>
+        <w:drawing>
+          <wp:inline distT="0" distB="0" distL="0" distR="0">
+            <wp:extent cx="1965960" cy="4114800"/>
+            <wp:effectExtent l="0" t="0" r="0" b="0"/>
+            <wp:docPr id="9" name="图片 9"/>
+            <wp:cNvGraphicFramePr>
+              <a:graphicFrameLocks xmlns:a="http://schemas.openxmlformats.org/drawingml/2006/main" noChangeAspect="1"/>
+            </wp:cNvGraphicFramePr>
+            <a:graphic xmlns:a="http://schemas.openxmlformats.org/drawingml/2006/main">
+              <a:graphicData uri="http://schemas.openxmlformats.org/drawingml/2006/picture">
+                <pic:pic xmlns:pic="http://schemas.openxmlformats.org/drawingml/2006/picture">
+                  <pic:nvPicPr>
+                    <pic:cNvPr id="9" name="image9.png"/>
+                    <pic:cNvPicPr/>
+                  </pic:nvPicPr>
+                  <pic:blipFill>
+                    <a:blip xmlns:r="http://schemas.openxmlformats.org/officeDocument/2006/relationships" r:embed="rId109"/>
+                    <a:stretch>
+                      <a:fillRect/>
+                    </a:stretch>
+                  </pic:blipFill>
+                  <pic:spPr>
+                    <a:xfrm>
+                      <a:off x="0" y="0"/>
+                      <a:ext cx="1965960" cy="4114800"/>
+                    </a:xfrm>
+                    <a:prstGeom prst="rect">
+                      <a:avLst/>
+                    </a:prstGeom>
+                    <a:ln xmlns:a="http://schemas.openxmlformats.org/drawingml/2006/main">
+                      <a:solidFill>
+                        <a:srgbClr val="D3DBE8"/>
+                      </a:solidFill>
+                    </a:ln>
+                  </pic:spPr>
+                </pic:pic>
+              </a:graphicData>
+            </a:graphic>
+          </wp:inline>
+        </w:drawing>
+      </w:r>
+    </w:p>
+    <w:p>
+      <w:pPr>
+        <w:pStyle w:val="CaptionText"/>
+        <w:jc w:val="center"/>
+      </w:pPr>
+      <w:r>
+        <w:rPr>
+          <w:rFonts w:ascii="微软雅黑" w:hAnsi="微软雅黑" w:eastAsia="微软雅黑" w:cs="微软雅黑"/>
+          <w:color w:val="7A869A"/>
+          <w:sz w:val="18"/>
+          <w:szCs w:val="18"/>
+        </w:rPr>
+        <w:t xml:space="preserve">图 9　手机端界面：右上角蓝色「退出」按钮，顶部一排是菜单</w:t>
+      </w:r>
+    </w:p>
+    <w:p>
+      <w:pPr>
+        <w:pStyle w:val="LegendText"/>
+        <w:ind w:left="113" w:right="113"/>
+        <w:spacing w:before="40" w:after="200" w:line="280" w:lineRule="auto"/>
+        <w:shd w:val="clear" w:color="auto" w:fill="F7F9FD"/>
+        <w:pBdr>
+          <w:left w:val="single" w:sz="12" w:space="6" w:color="D3DBE8"/>
+        </w:pBdr>
+      </w:pPr>
+      <w:r>
+        <w:rPr>
+          <w:rFonts w:ascii="微软雅黑" w:hAnsi="微软雅黑" w:eastAsia="微软雅黑" w:cs="微软雅黑"/>
+          <w:color w:val="9AA6B9"/>
+          <w:sz w:val="17"/>
+          <w:szCs w:val="17"/>
+        </w:rPr>
+        <w:t xml:space="preserve">图中编号　</w:t>
+      </w:r>
+      <w:r>
+        <w:rPr>
+          <w:rFonts w:ascii="微软雅黑" w:hAnsi="微软雅黑" w:eastAsia="微软雅黑" w:cs="微软雅黑"/>
+          <w:b/>
+          <w:bCs/>
+          <w:color w:val="FF3B30"/>
+          <w:sz w:val="18"/>
+          <w:szCs w:val="18"/>
+        </w:rPr>
+        <w:t xml:space="preserve">1</w:t>
+      </w:r>
+      <w:r>
+        <w:rPr>
+          <w:rFonts w:ascii="宋体" w:hAnsi="宋体" w:eastAsia="宋体" w:cs="宋体"/>
+          <w:color w:val="47536B"/>
+          <w:sz w:val="18"/>
+          <w:szCs w:val="18"/>
+        </w:rPr>
+        <w:t xml:space="preserve"> 右上角「退出」按钮（手机上就在这里退出登录）</w:t>
+      </w:r>
+      <w:r>
+        <w:rPr>
+          <w:rFonts w:ascii="宋体" w:hAnsi="宋体" w:eastAsia="宋体" w:cs="宋体"/>
+          <w:sz w:val="17"/>
+          <w:szCs w:val="17"/>
+        </w:rPr>
+        <w:t xml:space="preserve">　　</w:t>
+      </w:r>
+      <w:r>
+        <w:rPr>
+          <w:rFonts w:ascii="微软雅黑" w:hAnsi="微软雅黑" w:eastAsia="微软雅黑" w:cs="微软雅黑"/>
+          <w:b/>
+          <w:bCs/>
+          <w:color w:val="FF3B30"/>
+          <w:sz w:val="18"/>
+          <w:szCs w:val="18"/>
+        </w:rPr>
+        <w:t xml:space="preserve">2</w:t>
+      </w:r>
+      <w:r>
+        <w:rPr>
+          <w:rFonts w:ascii="宋体" w:hAnsi="宋体" w:eastAsia="宋体" w:cs="宋体"/>
+          <w:color w:val="47536B"/>
+          <w:sz w:val="18"/>
+          <w:szCs w:val="18"/>
+        </w:rPr>
+        <w:t xml:space="preserve"> 顶部菜单条中的「修改密码」</w:t>
+      </w:r>
+      <w:r>
+        <w:rPr>
+          <w:rFonts w:ascii="宋体" w:hAnsi="宋体" w:eastAsia="宋体" w:cs="宋体"/>
+          <w:sz w:val="17"/>
+          <w:szCs w:val="17"/>
+        </w:rPr>
+        <w:t xml:space="preserve">　　</w:t>
+      </w:r>
+      <w:r>
+        <w:rPr>
+          <w:rFonts w:ascii="微软雅黑" w:hAnsi="微软雅黑" w:eastAsia="微软雅黑" w:cs="微软雅黑"/>
+          <w:b/>
+          <w:bCs/>
+          <w:color w:val="FF3B30"/>
+          <w:sz w:val="18"/>
+          <w:szCs w:val="18"/>
+        </w:rPr>
+        <w:t xml:space="preserve">3</w:t>
+      </w:r>
+      <w:r>
+        <w:rPr>
+          <w:rFonts w:ascii="宋体" w:hAnsi="宋体" w:eastAsia="宋体" w:cs="宋体"/>
+          <w:color w:val="47536B"/>
+          <w:sz w:val="18"/>
+          <w:szCs w:val="18"/>
+        </w:rPr>
+        <w:t xml:space="preserve"> 作业卡片</w:t>
+      </w:r>
+    </w:p>
+    <w:tbl>
+      <w:tblPr>
+        <w:tblW w:w="9412" w:type="dxa"/>
+        <w:tblBorders>
+          <w:top w:val="single" w:sz="4" w:space="0" w:color="D3DBE8"/>
+          <w:left w:val="single" w:sz="4" w:space="0" w:color="D3DBE8"/>
+          <w:bottom w:val="single" w:sz="4" w:space="0" w:color="D3DBE8"/>
+          <w:right w:val="single" w:sz="4" w:space="0" w:color="D3DBE8"/>
+          <w:insideH w:val="single" w:sz="4" w:space="0" w:color="D3DBE8"/>
+          <w:insideV w:val="single" w:sz="4" w:space="0" w:color="D3DBE8"/>
+        </w:tblBorders>
+        <w:tblCellMar>
+          <w:top w:w="70" w:type="dxa"/>
+          <w:left w:w="110" w:type="dxa"/>
+          <w:bottom w:w="70" w:type="dxa"/>
+          <w:right w:w="110" w:type="dxa"/>
+        </w:tblCellMar>
+      </w:tblPr>
+      <w:tblGrid>
+        <w:gridCol w:w="2824"/>
+        <w:gridCol w:w="6588"/>
+      </w:tblGrid>
+      <w:tr>
+        <w:trPr>
+          <w:tblHeader/>
+          <w:cantSplit/>
+        </w:trPr>
+        <w:tc>
+          <w:tcPr>
+            <w:tcW w:w="2824" w:type="dxa"/>
+            <w:shd w:val="clear" w:color="auto" w:fill="EAF1FF"/>
+            <w:vAlign w:val="center"/>
+          </w:tcPr>
+          <w:p>
+            <w:pPr>
+              <w:pStyle w:val="TableText"/>
+            </w:pPr>
+            <w:r>
+              <w:rPr>
+                <w:rFonts w:ascii="微软雅黑" w:hAnsi="微软雅黑" w:eastAsia="微软雅黑" w:cs="微软雅黑"/>
+                <w:b/>
+                <w:bCs/>
+                <w:color w:val="1B3A7A"/>
+                <w:sz w:val="19"/>
+                <w:szCs w:val="19"/>
+              </w:rPr>
+              <w:t xml:space="preserve">想做什么</w:t>
+            </w:r>
+          </w:p>
+        </w:tc>
+        <w:tc>
+          <w:tcPr>
+            <w:tcW w:w="6588" w:type="dxa"/>
+            <w:shd w:val="clear" w:color="auto" w:fill="EAF1FF"/>
+            <w:vAlign w:val="center"/>
+          </w:tcPr>
+          <w:p>
+            <w:pPr>
+              <w:pStyle w:val="TableText"/>
+            </w:pPr>
+            <w:r>
+              <w:rPr>
+                <w:rFonts w:ascii="微软雅黑" w:hAnsi="微软雅黑" w:eastAsia="微软雅黑" w:cs="微软雅黑"/>
+                <w:b/>
+                <w:bCs/>
+                <w:color w:val="1B3A7A"/>
+                <w:sz w:val="19"/>
+                <w:szCs w:val="19"/>
+              </w:rPr>
+              <w:t xml:space="preserve">手机上点哪里</w:t>
+            </w:r>
+          </w:p>
+        </w:tc>
+      </w:tr>
+      <w:tr>
+        <w:trPr>
+          <w:cantSplit/>
+        </w:trPr>
+        <w:tc>
+          <w:tcPr>
+            <w:tcW w:w="2824" w:type="dxa"/>
+            <w:vAlign w:val="center"/>
+          </w:tcPr>
+          <w:p>
+            <w:pPr>
+              <w:pStyle w:val="TableText"/>
+            </w:pPr>
+            <w:r>
+              <w:rPr>
+                <w:rFonts w:ascii="宋体" w:hAnsi="宋体" w:eastAsia="宋体" w:cs="宋体"/>
+                <w:sz w:val="19"/>
+                <w:szCs w:val="19"/>
+              </w:rPr>
+              <w:t xml:space="preserve">退出登录（换账号）</w:t>
+            </w:r>
+          </w:p>
+        </w:tc>
+        <w:tc>
+          <w:tcPr>
+            <w:tcW w:w="6588" w:type="dxa"/>
+            <w:vAlign w:val="center"/>
+          </w:tcPr>
+          <w:p>
+            <w:pPr>
+              <w:pStyle w:val="TableText"/>
+            </w:pPr>
+            <w:r>
+              <w:rPr>
+                <w:rFonts w:ascii="宋体" w:hAnsi="宋体" w:eastAsia="宋体" w:cs="宋体"/>
+                <w:sz w:val="19"/>
+                <w:szCs w:val="19"/>
+              </w:rPr>
+              <w:t xml:space="preserve">右上角蓝色的「退出」按钮</w:t>
+            </w:r>
+          </w:p>
+        </w:tc>
+      </w:tr>
+      <w:tr>
+        <w:trPr>
+          <w:cantSplit/>
+        </w:trPr>
+        <w:tc>
+          <w:tcPr>
+            <w:tcW w:w="2824" w:type="dxa"/>
+            <w:vAlign w:val="center"/>
+          </w:tcPr>
+          <w:p>
+            <w:pPr>
+              <w:pStyle w:val="TableText"/>
+            </w:pPr>
+            <w:r>
+              <w:rPr>
+                <w:rFonts w:ascii="宋体" w:hAnsi="宋体" w:eastAsia="宋体" w:cs="宋体"/>
+                <w:sz w:val="19"/>
+                <w:szCs w:val="19"/>
+              </w:rPr>
+              <w:t xml:space="preserve">修改密码</w:t>
+            </w:r>
+          </w:p>
+        </w:tc>
+        <w:tc>
+          <w:tcPr>
+            <w:tcW w:w="6588" w:type="dxa"/>
+            <w:vAlign w:val="center"/>
+          </w:tcPr>
+          <w:p>
+            <w:pPr>
+              <w:pStyle w:val="TableText"/>
+            </w:pPr>
+            <w:r>
+              <w:rPr>
+                <w:rFonts w:ascii="宋体" w:hAnsi="宋体" w:eastAsia="宋体" w:cs="宋体"/>
+                <w:sz w:val="19"/>
+                <w:szCs w:val="19"/>
+              </w:rPr>
+              <w:t xml:space="preserve">顶部菜单条里的「修改密码」</w:t>
+            </w:r>
+          </w:p>
+        </w:tc>
+      </w:tr>
+      <w:tr>
+        <w:trPr>
+          <w:cantSplit/>
+        </w:trPr>
+        <w:tc>
+          <w:tcPr>
+            <w:tcW w:w="2824" w:type="dxa"/>
+            <w:vAlign w:val="center"/>
+          </w:tcPr>
+          <w:p>
+            <w:pPr>
+              <w:pStyle w:val="TableText"/>
+            </w:pPr>
+            <w:r>
+              <w:rPr>
+                <w:rFonts w:ascii="宋体" w:hAnsi="宋体" w:eastAsia="宋体" w:cs="宋体"/>
+                <w:sz w:val="19"/>
+                <w:szCs w:val="19"/>
+              </w:rPr>
+              <w:t xml:space="preserve">看我的作业 / 成绩</w:t>
+            </w:r>
+          </w:p>
+        </w:tc>
+        <w:tc>
+          <w:tcPr>
+            <w:tcW w:w="6588" w:type="dxa"/>
+            <w:vAlign w:val="center"/>
+          </w:tcPr>
+          <w:p>
+            <w:pPr>
+              <w:pStyle w:val="TableText"/>
+            </w:pPr>
+            <w:r>
+              <w:rPr>
+                <w:rFonts w:ascii="宋体" w:hAnsi="宋体" w:eastAsia="宋体" w:cs="宋体"/>
+                <w:sz w:val="19"/>
+                <w:szCs w:val="19"/>
+              </w:rPr>
+              <w:t xml:space="preserve">顶部菜单条里的「我的作业」「我的成绩」</w:t>
+            </w:r>
+          </w:p>
+        </w:tc>
+      </w:tr>
+      <w:tr>
+        <w:trPr>
+          <w:cantSplit/>
+        </w:trPr>
+        <w:tc>
+          <w:tcPr>
+            <w:tcW w:w="2824" w:type="dxa"/>
+            <w:vAlign w:val="center"/>
+          </w:tcPr>
+          <w:p>
+            <w:pPr>
+              <w:pStyle w:val="TableText"/>
+            </w:pPr>
+            <w:r>
+              <w:rPr>
+                <w:rFonts w:ascii="宋体" w:hAnsi="宋体" w:eastAsia="宋体" w:cs="宋体"/>
+                <w:sz w:val="19"/>
+                <w:szCs w:val="19"/>
+              </w:rPr>
+              <w:t xml:space="preserve">切换班级</w:t>
+            </w:r>
+          </w:p>
+        </w:tc>
+        <w:tc>
+          <w:tcPr>
+            <w:tcW w:w="6588" w:type="dxa"/>
+            <w:vAlign w:val="center"/>
+          </w:tcPr>
+          <w:p>
+            <w:pPr>
+              <w:pStyle w:val="TableText"/>
+            </w:pPr>
+            <w:r>
+              <w:rPr>
+                <w:rFonts w:ascii="宋体" w:hAnsi="宋体" w:eastAsia="宋体" w:cs="宋体"/>
+                <w:sz w:val="19"/>
+                <w:szCs w:val="19"/>
+              </w:rPr>
+              <w:t xml:space="preserve">「我的作业」页面右上角的「选择班级 / 切换班级」</w:t>
+            </w:r>
+          </w:p>
+        </w:tc>
+      </w:tr>
+      <w:tr>
+        <w:trPr>
+          <w:cantSplit/>
+        </w:trPr>
+        <w:tc>
+          <w:tcPr>
+            <w:tcW w:w="2824" w:type="dxa"/>
+            <w:vAlign w:val="center"/>
+          </w:tcPr>
+          <w:p>
+            <w:pPr>
+              <w:pStyle w:val="TableText"/>
+            </w:pPr>
+            <w:r>
+              <w:rPr>
+                <w:rFonts w:ascii="宋体" w:hAnsi="宋体" w:eastAsia="宋体" w:cs="宋体"/>
+                <w:sz w:val="19"/>
+                <w:szCs w:val="19"/>
+              </w:rPr>
+              <w:t xml:space="preserve">提交作业</w:t>
+            </w:r>
+          </w:p>
+        </w:tc>
+        <w:tc>
+          <w:tcPr>
+            <w:tcW w:w="6588" w:type="dxa"/>
+            <w:vAlign w:val="center"/>
+          </w:tcPr>
+          <w:p>
+            <w:pPr>
+              <w:pStyle w:val="TableText"/>
+            </w:pPr>
+            <w:r>
+              <w:rPr>
+                <w:rFonts w:ascii="宋体" w:hAnsi="宋体" w:eastAsia="宋体" w:cs="宋体"/>
+                <w:sz w:val="19"/>
+                <w:szCs w:val="19"/>
+              </w:rPr>
+              <w:t xml:space="preserve">点开作业卡片后，往下滑到作答框和「提交作业」按钮</w:t>
+            </w:r>
+          </w:p>
+        </w:tc>
+      </w:tr>
+    </w:tbl>
+    <w:p>
+      <w:pPr>
+        <w:pStyle w:val="TableText"/>
+      </w:pPr>
+    </w:p>
+    <w:p>
+      <w:pPr>
+        <w:pStyle w:val="NoteText"/>
+        <w:ind w:left="113" w:right="113"/>
+        <w:spacing w:before="120" w:after="120" w:line="300" w:lineRule="auto"/>
+        <w:shd w:val="clear" w:color="auto" w:fill="FDF3E2"/>
+        <w:pBdr>
+          <w:top w:val="single" w:sz="6" w:space="6" w:color="D97706"/>
+          <w:left w:val="single" w:sz="6" w:space="6" w:color="D97706"/>
+          <w:bottom w:val="single" w:sz="6" w:space="6" w:color="D97706"/>
+          <w:right w:val="single" w:sz="6" w:space="6" w:color="D97706"/>
+        </w:pBdr>
+      </w:pPr>
+      <w:r>
+        <w:rPr>
+          <w:rFonts w:ascii="微软雅黑" w:hAnsi="微软雅黑" w:eastAsia="微软雅黑" w:cs="微软雅黑"/>
+          <w:b/>
+          <w:bCs/>
+          <w:color w:val="8A4B04"/>
+          <w:sz w:val="20"/>
+          <w:szCs w:val="20"/>
+        </w:rPr>
+        <w:t xml:space="preserve">注意　</w:t>
+      </w:r>
+      <w:r>
+        <w:rPr>
+          <w:rFonts w:ascii="宋体" w:hAnsi="宋体" w:eastAsia="宋体" w:cs="宋体"/>
+          <w:color w:val="8A4B04"/>
+          <w:sz w:val="20"/>
+          <w:szCs w:val="20"/>
+        </w:rPr>
+        <w:t xml:space="preserve">手机上</w:t>
+      </w:r>
+      <w:r>
+        <w:rPr>
+          <w:rFonts w:ascii="宋体" w:hAnsi="宋体" w:eastAsia="宋体" w:cs="宋体"/>
+          <w:b/>
+          <w:bCs/>
+          <w:color w:val="8A4B04"/>
+          <w:sz w:val="20"/>
+          <w:szCs w:val="20"/>
+        </w:rPr>
+        <w:t xml:space="preserve">提交作业后请把页面往下滑到底</w:t>
+      </w:r>
+      <w:r>
+        <w:rPr>
+          <w:rFonts w:ascii="宋体" w:hAnsi="宋体" w:eastAsia="宋体" w:cs="宋体"/>
+          <w:color w:val="8A4B04"/>
+          <w:sz w:val="20"/>
+          <w:szCs w:val="20"/>
+        </w:rPr>
+        <w:t xml:space="preserve">，确认按钮上方的提示变成「作业已提交，等待老师批阅」，否则可能没有交上。上传附件时建议用 WiFi，避免流量消耗。</w:t>
+      </w:r>
+    </w:p>
+    <w:p>
+      <w:pPr>
+        <w:pStyle w:val="Heading1"/>
+        <w:keepNext/>
+      </w:pPr>
+      <w:r>
+        <w:rPr>
+          <w:rFonts w:ascii="微软雅黑" w:hAnsi="微软雅黑" w:eastAsia="微软雅黑" w:cs="微软雅黑"/>
+          <w:b/>
+          <w:bCs/>
+        </w:rPr>
+        <w:t xml:space="preserve">七、常见问题</w:t>
       </w:r>
     </w:p>
     <w:tbl>
@@ -6614,7 +7317,7 @@
           <w:b/>
           <w:bCs/>
         </w:rPr>
-        <w:t xml:space="preserve">七、几个好习惯</w:t>
+        <w:t xml:space="preserve">八、几个好习惯</w:t>
       </w:r>
     </w:p>
     <w:p>

--- a/docs/3-云作业-学生使用手册.docx
+++ b/docs/3-云作业-学生使用手册.docx
@@ -693,7 +693,7 @@
         <w:rPr>
           <w:rFonts w:ascii="宋体" w:hAnsi="宋体" w:eastAsia="宋体" w:cs="宋体"/>
         </w:rPr>
-        <w:t xml:space="preserve">如果老师允许自选班级，「选择班级」里选上你所在的班级 —— </w:t>
+        <w:t xml:space="preserve">如果老师允许自选班级，「选择班级」里</w:t>
       </w:r>
       <w:r>
         <w:rPr>
@@ -702,13 +702,13 @@
           <w:bCs/>
           <w:color w:val="16233D"/>
         </w:rPr>
-        <w:t xml:space="preserve">不选班级就只能看到面向全体学生的作业</w:t>
-      </w:r>
-      <w:r>
-        <w:rPr>
-          <w:rFonts w:ascii="宋体" w:hAnsi="宋体" w:eastAsia="宋体" w:cs="宋体"/>
-        </w:rPr>
-        <w:t xml:space="preserve">。</w:t>
+        <w:t xml:space="preserve">勾选你所在的班级（可以多选，同时属于几个班就勾几个）</w:t>
+      </w:r>
+      <w:r>
+        <w:rPr>
+          <w:rFonts w:ascii="宋体" w:hAnsi="宋体" w:eastAsia="宋体" w:cs="宋体"/>
+        </w:rPr>
+        <w:t xml:space="preserve"> —— 一个都不勾就只能看到面向全体学生的作业。</w:t>
       </w:r>
     </w:p>
     <w:p>
@@ -794,7 +794,7 @@
           <w:sz w:val="18"/>
           <w:szCs w:val="18"/>
         </w:rPr>
-        <w:t xml:space="preserve">图 2　注册页（第 4 项只有老师开启自选班级时才出现）</w:t>
+        <w:t xml:space="preserve">图 2　注册页（第 4 项只有老师开启自选班级时才出现，可多选）</w:t>
       </w:r>
     </w:p>
     <w:p>
@@ -918,7 +918,7 @@
           <w:sz w:val="18"/>
           <w:szCs w:val="18"/>
         </w:rPr>
-        <w:t xml:space="preserve"> 选择班级</w:t>
+        <w:t xml:space="preserve"> 选择班级（可勾选多个）</w:t>
       </w:r>
       <w:r>
         <w:rPr>
@@ -2515,7 +2515,22 @@
         <w:rPr>
           <w:rFonts w:ascii="宋体" w:hAnsi="宋体" w:eastAsia="宋体" w:cs="宋体"/>
         </w:rPr>
-        <w:t xml:space="preserve"> 按钮。选好班级后，才能看到该班级老师发布的作业。</w:t>
+        <w:t xml:space="preserve"> 按钮。</w:t>
+      </w:r>
+      <w:r>
+        <w:rPr>
+          <w:rFonts w:ascii="宋体" w:hAnsi="宋体" w:eastAsia="宋体" w:cs="宋体"/>
+          <w:b/>
+          <w:bCs/>
+          <w:color w:val="16233D"/>
+        </w:rPr>
+        <w:t xml:space="preserve">可以同时勾选多个班级</w:t>
+      </w:r>
+      <w:r>
+        <w:rPr>
+          <w:rFonts w:ascii="宋体" w:hAnsi="宋体" w:eastAsia="宋体" w:cs="宋体"/>
+        </w:rPr>
+        <w:t xml:space="preserve">（例如你既在「方向一」又在「方向二」上课），勾了哪个班就能看到那个班老师发布的作业。</w:t>
       </w:r>
     </w:p>
     <w:p>
@@ -2580,7 +2595,7 @@
           <w:sz w:val="18"/>
           <w:szCs w:val="18"/>
         </w:rPr>
-        <w:t xml:space="preserve">图 5　选择你的班级</w:t>
+        <w:t xml:space="preserve">图 5　选择你的班级（可勾选多个）</w:t>
       </w:r>
     </w:p>
     <w:p>
@@ -2620,7 +2635,7 @@
           <w:sz w:val="18"/>
           <w:szCs w:val="18"/>
         </w:rPr>
-        <w:t xml:space="preserve"> 选择一个班级</w:t>
+        <w:t xml:space="preserve"> 勾选你所在的班级（可多选）</w:t>
       </w:r>
       <w:r>
         <w:rPr>
@@ -2648,34 +2663,6 @@
           <w:sz w:val="18"/>
           <w:szCs w:val="18"/>
         </w:rPr>
-        <w:t xml:space="preserve"> 暂不选择（只看面向全体学生的作业）</w:t>
-      </w:r>
-      <w:r>
-        <w:rPr>
-          <w:rFonts w:ascii="宋体" w:hAnsi="宋体" w:eastAsia="宋体" w:cs="宋体"/>
-          <w:sz w:val="17"/>
-          <w:szCs w:val="17"/>
-        </w:rPr>
-        <w:t xml:space="preserve">　　</w:t>
-      </w:r>
-      <w:r>
-        <w:rPr>
-          <w:rFonts w:ascii="微软雅黑" w:hAnsi="微软雅黑" w:eastAsia="微软雅黑" w:cs="微软雅黑"/>
-          <w:b/>
-          <w:bCs/>
-          <w:color w:val="FF3B30"/>
-          <w:sz w:val="18"/>
-          <w:szCs w:val="18"/>
-        </w:rPr>
-        <w:t xml:space="preserve">3</w:t>
-      </w:r>
-      <w:r>
-        <w:rPr>
-          <w:rFonts w:ascii="宋体" w:hAnsi="宋体" w:eastAsia="宋体" w:cs="宋体"/>
-          <w:color w:val="47536B"/>
-          <w:sz w:val="18"/>
-          <w:szCs w:val="18"/>
-        </w:rPr>
         <w:t xml:space="preserve"> 确定</w:t>
       </w:r>
     </w:p>
@@ -2700,13 +2687,13 @@
           <w:bCs/>
           <w:color w:val="16233D"/>
         </w:rPr>
-        <w:t xml:space="preserve">选错班级会怎样</w:t>
-      </w:r>
-      <w:r>
-        <w:rPr>
-          <w:rFonts w:ascii="宋体" w:hAnsi="宋体" w:eastAsia="宋体" w:cs="宋体"/>
-        </w:rPr>
-        <w:t xml:space="preserve">：你会看到别的班的作业，本班作业反而看不到——点「切换班级」重新选即可。</w:t>
+        <w:t xml:space="preserve">可以多选</w:t>
+      </w:r>
+      <w:r>
+        <w:rPr>
+          <w:rFonts w:ascii="宋体" w:hAnsi="宋体" w:eastAsia="宋体" w:cs="宋体"/>
+        </w:rPr>
+        <w:t xml:space="preserve">：同时属于几个班就勾几个，这些班的作业都会出现在你的列表里。</w:t>
       </w:r>
     </w:p>
     <w:p>
@@ -2730,13 +2717,43 @@
           <w:bCs/>
           <w:color w:val="16233D"/>
         </w:rPr>
-        <w:t xml:space="preserve">暂时不想选</w:t>
-      </w:r>
-      <w:r>
-        <w:rPr>
-          <w:rFonts w:ascii="宋体" w:hAnsi="宋体" w:eastAsia="宋体" w:cs="宋体"/>
-        </w:rPr>
-        <w:t xml:space="preserve">：选「暂不选择」，此时只能看到面向全体学生的作业。</w:t>
+        <w:t xml:space="preserve">选错班级会怎样</w:t>
+      </w:r>
+      <w:r>
+        <w:rPr>
+          <w:rFonts w:ascii="宋体" w:hAnsi="宋体" w:eastAsia="宋体" w:cs="宋体"/>
+        </w:rPr>
+        <w:t xml:space="preserve">：你会看到别的班的作业，本班作业反而看不到——点「切换班级」重新勾即可。</w:t>
+      </w:r>
+    </w:p>
+    <w:p>
+      <w:pPr>
+        <w:pStyle w:val="ListText"/>
+        <w:ind w:left="454" w:hanging="240"/>
+      </w:pPr>
+      <w:r>
+        <w:rPr>
+          <w:rFonts w:ascii="微软雅黑" w:hAnsi="微软雅黑" w:eastAsia="微软雅黑" w:cs="微软雅黑"/>
+          <w:b/>
+          <w:bCs/>
+          <w:color w:val="2B6CF6"/>
+        </w:rPr>
+        <w:t xml:space="preserve">• </w:t>
+      </w:r>
+      <w:r>
+        <w:rPr>
+          <w:rFonts w:ascii="宋体" w:hAnsi="宋体" w:eastAsia="宋体" w:cs="宋体"/>
+          <w:b/>
+          <w:bCs/>
+          <w:color w:val="16233D"/>
+        </w:rPr>
+        <w:t xml:space="preserve">一个都不勾</w:t>
+      </w:r>
+      <w:r>
+        <w:rPr>
+          <w:rFonts w:ascii="宋体" w:hAnsi="宋体" w:eastAsia="宋体" w:cs="宋体"/>
+        </w:rPr>
+        <w:t xml:space="preserve">：只能看到面向全体学生的作业。</w:t>
       </w:r>
     </w:p>
     <w:p>
